--- a/Szerverek/WIN-SRV állapotok.docx
+++ b/Szerverek/WIN-SRV állapotok.docx
@@ -972,10 +972,1782 @@
     </w:p>
     <w:p>
       <w:pPr>
+        <w:pStyle w:val="NormlWeb"/>
+      </w:pPr>
+      <w:proofErr w:type="gramStart"/>
+      <w:r>
+        <w:rPr>
+          <w:rFonts w:hAnsi="Symbol"/>
+        </w:rPr>
+        <w:t></w:t>
+      </w:r>
+      <w:r>
+        <w:t xml:space="preserve">  </w:t>
+      </w:r>
+      <w:proofErr w:type="spellStart"/>
+      <w:r>
+        <w:rPr>
+          <w:b/>
+          <w:bCs/>
+        </w:rPr>
+        <w:t>Active</w:t>
+      </w:r>
+      <w:proofErr w:type="spellEnd"/>
+      <w:proofErr w:type="gramEnd"/>
+      <w:r>
+        <w:rPr>
+          <w:b/>
+          <w:bCs/>
+        </w:rPr>
+        <w:t xml:space="preserve"> </w:t>
+      </w:r>
+      <w:proofErr w:type="spellStart"/>
+      <w:r>
+        <w:rPr>
+          <w:b/>
+          <w:bCs/>
+        </w:rPr>
+        <w:t>Directory</w:t>
+      </w:r>
+      <w:proofErr w:type="spellEnd"/>
+      <w:r>
+        <w:rPr>
+          <w:b/>
+          <w:bCs/>
+        </w:rPr>
+        <w:t xml:space="preserve"> </w:t>
+      </w:r>
+      <w:proofErr w:type="spellStart"/>
+      <w:r>
+        <w:rPr>
+          <w:b/>
+          <w:bCs/>
+        </w:rPr>
+        <w:t>Domain</w:t>
+      </w:r>
+      <w:proofErr w:type="spellEnd"/>
+      <w:r>
+        <w:rPr>
+          <w:b/>
+          <w:bCs/>
+        </w:rPr>
+        <w:t xml:space="preserve"> </w:t>
+      </w:r>
+      <w:proofErr w:type="spellStart"/>
+      <w:r>
+        <w:rPr>
+          <w:b/>
+          <w:bCs/>
+        </w:rPr>
+        <w:t>Services</w:t>
+      </w:r>
+      <w:proofErr w:type="spellEnd"/>
+      <w:r>
+        <w:rPr>
+          <w:b/>
+          <w:bCs/>
+        </w:rPr>
+        <w:t xml:space="preserve"> (AD DS):</w:t>
+      </w:r>
+    </w:p>
+    <w:p>
+      <w:pPr>
+        <w:pStyle w:val="NormlWeb"/>
         <w:numPr>
           <w:ilvl w:val="0"/>
-          <w:numId w:val="1"/>
+          <w:numId w:val="3"/>
         </w:numPr>
+      </w:pPr>
+      <w:r>
+        <w:rPr>
+          <w:b/>
+          <w:bCs/>
+        </w:rPr>
+        <w:t>Struktúra:</w:t>
+      </w:r>
+      <w:r>
+        <w:t xml:space="preserve"> Hierarchikus OU felépítés (</w:t>
+      </w:r>
+      <w:r>
+        <w:rPr>
+          <w:rStyle w:val="HTML-kd"/>
+        </w:rPr>
+        <w:t>OFFICE_HQ</w:t>
+      </w:r>
+      <w:r>
+        <w:t xml:space="preserve">, </w:t>
+      </w:r>
+      <w:r>
+        <w:rPr>
+          <w:rStyle w:val="HTML-kd"/>
+        </w:rPr>
+        <w:t>RETAIL_BOLT</w:t>
+      </w:r>
+      <w:r>
+        <w:t>) implementálva.</w:t>
+      </w:r>
+    </w:p>
+    <w:p>
+      <w:pPr>
+        <w:pStyle w:val="NormlWeb"/>
+        <w:numPr>
+          <w:ilvl w:val="0"/>
+          <w:numId w:val="3"/>
+        </w:numPr>
+      </w:pPr>
+      <w:r>
+        <w:rPr>
+          <w:b/>
+          <w:bCs/>
+        </w:rPr>
+        <w:t>Objektumok:</w:t>
+      </w:r>
+      <w:r>
+        <w:t xml:space="preserve"> Minden VLAN-hoz dedikált tesztfelhasználó (pl. </w:t>
+      </w:r>
+      <w:r>
+        <w:rPr>
+          <w:i/>
+          <w:iCs/>
+        </w:rPr>
+        <w:t>Irodai Ilona, Biztonsági Béla</w:t>
+      </w:r>
+      <w:r>
+        <w:t xml:space="preserve">) és számítógépfiók (pl. </w:t>
+      </w:r>
+      <w:r>
+        <w:rPr>
+          <w:i/>
+          <w:iCs/>
+        </w:rPr>
+        <w:t>BT-OFFICE-01, BT-SEC-01</w:t>
+      </w:r>
+      <w:r>
+        <w:t>) létrehozva.</w:t>
+      </w:r>
+    </w:p>
+    <w:p>
+      <w:pPr>
+        <w:pStyle w:val="NormlWeb"/>
+        <w:numPr>
+          <w:ilvl w:val="0"/>
+          <w:numId w:val="3"/>
+        </w:numPr>
+      </w:pPr>
+      <w:r>
+        <w:rPr>
+          <w:b/>
+          <w:bCs/>
+        </w:rPr>
+        <w:t>Csoportkezelés:</w:t>
+      </w:r>
+      <w:r>
+        <w:t xml:space="preserve"> Globális biztonsági csoportok (</w:t>
+      </w:r>
+      <w:proofErr w:type="spellStart"/>
+      <w:r>
+        <w:t>Security</w:t>
+      </w:r>
+      <w:proofErr w:type="spellEnd"/>
+      <w:r>
+        <w:t xml:space="preserve"> </w:t>
+      </w:r>
+      <w:proofErr w:type="spellStart"/>
+      <w:r>
+        <w:t>Groups</w:t>
+      </w:r>
+      <w:proofErr w:type="spellEnd"/>
+      <w:r>
+        <w:t>) kialakítva részlegenként.</w:t>
+      </w:r>
+    </w:p>
+    <w:p>
+      <w:pPr>
+        <w:pStyle w:val="NormlWeb"/>
+      </w:pPr>
+      <w:proofErr w:type="gramStart"/>
+      <w:r>
+        <w:rPr>
+          <w:rFonts w:hAnsi="Symbol"/>
+        </w:rPr>
+        <w:t></w:t>
+      </w:r>
+      <w:r>
+        <w:t xml:space="preserve">  </w:t>
+      </w:r>
+      <w:r>
+        <w:rPr>
+          <w:b/>
+          <w:bCs/>
+        </w:rPr>
+        <w:t>DNS</w:t>
+      </w:r>
+      <w:proofErr w:type="gramEnd"/>
+      <w:r>
+        <w:rPr>
+          <w:b/>
+          <w:bCs/>
+        </w:rPr>
+        <w:t xml:space="preserve"> Szerver:</w:t>
+      </w:r>
+    </w:p>
+    <w:p>
+      <w:pPr>
+        <w:pStyle w:val="NormlWeb"/>
+        <w:numPr>
+          <w:ilvl w:val="0"/>
+          <w:numId w:val="4"/>
+        </w:numPr>
+      </w:pPr>
+      <w:r>
+        <w:rPr>
+          <w:b/>
+          <w:bCs/>
+        </w:rPr>
+        <w:t>Zónák:</w:t>
+      </w:r>
+      <w:r>
+        <w:t xml:space="preserve"> </w:t>
+      </w:r>
+      <w:proofErr w:type="spellStart"/>
+      <w:proofErr w:type="gramStart"/>
+      <w:r>
+        <w:rPr>
+          <w:rStyle w:val="HTML-kd"/>
+        </w:rPr>
+        <w:t>qube.local</w:t>
+      </w:r>
+      <w:proofErr w:type="spellEnd"/>
+      <w:proofErr w:type="gramEnd"/>
+      <w:r>
+        <w:t xml:space="preserve"> </w:t>
+      </w:r>
+      <w:proofErr w:type="spellStart"/>
+      <w:r>
+        <w:t>Forward</w:t>
+      </w:r>
+      <w:proofErr w:type="spellEnd"/>
+      <w:r>
+        <w:t xml:space="preserve"> és </w:t>
+      </w:r>
+      <w:r>
+        <w:rPr>
+          <w:rStyle w:val="HTML-kd"/>
+        </w:rPr>
+        <w:t>10.1.10.in-addr.arpa</w:t>
+      </w:r>
+      <w:r>
+        <w:t xml:space="preserve"> </w:t>
+      </w:r>
+      <w:proofErr w:type="spellStart"/>
+      <w:r>
+        <w:t>Reverse</w:t>
+      </w:r>
+      <w:proofErr w:type="spellEnd"/>
+      <w:r>
+        <w:t xml:space="preserve"> zónák aktívak.</w:t>
+      </w:r>
+    </w:p>
+    <w:p>
+      <w:pPr>
+        <w:pStyle w:val="NormlWeb"/>
+        <w:numPr>
+          <w:ilvl w:val="0"/>
+          <w:numId w:val="4"/>
+        </w:numPr>
+      </w:pPr>
+      <w:r>
+        <w:rPr>
+          <w:b/>
+          <w:bCs/>
+        </w:rPr>
+        <w:t>Rekordok:</w:t>
+      </w:r>
+      <w:r>
+        <w:t xml:space="preserve"> Statikus A és PTR rekordok a kritikus infrastruktúrához (Router, Linux szerver).</w:t>
+      </w:r>
+    </w:p>
+    <w:p>
+      <w:pPr>
+        <w:pStyle w:val="NormlWeb"/>
+      </w:pPr>
+      <w:proofErr w:type="gramStart"/>
+      <w:r>
+        <w:rPr>
+          <w:rFonts w:hAnsi="Symbol"/>
+        </w:rPr>
+        <w:t></w:t>
+      </w:r>
+      <w:r>
+        <w:t xml:space="preserve">  </w:t>
+      </w:r>
+      <w:r>
+        <w:rPr>
+          <w:b/>
+          <w:bCs/>
+        </w:rPr>
+        <w:t>DHCP</w:t>
+      </w:r>
+      <w:proofErr w:type="gramEnd"/>
+      <w:r>
+        <w:rPr>
+          <w:b/>
+          <w:bCs/>
+        </w:rPr>
+        <w:t xml:space="preserve"> Szerver (Multi-Site):</w:t>
+      </w:r>
+    </w:p>
+    <w:p>
+      <w:pPr>
+        <w:pStyle w:val="NormlWeb"/>
+        <w:numPr>
+          <w:ilvl w:val="0"/>
+          <w:numId w:val="5"/>
+        </w:numPr>
+      </w:pPr>
+      <w:r>
+        <w:rPr>
+          <w:b/>
+          <w:bCs/>
+        </w:rPr>
+        <w:t>Hatókörök (</w:t>
+      </w:r>
+      <w:proofErr w:type="spellStart"/>
+      <w:r>
+        <w:rPr>
+          <w:b/>
+          <w:bCs/>
+        </w:rPr>
+        <w:t>Scopes</w:t>
+      </w:r>
+      <w:proofErr w:type="spellEnd"/>
+      <w:r>
+        <w:rPr>
+          <w:b/>
+          <w:bCs/>
+        </w:rPr>
+        <w:t>):</w:t>
+      </w:r>
+      <w:r>
+        <w:t xml:space="preserve"> Összesen </w:t>
+      </w:r>
+      <w:r>
+        <w:rPr>
+          <w:b/>
+          <w:bCs/>
+        </w:rPr>
+        <w:t>16 db</w:t>
+      </w:r>
+      <w:r>
+        <w:t xml:space="preserve"> elkülönített tartomány konfigurálva (10 db HQ, 6 db Bolt).</w:t>
+      </w:r>
+    </w:p>
+    <w:p>
+      <w:pPr>
+        <w:pStyle w:val="NormlWeb"/>
+        <w:numPr>
+          <w:ilvl w:val="0"/>
+          <w:numId w:val="5"/>
+        </w:numPr>
+      </w:pPr>
+      <w:r>
+        <w:rPr>
+          <w:b/>
+          <w:bCs/>
+        </w:rPr>
+        <w:t>Címtartomány:</w:t>
+      </w:r>
+      <w:r>
+        <w:t xml:space="preserve"> Egységesen </w:t>
+      </w:r>
+      <w:r>
+        <w:rPr>
+          <w:rStyle w:val="HTML-kd"/>
+        </w:rPr>
+        <w:t>x.x.x.11 - x.x.x.254</w:t>
+      </w:r>
+      <w:r>
+        <w:t xml:space="preserve"> (az első 10 cím fenntartva fix eszközöknek).</w:t>
+      </w:r>
+    </w:p>
+    <w:p>
+      <w:pPr>
+        <w:pStyle w:val="NormlWeb"/>
+        <w:numPr>
+          <w:ilvl w:val="0"/>
+          <w:numId w:val="5"/>
+        </w:numPr>
+      </w:pPr>
+      <w:r>
+        <w:rPr>
+          <w:b/>
+          <w:bCs/>
+        </w:rPr>
+        <w:t>Opciók:</w:t>
+      </w:r>
+      <w:r>
+        <w:t xml:space="preserve"> 003 Router (VLAN átjáró .3) és 006 DNS (Központi 10.1.10.5) minden </w:t>
+      </w:r>
+      <w:proofErr w:type="spellStart"/>
+      <w:r>
+        <w:t>scope</w:t>
+      </w:r>
+      <w:proofErr w:type="spellEnd"/>
+      <w:r>
+        <w:t>-ban beállítva.</w:t>
+      </w:r>
+    </w:p>
+    <w:p>
+      <w:pPr>
+        <w:pStyle w:val="NormlWeb"/>
+      </w:pPr>
+      <w:proofErr w:type="gramStart"/>
+      <w:r>
+        <w:rPr>
+          <w:rFonts w:hAnsi="Symbol"/>
+        </w:rPr>
+        <w:t></w:t>
+      </w:r>
+      <w:r>
+        <w:t xml:space="preserve">  </w:t>
+      </w:r>
+      <w:r>
+        <w:rPr>
+          <w:b/>
+          <w:bCs/>
+        </w:rPr>
+        <w:t>Csoportpolitika</w:t>
+      </w:r>
+      <w:proofErr w:type="gramEnd"/>
+      <w:r>
+        <w:rPr>
+          <w:b/>
+          <w:bCs/>
+        </w:rPr>
+        <w:t xml:space="preserve"> (GPO) - Tervezett:</w:t>
+      </w:r>
+    </w:p>
+    <w:p>
+      <w:pPr>
+        <w:pStyle w:val="NormlWeb"/>
+        <w:numPr>
+          <w:ilvl w:val="0"/>
+          <w:numId w:val="6"/>
+        </w:numPr>
+      </w:pPr>
+      <w:r>
+        <w:t>Központi szoftvertelepítés (MSI) és telephely-specifikus asztalháttér szabályozás előkészítve.</w:t>
+      </w:r>
+    </w:p>
+    <w:p>
+      <w:pPr>
+        <w:spacing w:after="100" w:afterAutospacing="1" w:line="240" w:lineRule="auto"/>
+        <w:outlineLvl w:val="1"/>
+        <w:rPr>
+          <w:rFonts w:ascii="Arial" w:eastAsia="Times New Roman" w:hAnsi="Arial" w:cs="Arial"/>
+          <w:b/>
+          <w:bCs/>
+          <w:kern w:val="0"/>
+          <w:sz w:val="36"/>
+          <w:szCs w:val="36"/>
+          <w:lang w:eastAsia="hu-HU"/>
+          <w14:ligatures w14:val="none"/>
+        </w:rPr>
+      </w:pPr>
+      <w:r>
+        <w:rPr>
+          <w:rFonts w:ascii="Arial" w:eastAsia="Times New Roman" w:hAnsi="Arial" w:cs="Arial"/>
+          <w:b/>
+          <w:bCs/>
+          <w:kern w:val="0"/>
+          <w:sz w:val="36"/>
+          <w:szCs w:val="36"/>
+          <w:lang w:eastAsia="hu-HU"/>
+          <w14:ligatures w14:val="none"/>
+        </w:rPr>
+        <w:t>1.4</w:t>
+      </w:r>
+      <w:r>
+        <w:rPr>
+          <w:rFonts w:ascii="Arial" w:eastAsia="Times New Roman" w:hAnsi="Arial" w:cs="Arial"/>
+          <w:b/>
+          <w:bCs/>
+          <w:kern w:val="0"/>
+          <w:sz w:val="36"/>
+          <w:szCs w:val="36"/>
+          <w:lang w:eastAsia="hu-HU"/>
+          <w14:ligatures w14:val="none"/>
+        </w:rPr>
+        <w:t>.</w:t>
+      </w:r>
+      <w:r>
+        <w:rPr>
+          <w:rFonts w:ascii="Arial" w:eastAsia="Times New Roman" w:hAnsi="Arial" w:cs="Arial"/>
+          <w:b/>
+          <w:bCs/>
+          <w:kern w:val="0"/>
+          <w:sz w:val="36"/>
+          <w:szCs w:val="36"/>
+          <w:lang w:eastAsia="hu-HU"/>
+          <w14:ligatures w14:val="none"/>
+        </w:rPr>
+        <w:t xml:space="preserve"> Aktuális státusz és teendők</w:t>
+      </w:r>
+    </w:p>
+    <w:p>
+      <w:pPr>
+        <w:pStyle w:val="NormlWeb"/>
+      </w:pPr>
+      <w:proofErr w:type="gramStart"/>
+      <w:r>
+        <w:rPr>
+          <w:rFonts w:hAnsi="Symbol"/>
+        </w:rPr>
+        <w:lastRenderedPageBreak/>
+        <w:t></w:t>
+      </w:r>
+      <w:r>
+        <w:t xml:space="preserve">  </w:t>
+      </w:r>
+      <w:r>
+        <w:rPr>
+          <w:b/>
+          <w:bCs/>
+        </w:rPr>
+        <w:t>Linux</w:t>
+      </w:r>
+      <w:proofErr w:type="gramEnd"/>
+      <w:r>
+        <w:rPr>
+          <w:b/>
+          <w:bCs/>
+        </w:rPr>
+        <w:t xml:space="preserve"> Integráció:</w:t>
+      </w:r>
+      <w:r>
+        <w:t xml:space="preserve"> A </w:t>
+      </w:r>
+      <w:proofErr w:type="spellStart"/>
+      <w:r>
+        <w:rPr>
+          <w:rStyle w:val="HTML-kd"/>
+        </w:rPr>
+        <w:t>qube-linux-srv</w:t>
+      </w:r>
+      <w:proofErr w:type="spellEnd"/>
+      <w:r>
+        <w:t xml:space="preserve"> (10.1.10.6) elérése név alapján és SSH protokollon keresztül stabil.</w:t>
+      </w:r>
+    </w:p>
+    <w:p>
+      <w:pPr>
+        <w:pStyle w:val="NormlWeb"/>
+      </w:pPr>
+      <w:proofErr w:type="gramStart"/>
+      <w:r>
+        <w:rPr>
+          <w:rFonts w:hAnsi="Symbol"/>
+        </w:rPr>
+        <w:t></w:t>
+      </w:r>
+      <w:r>
+        <w:t xml:space="preserve">  </w:t>
+      </w:r>
+      <w:r>
+        <w:rPr>
+          <w:b/>
+          <w:bCs/>
+        </w:rPr>
+        <w:t>Készültségi</w:t>
+      </w:r>
+      <w:proofErr w:type="gramEnd"/>
+      <w:r>
+        <w:rPr>
+          <w:b/>
+          <w:bCs/>
+        </w:rPr>
+        <w:t xml:space="preserve"> fok:</w:t>
+      </w:r>
+      <w:r>
+        <w:t xml:space="preserve"> A szerveroldali logikai felépítés (</w:t>
+      </w:r>
+      <w:proofErr w:type="spellStart"/>
+      <w:r>
+        <w:t>User</w:t>
+      </w:r>
+      <w:proofErr w:type="spellEnd"/>
+      <w:r>
+        <w:t>-Computer-IP párosítások) 100%-os.</w:t>
+      </w:r>
+    </w:p>
+    <w:p>
+      <w:pPr>
+        <w:pStyle w:val="NormlWeb"/>
+        <w:numPr>
+          <w:ilvl w:val="0"/>
+          <w:numId w:val="11"/>
+        </w:numPr>
+      </w:pPr>
+      <w:r>
+        <w:rPr>
+          <w:b/>
+          <w:bCs/>
+        </w:rPr>
+        <w:t>Kritikus teendők (Frissített lista):</w:t>
+      </w:r>
+    </w:p>
+    <w:p>
+      <w:pPr>
+        <w:pStyle w:val="NormlWeb"/>
+        <w:numPr>
+          <w:ilvl w:val="0"/>
+          <w:numId w:val="9"/>
+        </w:numPr>
+      </w:pPr>
+      <w:r>
+        <w:rPr>
+          <w:b/>
+          <w:bCs/>
+        </w:rPr>
+        <w:t>GPO Élesítés:</w:t>
+      </w:r>
+      <w:r>
+        <w:t xml:space="preserve"> * </w:t>
+      </w:r>
+      <w:proofErr w:type="spellStart"/>
+      <w:r>
+        <w:rPr>
+          <w:rStyle w:val="HTML-kd"/>
+        </w:rPr>
+        <w:t>GPO_Drive_Mapping</w:t>
+      </w:r>
+      <w:proofErr w:type="spellEnd"/>
+      <w:r>
+        <w:t>: U: és S: meghajtók automatikus csatolása.</w:t>
+      </w:r>
+    </w:p>
+    <w:p>
+      <w:pPr>
+        <w:pStyle w:val="NormlWeb"/>
+        <w:numPr>
+          <w:ilvl w:val="1"/>
+          <w:numId w:val="9"/>
+        </w:numPr>
+      </w:pPr>
+      <w:proofErr w:type="spellStart"/>
+      <w:r>
+        <w:rPr>
+          <w:rStyle w:val="HTML-kd"/>
+        </w:rPr>
+        <w:t>GPO_Security</w:t>
+      </w:r>
+      <w:proofErr w:type="spellEnd"/>
+      <w:r>
+        <w:t xml:space="preserve">: CMD tiltása, </w:t>
+      </w:r>
+      <w:proofErr w:type="spellStart"/>
+      <w:r>
+        <w:t>Control</w:t>
+      </w:r>
+      <w:proofErr w:type="spellEnd"/>
+      <w:r>
+        <w:t xml:space="preserve"> Panel korlátozás.</w:t>
+      </w:r>
+    </w:p>
+    <w:p>
+      <w:pPr>
+        <w:pStyle w:val="NormlWeb"/>
+        <w:numPr>
+          <w:ilvl w:val="1"/>
+          <w:numId w:val="9"/>
+        </w:numPr>
+      </w:pPr>
+      <w:proofErr w:type="spellStart"/>
+      <w:r>
+        <w:rPr>
+          <w:rStyle w:val="HTML-kd"/>
+        </w:rPr>
+        <w:t>GPO_Desktop</w:t>
+      </w:r>
+      <w:proofErr w:type="spellEnd"/>
+      <w:r>
+        <w:t xml:space="preserve">: Fix háttérkép beállítása a </w:t>
+      </w:r>
+      <w:r>
+        <w:rPr>
+          <w:rStyle w:val="HTML-kd"/>
+        </w:rPr>
+        <w:t>\\WIN-SRV\Shares\Public\Assets</w:t>
+      </w:r>
+      <w:r>
+        <w:t xml:space="preserve"> (vagy </w:t>
+      </w:r>
+      <w:proofErr w:type="spellStart"/>
+      <w:r>
+        <w:t>Deploy</w:t>
+      </w:r>
+      <w:proofErr w:type="spellEnd"/>
+      <w:r>
+        <w:t>) mappából.</w:t>
+      </w:r>
+    </w:p>
+    <w:p>
+      <w:pPr>
+        <w:pStyle w:val="NormlWeb"/>
+        <w:numPr>
+          <w:ilvl w:val="0"/>
+          <w:numId w:val="9"/>
+        </w:numPr>
+      </w:pPr>
+      <w:r>
+        <w:rPr>
+          <w:b/>
+          <w:bCs/>
+        </w:rPr>
+        <w:t xml:space="preserve">DHCP </w:t>
+      </w:r>
+      <w:proofErr w:type="spellStart"/>
+      <w:r>
+        <w:rPr>
+          <w:b/>
+          <w:bCs/>
+        </w:rPr>
+        <w:t>Relay</w:t>
+      </w:r>
+      <w:proofErr w:type="spellEnd"/>
+      <w:r>
+        <w:rPr>
+          <w:b/>
+          <w:bCs/>
+        </w:rPr>
+        <w:t>:</w:t>
+      </w:r>
+      <w:r>
+        <w:t xml:space="preserve"> (Változatlanul szükséges az IP címek kiosztásához).</w:t>
+      </w:r>
+    </w:p>
+    <w:p>
+      <w:pPr>
+        <w:spacing w:after="100" w:afterAutospacing="1" w:line="240" w:lineRule="auto"/>
+        <w:outlineLvl w:val="1"/>
+        <w:rPr>
+          <w:rFonts w:ascii="Arial" w:eastAsia="Times New Roman" w:hAnsi="Arial" w:cs="Arial"/>
+          <w:b/>
+          <w:bCs/>
+          <w:kern w:val="0"/>
+          <w:sz w:val="36"/>
+          <w:szCs w:val="36"/>
+          <w:lang w:eastAsia="hu-HU"/>
+          <w14:ligatures w14:val="none"/>
+        </w:rPr>
+      </w:pPr>
+      <w:r>
+        <w:rPr>
+          <w:rFonts w:ascii="Arial" w:eastAsia="Times New Roman" w:hAnsi="Arial" w:cs="Arial"/>
+          <w:b/>
+          <w:bCs/>
+          <w:kern w:val="0"/>
+          <w:sz w:val="36"/>
+          <w:szCs w:val="36"/>
+          <w:lang w:eastAsia="hu-HU"/>
+          <w14:ligatures w14:val="none"/>
+        </w:rPr>
+        <w:t xml:space="preserve">1.5. Fájlszerver és Adatkezelési Szolgáltatások </w:t>
+      </w:r>
+    </w:p>
+    <w:tbl>
+      <w:tblPr>
+        <w:tblW w:w="0" w:type="auto"/>
+        <w:tblCellSpacing w:w="15" w:type="dxa"/>
+        <w:tblCellMar>
+          <w:top w:w="15" w:type="dxa"/>
+          <w:left w:w="15" w:type="dxa"/>
+          <w:bottom w:w="15" w:type="dxa"/>
+          <w:right w:w="15" w:type="dxa"/>
+        </w:tblCellMar>
+        <w:tblLook w:val="04A0" w:firstRow="1" w:lastRow="0" w:firstColumn="1" w:lastColumn="0" w:noHBand="0" w:noVBand="1"/>
+      </w:tblPr>
+      <w:tblGrid>
+        <w:gridCol w:w="2563"/>
+        <w:gridCol w:w="4826"/>
+        <w:gridCol w:w="1667"/>
+      </w:tblGrid>
+      <w:tr>
+        <w:trPr>
+          <w:tblHeader/>
+          <w:tblCellSpacing w:w="15" w:type="dxa"/>
+        </w:trPr>
+        <w:tc>
+          <w:tcPr>
+            <w:tcW w:w="0" w:type="auto"/>
+            <w:tcBorders>
+              <w:top w:val="single" w:sz="6" w:space="0" w:color="auto"/>
+              <w:left w:val="single" w:sz="6" w:space="0" w:color="auto"/>
+              <w:bottom w:val="single" w:sz="6" w:space="0" w:color="auto"/>
+              <w:right w:val="single" w:sz="6" w:space="0" w:color="auto"/>
+            </w:tcBorders>
+            <w:vAlign w:val="center"/>
+            <w:hideMark/>
+          </w:tcPr>
+          <w:p>
+            <w:pPr>
+              <w:spacing w:after="0" w:line="240" w:lineRule="auto"/>
+              <w:rPr>
+                <w:rFonts w:ascii="Arial" w:eastAsia="Times New Roman" w:hAnsi="Arial" w:cs="Arial"/>
+                <w:kern w:val="0"/>
+                <w:sz w:val="24"/>
+                <w:szCs w:val="24"/>
+                <w:lang w:eastAsia="hu-HU"/>
+                <w14:ligatures w14:val="none"/>
+              </w:rPr>
+            </w:pPr>
+            <w:r>
+              <w:rPr>
+                <w:rFonts w:ascii="Arial" w:eastAsia="Times New Roman" w:hAnsi="Arial" w:cs="Arial"/>
+                <w:b/>
+                <w:bCs/>
+                <w:kern w:val="0"/>
+                <w:sz w:val="24"/>
+                <w:szCs w:val="24"/>
+                <w:lang w:eastAsia="hu-HU"/>
+                <w14:ligatures w14:val="none"/>
+              </w:rPr>
+              <w:t>Funkció</w:t>
+            </w:r>
+          </w:p>
+        </w:tc>
+        <w:tc>
+          <w:tcPr>
+            <w:tcW w:w="0" w:type="auto"/>
+            <w:tcBorders>
+              <w:top w:val="single" w:sz="6" w:space="0" w:color="auto"/>
+              <w:left w:val="single" w:sz="6" w:space="0" w:color="auto"/>
+              <w:bottom w:val="single" w:sz="6" w:space="0" w:color="auto"/>
+              <w:right w:val="single" w:sz="6" w:space="0" w:color="auto"/>
+            </w:tcBorders>
+            <w:vAlign w:val="center"/>
+            <w:hideMark/>
+          </w:tcPr>
+          <w:p>
+            <w:pPr>
+              <w:spacing w:after="0" w:line="240" w:lineRule="auto"/>
+              <w:rPr>
+                <w:rFonts w:ascii="Arial" w:eastAsia="Times New Roman" w:hAnsi="Arial" w:cs="Arial"/>
+                <w:kern w:val="0"/>
+                <w:sz w:val="24"/>
+                <w:szCs w:val="24"/>
+                <w:lang w:eastAsia="hu-HU"/>
+                <w14:ligatures w14:val="none"/>
+              </w:rPr>
+            </w:pPr>
+            <w:r>
+              <w:rPr>
+                <w:rFonts w:ascii="Arial" w:eastAsia="Times New Roman" w:hAnsi="Arial" w:cs="Arial"/>
+                <w:b/>
+                <w:bCs/>
+                <w:kern w:val="0"/>
+                <w:sz w:val="24"/>
+                <w:szCs w:val="24"/>
+                <w:lang w:eastAsia="hu-HU"/>
+                <w14:ligatures w14:val="none"/>
+              </w:rPr>
+              <w:t>Megvalósítás</w:t>
+            </w:r>
+          </w:p>
+        </w:tc>
+        <w:tc>
+          <w:tcPr>
+            <w:tcW w:w="0" w:type="auto"/>
+            <w:tcBorders>
+              <w:top w:val="single" w:sz="6" w:space="0" w:color="auto"/>
+              <w:left w:val="single" w:sz="6" w:space="0" w:color="auto"/>
+              <w:bottom w:val="single" w:sz="6" w:space="0" w:color="auto"/>
+              <w:right w:val="single" w:sz="6" w:space="0" w:color="auto"/>
+            </w:tcBorders>
+            <w:vAlign w:val="center"/>
+            <w:hideMark/>
+          </w:tcPr>
+          <w:p>
+            <w:pPr>
+              <w:spacing w:after="0" w:line="240" w:lineRule="auto"/>
+              <w:rPr>
+                <w:rFonts w:ascii="Arial" w:eastAsia="Times New Roman" w:hAnsi="Arial" w:cs="Arial"/>
+                <w:kern w:val="0"/>
+                <w:sz w:val="24"/>
+                <w:szCs w:val="24"/>
+                <w:lang w:eastAsia="hu-HU"/>
+                <w14:ligatures w14:val="none"/>
+              </w:rPr>
+            </w:pPr>
+            <w:r>
+              <w:rPr>
+                <w:rFonts w:ascii="Arial" w:eastAsia="Times New Roman" w:hAnsi="Arial" w:cs="Arial"/>
+                <w:b/>
+                <w:bCs/>
+                <w:kern w:val="0"/>
+                <w:sz w:val="24"/>
+                <w:szCs w:val="24"/>
+                <w:lang w:eastAsia="hu-HU"/>
+                <w14:ligatures w14:val="none"/>
+              </w:rPr>
+              <w:t>Állapot</w:t>
+            </w:r>
+          </w:p>
+        </w:tc>
+      </w:tr>
+      <w:tr>
+        <w:trPr>
+          <w:tblCellSpacing w:w="15" w:type="dxa"/>
+        </w:trPr>
+        <w:tc>
+          <w:tcPr>
+            <w:tcW w:w="0" w:type="auto"/>
+            <w:tcBorders>
+              <w:top w:val="single" w:sz="6" w:space="0" w:color="auto"/>
+              <w:left w:val="single" w:sz="6" w:space="0" w:color="auto"/>
+              <w:bottom w:val="single" w:sz="6" w:space="0" w:color="auto"/>
+              <w:right w:val="single" w:sz="6" w:space="0" w:color="auto"/>
+            </w:tcBorders>
+            <w:vAlign w:val="center"/>
+            <w:hideMark/>
+          </w:tcPr>
+          <w:p>
+            <w:pPr>
+              <w:spacing w:after="0" w:line="240" w:lineRule="auto"/>
+              <w:rPr>
+                <w:rFonts w:ascii="Arial" w:eastAsia="Times New Roman" w:hAnsi="Arial" w:cs="Arial"/>
+                <w:kern w:val="0"/>
+                <w:sz w:val="24"/>
+                <w:szCs w:val="24"/>
+                <w:lang w:eastAsia="hu-HU"/>
+                <w14:ligatures w14:val="none"/>
+              </w:rPr>
+            </w:pPr>
+            <w:r>
+              <w:rPr>
+                <w:rFonts w:ascii="Arial" w:eastAsia="Times New Roman" w:hAnsi="Arial" w:cs="Arial"/>
+                <w:b/>
+                <w:bCs/>
+                <w:kern w:val="0"/>
+                <w:sz w:val="24"/>
+                <w:szCs w:val="24"/>
+                <w:lang w:eastAsia="hu-HU"/>
+                <w14:ligatures w14:val="none"/>
+              </w:rPr>
+              <w:t>Saját tárhely (Home)</w:t>
+            </w:r>
+          </w:p>
+        </w:tc>
+        <w:tc>
+          <w:tcPr>
+            <w:tcW w:w="0" w:type="auto"/>
+            <w:tcBorders>
+              <w:top w:val="single" w:sz="6" w:space="0" w:color="auto"/>
+              <w:left w:val="single" w:sz="6" w:space="0" w:color="auto"/>
+              <w:bottom w:val="single" w:sz="6" w:space="0" w:color="auto"/>
+              <w:right w:val="single" w:sz="6" w:space="0" w:color="auto"/>
+            </w:tcBorders>
+            <w:vAlign w:val="center"/>
+            <w:hideMark/>
+          </w:tcPr>
+          <w:p>
+            <w:pPr>
+              <w:spacing w:after="0" w:line="240" w:lineRule="auto"/>
+              <w:rPr>
+                <w:rFonts w:ascii="Arial" w:eastAsia="Times New Roman" w:hAnsi="Arial" w:cs="Arial"/>
+                <w:kern w:val="0"/>
+                <w:sz w:val="24"/>
+                <w:szCs w:val="24"/>
+                <w:lang w:eastAsia="hu-HU"/>
+                <w14:ligatures w14:val="none"/>
+              </w:rPr>
+            </w:pPr>
+            <w:r>
+              <w:rPr>
+                <w:rFonts w:ascii="Arial" w:eastAsia="Times New Roman" w:hAnsi="Arial" w:cs="Arial"/>
+                <w:kern w:val="0"/>
+                <w:sz w:val="20"/>
+                <w:szCs w:val="20"/>
+                <w:lang w:eastAsia="hu-HU"/>
+                <w14:ligatures w14:val="none"/>
+              </w:rPr>
+              <w:t>C:\home</w:t>
+            </w:r>
+            <w:r>
+              <w:rPr>
+                <w:rFonts w:ascii="Arial" w:eastAsia="Times New Roman" w:hAnsi="Arial" w:cs="Arial"/>
+                <w:kern w:val="0"/>
+                <w:sz w:val="24"/>
+                <w:szCs w:val="24"/>
+                <w:lang w:eastAsia="hu-HU"/>
+                <w14:ligatures w14:val="none"/>
+              </w:rPr>
+              <w:t xml:space="preserve"> – </w:t>
+            </w:r>
+            <w:r>
+              <w:rPr>
+                <w:rFonts w:ascii="Arial" w:eastAsia="Times New Roman" w:hAnsi="Arial" w:cs="Arial"/>
+                <w:kern w:val="0"/>
+                <w:sz w:val="20"/>
+                <w:szCs w:val="20"/>
+                <w:lang w:eastAsia="hu-HU"/>
+                <w14:ligatures w14:val="none"/>
+              </w:rPr>
+              <w:t>%</w:t>
+            </w:r>
+            <w:proofErr w:type="spellStart"/>
+            <w:r>
+              <w:rPr>
+                <w:rFonts w:ascii="Arial" w:eastAsia="Times New Roman" w:hAnsi="Arial" w:cs="Arial"/>
+                <w:kern w:val="0"/>
+                <w:sz w:val="20"/>
+                <w:szCs w:val="20"/>
+                <w:lang w:eastAsia="hu-HU"/>
+                <w14:ligatures w14:val="none"/>
+              </w:rPr>
+              <w:t>LogonUser</w:t>
+            </w:r>
+            <w:proofErr w:type="spellEnd"/>
+            <w:r>
+              <w:rPr>
+                <w:rFonts w:ascii="Arial" w:eastAsia="Times New Roman" w:hAnsi="Arial" w:cs="Arial"/>
+                <w:kern w:val="0"/>
+                <w:sz w:val="20"/>
+                <w:szCs w:val="20"/>
+                <w:lang w:eastAsia="hu-HU"/>
+                <w14:ligatures w14:val="none"/>
+              </w:rPr>
+              <w:t>%</w:t>
+            </w:r>
+            <w:r>
+              <w:rPr>
+                <w:rFonts w:ascii="Arial" w:eastAsia="Times New Roman" w:hAnsi="Arial" w:cs="Arial"/>
+                <w:kern w:val="0"/>
+                <w:sz w:val="24"/>
+                <w:szCs w:val="24"/>
+                <w:lang w:eastAsia="hu-HU"/>
+                <w14:ligatures w14:val="none"/>
+              </w:rPr>
+              <w:t xml:space="preserve"> alapú névtér</w:t>
+            </w:r>
+          </w:p>
+        </w:tc>
+        <w:tc>
+          <w:tcPr>
+            <w:tcW w:w="0" w:type="auto"/>
+            <w:tcBorders>
+              <w:top w:val="single" w:sz="6" w:space="0" w:color="auto"/>
+              <w:left w:val="single" w:sz="6" w:space="0" w:color="auto"/>
+              <w:bottom w:val="single" w:sz="6" w:space="0" w:color="auto"/>
+              <w:right w:val="single" w:sz="6" w:space="0" w:color="auto"/>
+            </w:tcBorders>
+            <w:vAlign w:val="center"/>
+            <w:hideMark/>
+          </w:tcPr>
+          <w:p>
+            <w:pPr>
+              <w:spacing w:after="0" w:line="240" w:lineRule="auto"/>
+              <w:rPr>
+                <w:rFonts w:ascii="Arial" w:eastAsia="Times New Roman" w:hAnsi="Arial" w:cs="Arial"/>
+                <w:kern w:val="0"/>
+                <w:sz w:val="24"/>
+                <w:szCs w:val="24"/>
+                <w:lang w:eastAsia="hu-HU"/>
+                <w14:ligatures w14:val="none"/>
+              </w:rPr>
+            </w:pPr>
+            <w:r>
+              <w:rPr>
+                <w:rFonts w:ascii="Segoe UI Emoji" w:eastAsia="Times New Roman" w:hAnsi="Segoe UI Emoji" w:cs="Segoe UI Emoji"/>
+                <w:kern w:val="0"/>
+                <w:sz w:val="24"/>
+                <w:szCs w:val="24"/>
+                <w:lang w:eastAsia="hu-HU"/>
+                <w14:ligatures w14:val="none"/>
+              </w:rPr>
+              <w:t>✅</w:t>
+            </w:r>
+            <w:r>
+              <w:rPr>
+                <w:rFonts w:ascii="Arial" w:eastAsia="Times New Roman" w:hAnsi="Arial" w:cs="Arial"/>
+                <w:kern w:val="0"/>
+                <w:sz w:val="24"/>
+                <w:szCs w:val="24"/>
+                <w:lang w:eastAsia="hu-HU"/>
+                <w14:ligatures w14:val="none"/>
+              </w:rPr>
+              <w:t xml:space="preserve"> Konfigurálva</w:t>
+            </w:r>
+          </w:p>
+        </w:tc>
+      </w:tr>
+      <w:tr>
+        <w:trPr>
+          <w:tblCellSpacing w:w="15" w:type="dxa"/>
+        </w:trPr>
+        <w:tc>
+          <w:tcPr>
+            <w:tcW w:w="0" w:type="auto"/>
+            <w:tcBorders>
+              <w:top w:val="single" w:sz="6" w:space="0" w:color="auto"/>
+              <w:left w:val="single" w:sz="6" w:space="0" w:color="auto"/>
+              <w:bottom w:val="single" w:sz="6" w:space="0" w:color="auto"/>
+              <w:right w:val="single" w:sz="6" w:space="0" w:color="auto"/>
+            </w:tcBorders>
+            <w:vAlign w:val="center"/>
+            <w:hideMark/>
+          </w:tcPr>
+          <w:p>
+            <w:pPr>
+              <w:spacing w:after="0" w:line="240" w:lineRule="auto"/>
+              <w:rPr>
+                <w:rFonts w:ascii="Arial" w:eastAsia="Times New Roman" w:hAnsi="Arial" w:cs="Arial"/>
+                <w:kern w:val="0"/>
+                <w:sz w:val="24"/>
+                <w:szCs w:val="24"/>
+                <w:lang w:eastAsia="hu-HU"/>
+                <w14:ligatures w14:val="none"/>
+              </w:rPr>
+            </w:pPr>
+            <w:r>
+              <w:rPr>
+                <w:rFonts w:ascii="Arial" w:eastAsia="Times New Roman" w:hAnsi="Arial" w:cs="Arial"/>
+                <w:b/>
+                <w:bCs/>
+                <w:kern w:val="0"/>
+                <w:sz w:val="24"/>
+                <w:szCs w:val="24"/>
+                <w:lang w:eastAsia="hu-HU"/>
+                <w14:ligatures w14:val="none"/>
+              </w:rPr>
+              <w:t>Közös tárhely (</w:t>
+            </w:r>
+            <w:proofErr w:type="spellStart"/>
+            <w:r>
+              <w:rPr>
+                <w:rFonts w:ascii="Arial" w:eastAsia="Times New Roman" w:hAnsi="Arial" w:cs="Arial"/>
+                <w:b/>
+                <w:bCs/>
+                <w:kern w:val="0"/>
+                <w:sz w:val="24"/>
+                <w:szCs w:val="24"/>
+                <w:lang w:eastAsia="hu-HU"/>
+                <w14:ligatures w14:val="none"/>
+              </w:rPr>
+              <w:t>Shares</w:t>
+            </w:r>
+            <w:proofErr w:type="spellEnd"/>
+            <w:r>
+              <w:rPr>
+                <w:rFonts w:ascii="Arial" w:eastAsia="Times New Roman" w:hAnsi="Arial" w:cs="Arial"/>
+                <w:b/>
+                <w:bCs/>
+                <w:kern w:val="0"/>
+                <w:sz w:val="24"/>
+                <w:szCs w:val="24"/>
+                <w:lang w:eastAsia="hu-HU"/>
+                <w14:ligatures w14:val="none"/>
+              </w:rPr>
+              <w:t>)</w:t>
+            </w:r>
+          </w:p>
+        </w:tc>
+        <w:tc>
+          <w:tcPr>
+            <w:tcW w:w="0" w:type="auto"/>
+            <w:tcBorders>
+              <w:top w:val="single" w:sz="6" w:space="0" w:color="auto"/>
+              <w:left w:val="single" w:sz="6" w:space="0" w:color="auto"/>
+              <w:bottom w:val="single" w:sz="6" w:space="0" w:color="auto"/>
+              <w:right w:val="single" w:sz="6" w:space="0" w:color="auto"/>
+            </w:tcBorders>
+            <w:vAlign w:val="center"/>
+            <w:hideMark/>
+          </w:tcPr>
+          <w:p>
+            <w:pPr>
+              <w:spacing w:after="0" w:line="240" w:lineRule="auto"/>
+              <w:rPr>
+                <w:rFonts w:ascii="Arial" w:eastAsia="Times New Roman" w:hAnsi="Arial" w:cs="Arial"/>
+                <w:kern w:val="0"/>
+                <w:sz w:val="24"/>
+                <w:szCs w:val="24"/>
+                <w:lang w:eastAsia="hu-HU"/>
+                <w14:ligatures w14:val="none"/>
+              </w:rPr>
+            </w:pPr>
+            <w:r>
+              <w:rPr>
+                <w:rFonts w:ascii="Arial" w:eastAsia="Times New Roman" w:hAnsi="Arial" w:cs="Arial"/>
+                <w:kern w:val="0"/>
+                <w:sz w:val="20"/>
+                <w:szCs w:val="20"/>
+                <w:lang w:eastAsia="hu-HU"/>
+                <w14:ligatures w14:val="none"/>
+              </w:rPr>
+              <w:t>C:\shares</w:t>
+            </w:r>
+            <w:r>
+              <w:rPr>
+                <w:rFonts w:ascii="Arial" w:eastAsia="Times New Roman" w:hAnsi="Arial" w:cs="Arial"/>
+                <w:kern w:val="0"/>
+                <w:sz w:val="24"/>
+                <w:szCs w:val="24"/>
+                <w:lang w:eastAsia="hu-HU"/>
+                <w14:ligatures w14:val="none"/>
+              </w:rPr>
+              <w:t xml:space="preserve"> – Telephely/VLAN struktúra (18 mappa)</w:t>
+            </w:r>
+          </w:p>
+        </w:tc>
+        <w:tc>
+          <w:tcPr>
+            <w:tcW w:w="0" w:type="auto"/>
+            <w:tcBorders>
+              <w:top w:val="single" w:sz="6" w:space="0" w:color="auto"/>
+              <w:left w:val="single" w:sz="6" w:space="0" w:color="auto"/>
+              <w:bottom w:val="single" w:sz="6" w:space="0" w:color="auto"/>
+              <w:right w:val="single" w:sz="6" w:space="0" w:color="auto"/>
+            </w:tcBorders>
+            <w:vAlign w:val="center"/>
+            <w:hideMark/>
+          </w:tcPr>
+          <w:p>
+            <w:pPr>
+              <w:spacing w:after="0" w:line="240" w:lineRule="auto"/>
+              <w:rPr>
+                <w:rFonts w:ascii="Arial" w:eastAsia="Times New Roman" w:hAnsi="Arial" w:cs="Arial"/>
+                <w:kern w:val="0"/>
+                <w:sz w:val="24"/>
+                <w:szCs w:val="24"/>
+                <w:lang w:eastAsia="hu-HU"/>
+                <w14:ligatures w14:val="none"/>
+              </w:rPr>
+            </w:pPr>
+            <w:r>
+              <w:rPr>
+                <w:rFonts w:ascii="Segoe UI Emoji" w:eastAsia="Times New Roman" w:hAnsi="Segoe UI Emoji" w:cs="Segoe UI Emoji"/>
+                <w:kern w:val="0"/>
+                <w:sz w:val="24"/>
+                <w:szCs w:val="24"/>
+                <w:lang w:eastAsia="hu-HU"/>
+                <w14:ligatures w14:val="none"/>
+              </w:rPr>
+              <w:t>✅</w:t>
+            </w:r>
+            <w:r>
+              <w:rPr>
+                <w:rFonts w:ascii="Arial" w:eastAsia="Times New Roman" w:hAnsi="Arial" w:cs="Arial"/>
+                <w:kern w:val="0"/>
+                <w:sz w:val="24"/>
+                <w:szCs w:val="24"/>
+                <w:lang w:eastAsia="hu-HU"/>
+                <w14:ligatures w14:val="none"/>
+              </w:rPr>
+              <w:t xml:space="preserve"> Konfigurálva</w:t>
+            </w:r>
+          </w:p>
+        </w:tc>
+      </w:tr>
+      <w:tr>
+        <w:trPr>
+          <w:tblCellSpacing w:w="15" w:type="dxa"/>
+        </w:trPr>
+        <w:tc>
+          <w:tcPr>
+            <w:tcW w:w="0" w:type="auto"/>
+            <w:tcBorders>
+              <w:top w:val="single" w:sz="6" w:space="0" w:color="auto"/>
+              <w:left w:val="single" w:sz="6" w:space="0" w:color="auto"/>
+              <w:bottom w:val="single" w:sz="6" w:space="0" w:color="auto"/>
+              <w:right w:val="single" w:sz="6" w:space="0" w:color="auto"/>
+            </w:tcBorders>
+            <w:vAlign w:val="center"/>
+            <w:hideMark/>
+          </w:tcPr>
+          <w:p>
+            <w:pPr>
+              <w:spacing w:after="0" w:line="240" w:lineRule="auto"/>
+              <w:rPr>
+                <w:rFonts w:ascii="Arial" w:eastAsia="Times New Roman" w:hAnsi="Arial" w:cs="Arial"/>
+                <w:kern w:val="0"/>
+                <w:sz w:val="24"/>
+                <w:szCs w:val="24"/>
+                <w:lang w:eastAsia="hu-HU"/>
+                <w14:ligatures w14:val="none"/>
+              </w:rPr>
+            </w:pPr>
+            <w:r>
+              <w:rPr>
+                <w:rFonts w:ascii="Arial" w:eastAsia="Times New Roman" w:hAnsi="Arial" w:cs="Arial"/>
+                <w:b/>
+                <w:bCs/>
+                <w:kern w:val="0"/>
+                <w:sz w:val="24"/>
+                <w:szCs w:val="24"/>
+                <w:lang w:eastAsia="hu-HU"/>
+                <w14:ligatures w14:val="none"/>
+              </w:rPr>
+              <w:t>Láthatóság (ABE)</w:t>
+            </w:r>
+          </w:p>
+        </w:tc>
+        <w:tc>
+          <w:tcPr>
+            <w:tcW w:w="0" w:type="auto"/>
+            <w:tcBorders>
+              <w:top w:val="single" w:sz="6" w:space="0" w:color="auto"/>
+              <w:left w:val="single" w:sz="6" w:space="0" w:color="auto"/>
+              <w:bottom w:val="single" w:sz="6" w:space="0" w:color="auto"/>
+              <w:right w:val="single" w:sz="6" w:space="0" w:color="auto"/>
+            </w:tcBorders>
+            <w:vAlign w:val="center"/>
+            <w:hideMark/>
+          </w:tcPr>
+          <w:p>
+            <w:pPr>
+              <w:spacing w:after="0" w:line="240" w:lineRule="auto"/>
+              <w:rPr>
+                <w:rFonts w:ascii="Arial" w:eastAsia="Times New Roman" w:hAnsi="Arial" w:cs="Arial"/>
+                <w:kern w:val="0"/>
+                <w:sz w:val="24"/>
+                <w:szCs w:val="24"/>
+                <w:lang w:eastAsia="hu-HU"/>
+                <w14:ligatures w14:val="none"/>
+              </w:rPr>
+            </w:pPr>
+            <w:r>
+              <w:rPr>
+                <w:rFonts w:ascii="Arial" w:eastAsia="Times New Roman" w:hAnsi="Arial" w:cs="Arial"/>
+                <w:kern w:val="0"/>
+                <w:sz w:val="24"/>
+                <w:szCs w:val="24"/>
+                <w:lang w:eastAsia="hu-HU"/>
+                <w14:ligatures w14:val="none"/>
+              </w:rPr>
+              <w:t>Access-</w:t>
+            </w:r>
+            <w:proofErr w:type="spellStart"/>
+            <w:r>
+              <w:rPr>
+                <w:rFonts w:ascii="Arial" w:eastAsia="Times New Roman" w:hAnsi="Arial" w:cs="Arial"/>
+                <w:kern w:val="0"/>
+                <w:sz w:val="24"/>
+                <w:szCs w:val="24"/>
+                <w:lang w:eastAsia="hu-HU"/>
+                <w14:ligatures w14:val="none"/>
+              </w:rPr>
+              <w:t>Based</w:t>
+            </w:r>
+            <w:proofErr w:type="spellEnd"/>
+            <w:r>
+              <w:rPr>
+                <w:rFonts w:ascii="Arial" w:eastAsia="Times New Roman" w:hAnsi="Arial" w:cs="Arial"/>
+                <w:kern w:val="0"/>
+                <w:sz w:val="24"/>
+                <w:szCs w:val="24"/>
+                <w:lang w:eastAsia="hu-HU"/>
+                <w14:ligatures w14:val="none"/>
+              </w:rPr>
+              <w:t xml:space="preserve"> </w:t>
+            </w:r>
+            <w:proofErr w:type="spellStart"/>
+            <w:r>
+              <w:rPr>
+                <w:rFonts w:ascii="Arial" w:eastAsia="Times New Roman" w:hAnsi="Arial" w:cs="Arial"/>
+                <w:kern w:val="0"/>
+                <w:sz w:val="24"/>
+                <w:szCs w:val="24"/>
+                <w:lang w:eastAsia="hu-HU"/>
+                <w14:ligatures w14:val="none"/>
+              </w:rPr>
+              <w:t>Enumeration</w:t>
+            </w:r>
+            <w:proofErr w:type="spellEnd"/>
+            <w:r>
+              <w:rPr>
+                <w:rFonts w:ascii="Arial" w:eastAsia="Times New Roman" w:hAnsi="Arial" w:cs="Arial"/>
+                <w:kern w:val="0"/>
+                <w:sz w:val="24"/>
+                <w:szCs w:val="24"/>
+                <w:lang w:eastAsia="hu-HU"/>
+                <w14:ligatures w14:val="none"/>
+              </w:rPr>
+              <w:t xml:space="preserve"> minden megosztáson</w:t>
+            </w:r>
+          </w:p>
+        </w:tc>
+        <w:tc>
+          <w:tcPr>
+            <w:tcW w:w="0" w:type="auto"/>
+            <w:tcBorders>
+              <w:top w:val="single" w:sz="6" w:space="0" w:color="auto"/>
+              <w:left w:val="single" w:sz="6" w:space="0" w:color="auto"/>
+              <w:bottom w:val="single" w:sz="6" w:space="0" w:color="auto"/>
+              <w:right w:val="single" w:sz="6" w:space="0" w:color="auto"/>
+            </w:tcBorders>
+            <w:vAlign w:val="center"/>
+            <w:hideMark/>
+          </w:tcPr>
+          <w:p>
+            <w:pPr>
+              <w:spacing w:after="0" w:line="240" w:lineRule="auto"/>
+              <w:rPr>
+                <w:rFonts w:ascii="Arial" w:eastAsia="Times New Roman" w:hAnsi="Arial" w:cs="Arial"/>
+                <w:kern w:val="0"/>
+                <w:sz w:val="24"/>
+                <w:szCs w:val="24"/>
+                <w:lang w:eastAsia="hu-HU"/>
+                <w14:ligatures w14:val="none"/>
+              </w:rPr>
+            </w:pPr>
+            <w:r>
+              <w:rPr>
+                <w:rFonts w:ascii="Segoe UI Emoji" w:eastAsia="Times New Roman" w:hAnsi="Segoe UI Emoji" w:cs="Segoe UI Emoji"/>
+                <w:kern w:val="0"/>
+                <w:sz w:val="24"/>
+                <w:szCs w:val="24"/>
+                <w:lang w:eastAsia="hu-HU"/>
+                <w14:ligatures w14:val="none"/>
+              </w:rPr>
+              <w:t>✅</w:t>
+            </w:r>
+            <w:r>
+              <w:rPr>
+                <w:rFonts w:ascii="Arial" w:eastAsia="Times New Roman" w:hAnsi="Arial" w:cs="Arial"/>
+                <w:kern w:val="0"/>
+                <w:sz w:val="24"/>
+                <w:szCs w:val="24"/>
+                <w:lang w:eastAsia="hu-HU"/>
+                <w14:ligatures w14:val="none"/>
+              </w:rPr>
+              <w:t xml:space="preserve"> Aktív</w:t>
+            </w:r>
+          </w:p>
+        </w:tc>
+      </w:tr>
+      <w:tr>
+        <w:trPr>
+          <w:tblCellSpacing w:w="15" w:type="dxa"/>
+        </w:trPr>
+        <w:tc>
+          <w:tcPr>
+            <w:tcW w:w="0" w:type="auto"/>
+            <w:tcBorders>
+              <w:top w:val="single" w:sz="6" w:space="0" w:color="auto"/>
+              <w:left w:val="single" w:sz="6" w:space="0" w:color="auto"/>
+              <w:bottom w:val="single" w:sz="6" w:space="0" w:color="auto"/>
+              <w:right w:val="single" w:sz="6" w:space="0" w:color="auto"/>
+            </w:tcBorders>
+            <w:vAlign w:val="center"/>
+            <w:hideMark/>
+          </w:tcPr>
+          <w:p>
+            <w:pPr>
+              <w:spacing w:after="0" w:line="240" w:lineRule="auto"/>
+              <w:rPr>
+                <w:rFonts w:ascii="Arial" w:eastAsia="Times New Roman" w:hAnsi="Arial" w:cs="Arial"/>
+                <w:kern w:val="0"/>
+                <w:sz w:val="24"/>
+                <w:szCs w:val="24"/>
+                <w:lang w:eastAsia="hu-HU"/>
+                <w14:ligatures w14:val="none"/>
+              </w:rPr>
+            </w:pPr>
+            <w:r>
+              <w:rPr>
+                <w:rFonts w:ascii="Arial" w:eastAsia="Times New Roman" w:hAnsi="Arial" w:cs="Arial"/>
+                <w:b/>
+                <w:bCs/>
+                <w:kern w:val="0"/>
+                <w:sz w:val="24"/>
+                <w:szCs w:val="24"/>
+                <w:lang w:eastAsia="hu-HU"/>
+                <w14:ligatures w14:val="none"/>
+              </w:rPr>
+              <w:t>Adatvédelem</w:t>
+            </w:r>
+          </w:p>
+        </w:tc>
+        <w:tc>
+          <w:tcPr>
+            <w:tcW w:w="0" w:type="auto"/>
+            <w:tcBorders>
+              <w:top w:val="single" w:sz="6" w:space="0" w:color="auto"/>
+              <w:left w:val="single" w:sz="6" w:space="0" w:color="auto"/>
+              <w:bottom w:val="single" w:sz="6" w:space="0" w:color="auto"/>
+              <w:right w:val="single" w:sz="6" w:space="0" w:color="auto"/>
+            </w:tcBorders>
+            <w:vAlign w:val="center"/>
+            <w:hideMark/>
+          </w:tcPr>
+          <w:p>
+            <w:pPr>
+              <w:spacing w:after="0" w:line="240" w:lineRule="auto"/>
+              <w:rPr>
+                <w:rFonts w:ascii="Arial" w:eastAsia="Times New Roman" w:hAnsi="Arial" w:cs="Arial"/>
+                <w:kern w:val="0"/>
+                <w:sz w:val="24"/>
+                <w:szCs w:val="24"/>
+                <w:lang w:eastAsia="hu-HU"/>
+                <w14:ligatures w14:val="none"/>
+              </w:rPr>
+            </w:pPr>
+            <w:proofErr w:type="spellStart"/>
+            <w:r>
+              <w:rPr>
+                <w:rFonts w:ascii="Arial" w:eastAsia="Times New Roman" w:hAnsi="Arial" w:cs="Arial"/>
+                <w:kern w:val="0"/>
+                <w:sz w:val="24"/>
+                <w:szCs w:val="24"/>
+                <w:lang w:eastAsia="hu-HU"/>
+                <w14:ligatures w14:val="none"/>
+              </w:rPr>
+              <w:t>Shadow</w:t>
+            </w:r>
+            <w:proofErr w:type="spellEnd"/>
+            <w:r>
+              <w:rPr>
+                <w:rFonts w:ascii="Arial" w:eastAsia="Times New Roman" w:hAnsi="Arial" w:cs="Arial"/>
+                <w:kern w:val="0"/>
+                <w:sz w:val="24"/>
+                <w:szCs w:val="24"/>
+                <w:lang w:eastAsia="hu-HU"/>
+                <w14:ligatures w14:val="none"/>
+              </w:rPr>
+              <w:t xml:space="preserve"> </w:t>
+            </w:r>
+            <w:proofErr w:type="spellStart"/>
+            <w:r>
+              <w:rPr>
+                <w:rFonts w:ascii="Arial" w:eastAsia="Times New Roman" w:hAnsi="Arial" w:cs="Arial"/>
+                <w:kern w:val="0"/>
+                <w:sz w:val="24"/>
+                <w:szCs w:val="24"/>
+                <w:lang w:eastAsia="hu-HU"/>
+                <w14:ligatures w14:val="none"/>
+              </w:rPr>
+              <w:t>Copies</w:t>
+            </w:r>
+            <w:proofErr w:type="spellEnd"/>
+            <w:r>
+              <w:rPr>
+                <w:rFonts w:ascii="Arial" w:eastAsia="Times New Roman" w:hAnsi="Arial" w:cs="Arial"/>
+                <w:kern w:val="0"/>
+                <w:sz w:val="24"/>
+                <w:szCs w:val="24"/>
+                <w:lang w:eastAsia="hu-HU"/>
+                <w14:ligatures w14:val="none"/>
+              </w:rPr>
+              <w:t xml:space="preserve"> (Árnyékmásolatok) – 5GB limit</w:t>
+            </w:r>
+          </w:p>
+        </w:tc>
+        <w:tc>
+          <w:tcPr>
+            <w:tcW w:w="0" w:type="auto"/>
+            <w:tcBorders>
+              <w:top w:val="single" w:sz="6" w:space="0" w:color="auto"/>
+              <w:left w:val="single" w:sz="6" w:space="0" w:color="auto"/>
+              <w:bottom w:val="single" w:sz="6" w:space="0" w:color="auto"/>
+              <w:right w:val="single" w:sz="6" w:space="0" w:color="auto"/>
+            </w:tcBorders>
+            <w:vAlign w:val="center"/>
+            <w:hideMark/>
+          </w:tcPr>
+          <w:p>
+            <w:pPr>
+              <w:spacing w:after="0" w:line="240" w:lineRule="auto"/>
+              <w:rPr>
+                <w:rFonts w:ascii="Arial" w:eastAsia="Times New Roman" w:hAnsi="Arial" w:cs="Arial"/>
+                <w:kern w:val="0"/>
+                <w:sz w:val="24"/>
+                <w:szCs w:val="24"/>
+                <w:lang w:eastAsia="hu-HU"/>
+                <w14:ligatures w14:val="none"/>
+              </w:rPr>
+            </w:pPr>
+            <w:r>
+              <w:rPr>
+                <w:rFonts w:ascii="Segoe UI Emoji" w:eastAsia="Times New Roman" w:hAnsi="Segoe UI Emoji" w:cs="Segoe UI Emoji"/>
+                <w:kern w:val="0"/>
+                <w:sz w:val="24"/>
+                <w:szCs w:val="24"/>
+                <w:lang w:eastAsia="hu-HU"/>
+                <w14:ligatures w14:val="none"/>
+              </w:rPr>
+              <w:t>✅</w:t>
+            </w:r>
+            <w:r>
+              <w:rPr>
+                <w:rFonts w:ascii="Arial" w:eastAsia="Times New Roman" w:hAnsi="Arial" w:cs="Arial"/>
+                <w:kern w:val="0"/>
+                <w:sz w:val="24"/>
+                <w:szCs w:val="24"/>
+                <w:lang w:eastAsia="hu-HU"/>
+                <w14:ligatures w14:val="none"/>
+              </w:rPr>
+              <w:t xml:space="preserve"> Aktív</w:t>
+            </w:r>
+          </w:p>
+        </w:tc>
+      </w:tr>
+      <w:tr>
+        <w:trPr>
+          <w:tblCellSpacing w:w="15" w:type="dxa"/>
+        </w:trPr>
+        <w:tc>
+          <w:tcPr>
+            <w:tcW w:w="0" w:type="auto"/>
+            <w:tcBorders>
+              <w:top w:val="single" w:sz="6" w:space="0" w:color="auto"/>
+              <w:left w:val="single" w:sz="6" w:space="0" w:color="auto"/>
+              <w:bottom w:val="single" w:sz="6" w:space="0" w:color="auto"/>
+              <w:right w:val="single" w:sz="6" w:space="0" w:color="auto"/>
+            </w:tcBorders>
+            <w:vAlign w:val="center"/>
+            <w:hideMark/>
+          </w:tcPr>
+          <w:p>
+            <w:pPr>
+              <w:spacing w:after="0" w:line="240" w:lineRule="auto"/>
+              <w:rPr>
+                <w:rFonts w:ascii="Arial" w:eastAsia="Times New Roman" w:hAnsi="Arial" w:cs="Arial"/>
+                <w:kern w:val="0"/>
+                <w:sz w:val="24"/>
+                <w:szCs w:val="24"/>
+                <w:lang w:eastAsia="hu-HU"/>
+                <w14:ligatures w14:val="none"/>
+              </w:rPr>
+            </w:pPr>
+            <w:r>
+              <w:rPr>
+                <w:rFonts w:ascii="Arial" w:eastAsia="Times New Roman" w:hAnsi="Arial" w:cs="Arial"/>
+                <w:b/>
+                <w:bCs/>
+                <w:kern w:val="0"/>
+                <w:sz w:val="24"/>
+                <w:szCs w:val="24"/>
+                <w:lang w:eastAsia="hu-HU"/>
+                <w14:ligatures w14:val="none"/>
+              </w:rPr>
+              <w:t>Jogosultságkezelés</w:t>
+            </w:r>
+          </w:p>
+        </w:tc>
+        <w:tc>
+          <w:tcPr>
+            <w:tcW w:w="0" w:type="auto"/>
+            <w:tcBorders>
+              <w:top w:val="single" w:sz="6" w:space="0" w:color="auto"/>
+              <w:left w:val="single" w:sz="6" w:space="0" w:color="auto"/>
+              <w:bottom w:val="single" w:sz="6" w:space="0" w:color="auto"/>
+              <w:right w:val="single" w:sz="6" w:space="0" w:color="auto"/>
+            </w:tcBorders>
+            <w:vAlign w:val="center"/>
+            <w:hideMark/>
+          </w:tcPr>
+          <w:p>
+            <w:pPr>
+              <w:spacing w:after="0" w:line="240" w:lineRule="auto"/>
+              <w:rPr>
+                <w:rFonts w:ascii="Arial" w:eastAsia="Times New Roman" w:hAnsi="Arial" w:cs="Arial"/>
+                <w:kern w:val="0"/>
+                <w:sz w:val="24"/>
+                <w:szCs w:val="24"/>
+                <w:lang w:eastAsia="hu-HU"/>
+                <w14:ligatures w14:val="none"/>
+              </w:rPr>
+            </w:pPr>
+            <w:r>
+              <w:rPr>
+                <w:rFonts w:ascii="Arial" w:eastAsia="Times New Roman" w:hAnsi="Arial" w:cs="Arial"/>
+                <w:kern w:val="0"/>
+                <w:sz w:val="24"/>
+                <w:szCs w:val="24"/>
+                <w:lang w:eastAsia="hu-HU"/>
+                <w14:ligatures w14:val="none"/>
+              </w:rPr>
+              <w:t xml:space="preserve">NTFS öröklődés megszakítva, </w:t>
+            </w:r>
+            <w:proofErr w:type="spellStart"/>
+            <w:r>
+              <w:rPr>
+                <w:rFonts w:ascii="Arial" w:eastAsia="Times New Roman" w:hAnsi="Arial" w:cs="Arial"/>
+                <w:kern w:val="0"/>
+                <w:sz w:val="24"/>
+                <w:szCs w:val="24"/>
+                <w:lang w:eastAsia="hu-HU"/>
+                <w14:ligatures w14:val="none"/>
+              </w:rPr>
+              <w:t>Security</w:t>
+            </w:r>
+            <w:proofErr w:type="spellEnd"/>
+            <w:r>
+              <w:rPr>
+                <w:rFonts w:ascii="Arial" w:eastAsia="Times New Roman" w:hAnsi="Arial" w:cs="Arial"/>
+                <w:kern w:val="0"/>
+                <w:sz w:val="24"/>
+                <w:szCs w:val="24"/>
+                <w:lang w:eastAsia="hu-HU"/>
+                <w14:ligatures w14:val="none"/>
+              </w:rPr>
+              <w:t xml:space="preserve"> Group alapú hozzáférés</w:t>
+            </w:r>
+          </w:p>
+        </w:tc>
+        <w:tc>
+          <w:tcPr>
+            <w:tcW w:w="0" w:type="auto"/>
+            <w:tcBorders>
+              <w:top w:val="single" w:sz="6" w:space="0" w:color="auto"/>
+              <w:left w:val="single" w:sz="6" w:space="0" w:color="auto"/>
+              <w:bottom w:val="single" w:sz="6" w:space="0" w:color="auto"/>
+              <w:right w:val="single" w:sz="6" w:space="0" w:color="auto"/>
+            </w:tcBorders>
+            <w:vAlign w:val="center"/>
+            <w:hideMark/>
+          </w:tcPr>
+          <w:p>
+            <w:pPr>
+              <w:spacing w:after="0" w:line="240" w:lineRule="auto"/>
+              <w:rPr>
+                <w:rFonts w:ascii="Arial" w:eastAsia="Times New Roman" w:hAnsi="Arial" w:cs="Arial"/>
+                <w:kern w:val="0"/>
+                <w:sz w:val="24"/>
+                <w:szCs w:val="24"/>
+                <w:lang w:eastAsia="hu-HU"/>
+                <w14:ligatures w14:val="none"/>
+              </w:rPr>
+            </w:pPr>
+            <w:r>
+              <w:rPr>
+                <w:rFonts w:ascii="Segoe UI Emoji" w:eastAsia="Times New Roman" w:hAnsi="Segoe UI Emoji" w:cs="Segoe UI Emoji"/>
+                <w:kern w:val="0"/>
+                <w:sz w:val="24"/>
+                <w:szCs w:val="24"/>
+                <w:lang w:eastAsia="hu-HU"/>
+                <w14:ligatures w14:val="none"/>
+              </w:rPr>
+              <w:t>✅</w:t>
+            </w:r>
+            <w:r>
+              <w:rPr>
+                <w:rFonts w:ascii="Arial" w:eastAsia="Times New Roman" w:hAnsi="Arial" w:cs="Arial"/>
+                <w:kern w:val="0"/>
+                <w:sz w:val="24"/>
+                <w:szCs w:val="24"/>
+                <w:lang w:eastAsia="hu-HU"/>
+                <w14:ligatures w14:val="none"/>
+              </w:rPr>
+              <w:t xml:space="preserve"> Kész</w:t>
+            </w:r>
+          </w:p>
+        </w:tc>
+      </w:tr>
+    </w:tbl>
+    <w:p>
+      <w:pPr>
         <w:spacing w:after="100" w:afterAutospacing="1" w:line="240" w:lineRule="auto"/>
         <w:rPr>
           <w:rFonts w:ascii="Arial" w:eastAsia="Times New Roman" w:hAnsi="Arial" w:cs="Arial"/>
@@ -986,7 +2758,6 @@
           <w14:ligatures w14:val="none"/>
         </w:rPr>
       </w:pPr>
-      <w:proofErr w:type="spellStart"/>
       <w:r>
         <w:rPr>
           <w:rFonts w:ascii="Arial" w:eastAsia="Times New Roman" w:hAnsi="Arial" w:cs="Arial"/>
@@ -998,9 +2769,25 @@
           <w:lang w:eastAsia="hu-HU"/>
           <w14:ligatures w14:val="none"/>
         </w:rPr>
-        <w:t>Active</w:t>
-      </w:r>
-      <w:proofErr w:type="spellEnd"/>
+        <w:t>Részletek:</w:t>
+      </w:r>
+    </w:p>
+    <w:p>
+      <w:pPr>
+        <w:numPr>
+          <w:ilvl w:val="0"/>
+          <w:numId w:val="8"/>
+        </w:numPr>
+        <w:spacing w:after="100" w:afterAutospacing="1" w:line="240" w:lineRule="auto"/>
+        <w:rPr>
+          <w:rFonts w:ascii="Arial" w:eastAsia="Times New Roman" w:hAnsi="Arial" w:cs="Arial"/>
+          <w:kern w:val="0"/>
+          <w:sz w:val="24"/>
+          <w:szCs w:val="24"/>
+          <w:lang w:eastAsia="hu-HU"/>
+          <w14:ligatures w14:val="none"/>
+        </w:rPr>
+      </w:pPr>
       <w:r>
         <w:rPr>
           <w:rFonts w:ascii="Arial" w:eastAsia="Times New Roman" w:hAnsi="Arial" w:cs="Arial"/>
@@ -1012,9 +2799,60 @@
           <w:lang w:eastAsia="hu-HU"/>
           <w14:ligatures w14:val="none"/>
         </w:rPr>
-        <w:t xml:space="preserve"> </w:t>
+        <w:t>Automatizálás:</w:t>
+      </w:r>
+      <w:r>
+        <w:rPr>
+          <w:rFonts w:ascii="Arial" w:eastAsia="Times New Roman" w:hAnsi="Arial" w:cs="Arial"/>
+          <w:kern w:val="0"/>
+          <w:sz w:val="24"/>
+          <w:szCs w:val="24"/>
+          <w:lang w:eastAsia="hu-HU"/>
+          <w14:ligatures w14:val="none"/>
+        </w:rPr>
+        <w:t xml:space="preserve"> A teljes mappa-hierarchia (OFFICE és BOLT telephelyek, összesen 16 VLAN szegmens) PowerShell </w:t>
       </w:r>
       <w:proofErr w:type="spellStart"/>
+      <w:r>
+        <w:rPr>
+          <w:rFonts w:ascii="Arial" w:eastAsia="Times New Roman" w:hAnsi="Arial" w:cs="Arial"/>
+          <w:kern w:val="0"/>
+          <w:sz w:val="24"/>
+          <w:szCs w:val="24"/>
+          <w:lang w:eastAsia="hu-HU"/>
+          <w14:ligatures w14:val="none"/>
+        </w:rPr>
+        <w:t>szkripttel</w:t>
+      </w:r>
+      <w:proofErr w:type="spellEnd"/>
+      <w:r>
+        <w:rPr>
+          <w:rFonts w:ascii="Arial" w:eastAsia="Times New Roman" w:hAnsi="Arial" w:cs="Arial"/>
+          <w:kern w:val="0"/>
+          <w:sz w:val="24"/>
+          <w:szCs w:val="24"/>
+          <w:lang w:eastAsia="hu-HU"/>
+          <w14:ligatures w14:val="none"/>
+        </w:rPr>
+        <w:t xml:space="preserve"> lett legenerálva a konzisztencia érdekében.</w:t>
+      </w:r>
+    </w:p>
+    <w:p>
+      <w:pPr>
+        <w:numPr>
+          <w:ilvl w:val="0"/>
+          <w:numId w:val="8"/>
+        </w:numPr>
+        <w:spacing w:after="100" w:afterAutospacing="1" w:line="240" w:lineRule="auto"/>
+        <w:rPr>
+          <w:rFonts w:ascii="Arial" w:eastAsia="Times New Roman" w:hAnsi="Arial" w:cs="Arial"/>
+          <w:kern w:val="0"/>
+          <w:sz w:val="24"/>
+          <w:szCs w:val="24"/>
+          <w:lang w:eastAsia="hu-HU"/>
+          <w14:ligatures w14:val="none"/>
+        </w:rPr>
+      </w:pPr>
       <w:r>
         <w:rPr>
           <w:rFonts w:ascii="Arial" w:eastAsia="Times New Roman" w:hAnsi="Arial" w:cs="Arial"/>
@@ -1026,9 +2864,19 @@
           <w:lang w:eastAsia="hu-HU"/>
           <w14:ligatures w14:val="none"/>
         </w:rPr>
-        <w:t>Directory</w:t>
-      </w:r>
-      <w:proofErr w:type="spellEnd"/>
+        <w:t>Biztonság:</w:t>
+      </w:r>
+      <w:r>
+        <w:rPr>
+          <w:rFonts w:ascii="Arial" w:eastAsia="Times New Roman" w:hAnsi="Arial" w:cs="Arial"/>
+          <w:kern w:val="0"/>
+          <w:sz w:val="24"/>
+          <w:szCs w:val="24"/>
+          <w:lang w:eastAsia="hu-HU"/>
+          <w14:ligatures w14:val="none"/>
+        </w:rPr>
+        <w:t xml:space="preserve"> Az </w:t>
+      </w:r>
       <w:r>
         <w:rPr>
           <w:rFonts w:ascii="Arial" w:eastAsia="Times New Roman" w:hAnsi="Arial" w:cs="Arial"/>
@@ -1040,9 +2888,62 @@
           <w:lang w:eastAsia="hu-HU"/>
           <w14:ligatures w14:val="none"/>
         </w:rPr>
-        <w:t xml:space="preserve"> </w:t>
+        <w:t>ABE</w:t>
+      </w:r>
+      <w:r>
+        <w:rPr>
+          <w:rFonts w:ascii="Arial" w:eastAsia="Times New Roman" w:hAnsi="Arial" w:cs="Arial"/>
+          <w:kern w:val="0"/>
+          <w:sz w:val="24"/>
+          <w:szCs w:val="24"/>
+          <w:lang w:eastAsia="hu-HU"/>
+          <w14:ligatures w14:val="none"/>
+        </w:rPr>
+        <w:t xml:space="preserve"> technológiának köszönhetően a felhasználók az S: meghajtón belül kizárólag a saját részlegük mappáját látják (pl. a </w:t>
       </w:r>
       <w:proofErr w:type="spellStart"/>
+      <w:r>
+        <w:rPr>
+          <w:rFonts w:ascii="Arial" w:eastAsia="Times New Roman" w:hAnsi="Arial" w:cs="Arial"/>
+          <w:i/>
+          <w:iCs/>
+          <w:kern w:val="0"/>
+          <w:sz w:val="24"/>
+          <w:szCs w:val="24"/>
+          <w:lang w:eastAsia="hu-HU"/>
+          <w14:ligatures w14:val="none"/>
+        </w:rPr>
+        <w:t>Gongyoleg</w:t>
+      </w:r>
+      <w:proofErr w:type="spellEnd"/>
+      <w:r>
+        <w:rPr>
+          <w:rFonts w:ascii="Arial" w:eastAsia="Times New Roman" w:hAnsi="Arial" w:cs="Arial"/>
+          <w:kern w:val="0"/>
+          <w:sz w:val="24"/>
+          <w:szCs w:val="24"/>
+          <w:lang w:eastAsia="hu-HU"/>
+          <w14:ligatures w14:val="none"/>
+        </w:rPr>
+        <w:t xml:space="preserve"> mappa rejtett a nem raktárosok elől).</w:t>
+      </w:r>
+    </w:p>
+    <w:p>
+      <w:pPr>
+        <w:numPr>
+          <w:ilvl w:val="0"/>
+          <w:numId w:val="8"/>
+        </w:numPr>
+        <w:spacing w:after="100" w:afterAutospacing="1" w:line="240" w:lineRule="auto"/>
+        <w:rPr>
+          <w:rFonts w:ascii="Arial" w:eastAsia="Times New Roman" w:hAnsi="Arial" w:cs="Arial"/>
+          <w:kern w:val="0"/>
+          <w:sz w:val="24"/>
+          <w:szCs w:val="24"/>
+          <w:lang w:eastAsia="hu-HU"/>
+          <w14:ligatures w14:val="none"/>
+        </w:rPr>
+      </w:pPr>
       <w:r>
         <w:rPr>
           <w:rFonts w:ascii="Arial" w:eastAsia="Times New Roman" w:hAnsi="Arial" w:cs="Arial"/>
@@ -1054,49 +2955,7 @@
           <w:lang w:eastAsia="hu-HU"/>
           <w14:ligatures w14:val="none"/>
         </w:rPr>
-        <w:t>Domain</w:t>
-      </w:r>
-      <w:proofErr w:type="spellEnd"/>
-      <w:r>
-        <w:rPr>
-          <w:rFonts w:ascii="Arial" w:eastAsia="Times New Roman" w:hAnsi="Arial" w:cs="Arial"/>
-          <w:b/>
-          <w:bCs/>
-          <w:kern w:val="0"/>
-          <w:sz w:val="24"/>
-          <w:szCs w:val="24"/>
-          <w:lang w:eastAsia="hu-HU"/>
-          <w14:ligatures w14:val="none"/>
-        </w:rPr>
-        <w:t xml:space="preserve"> </w:t>
-      </w:r>
-      <w:proofErr w:type="spellStart"/>
-      <w:r>
-        <w:rPr>
-          <w:rFonts w:ascii="Arial" w:eastAsia="Times New Roman" w:hAnsi="Arial" w:cs="Arial"/>
-          <w:b/>
-          <w:bCs/>
-          <w:kern w:val="0"/>
-          <w:sz w:val="24"/>
-          <w:szCs w:val="24"/>
-          <w:lang w:eastAsia="hu-HU"/>
-          <w14:ligatures w14:val="none"/>
-        </w:rPr>
-        <w:t>Services</w:t>
-      </w:r>
-      <w:proofErr w:type="spellEnd"/>
-      <w:r>
-        <w:rPr>
-          <w:rFonts w:ascii="Arial" w:eastAsia="Times New Roman" w:hAnsi="Arial" w:cs="Arial"/>
-          <w:b/>
-          <w:bCs/>
-          <w:kern w:val="0"/>
-          <w:sz w:val="24"/>
-          <w:szCs w:val="24"/>
-          <w:lang w:eastAsia="hu-HU"/>
-          <w14:ligatures w14:val="none"/>
-        </w:rPr>
-        <w:t xml:space="preserve"> (AD DS):</w:t>
+        <w:t>Adatmentés:</w:t>
       </w:r>
       <w:r>
         <w:rPr>
@@ -1107,16 +2966,20 @@
           <w:lang w:eastAsia="hu-HU"/>
           <w14:ligatures w14:val="none"/>
         </w:rPr>
-        <w:t xml:space="preserve"> A központi címtár és a felhasználók kezelése kész.</w:t>
-      </w:r>
-    </w:p>
-    <w:p>
-      <w:pPr>
-        <w:numPr>
-          <w:ilvl w:val="0"/>
-          <w:numId w:val="1"/>
-        </w:numPr>
-        <w:spacing w:after="100" w:afterAutospacing="1" w:line="240" w:lineRule="auto"/>
+        <w:t xml:space="preserve"> A </w:t>
+      </w:r>
+      <w:r>
+        <w:rPr>
+          <w:rFonts w:ascii="Arial" w:eastAsia="Times New Roman" w:hAnsi="Arial" w:cs="Arial"/>
+          <w:kern w:val="0"/>
+          <w:sz w:val="20"/>
+          <w:szCs w:val="20"/>
+          <w:lang w:eastAsia="hu-HU"/>
+          <w14:ligatures w14:val="none"/>
+        </w:rPr>
+        <w:t>C:</w:t>
+      </w:r>
+      <w:r>
         <w:rPr>
           <w:rFonts w:ascii="Arial" w:eastAsia="Times New Roman" w:hAnsi="Arial" w:cs="Arial"/>
           <w:kern w:val="0"/>
@@ -1125,525 +2988,1789 @@
           <w:lang w:eastAsia="hu-HU"/>
           <w14:ligatures w14:val="none"/>
         </w:rPr>
-      </w:pPr>
-      <w:r>
-        <w:rPr>
-          <w:rFonts w:ascii="Arial" w:eastAsia="Times New Roman" w:hAnsi="Arial" w:cs="Arial"/>
+        <w:t xml:space="preserve"> köteten az árnyékmásolatok ütemezve vannak, lehetővé téve a fájlok korábbi verzióinak felhasználói szintű visszaállítását.</w:t>
+      </w:r>
+    </w:p>
+    <w:p>
+      <w:pPr>
+        <w:pStyle w:val="Cmsor2"/>
+        <w:spacing w:before="0" w:beforeAutospacing="0"/>
+        <w:rPr>
+          <w:rFonts w:ascii="Arial" w:hAnsi="Arial" w:cs="Arial"/>
+        </w:rPr>
+      </w:pPr>
+      <w:r>
+        <w:rPr>
+          <w:rFonts w:ascii="Arial" w:hAnsi="Arial" w:cs="Arial"/>
+        </w:rPr>
+        <w:t>2. Csoportpolitika (GPO) Megvalósítási Terv</w:t>
+      </w:r>
+    </w:p>
+    <w:tbl>
+      <w:tblPr>
+        <w:tblW w:w="0" w:type="auto"/>
+        <w:tblCellSpacing w:w="15" w:type="dxa"/>
+        <w:tblCellMar>
+          <w:top w:w="15" w:type="dxa"/>
+          <w:left w:w="15" w:type="dxa"/>
+          <w:bottom w:w="15" w:type="dxa"/>
+          <w:right w:w="15" w:type="dxa"/>
+        </w:tblCellMar>
+        <w:tblLook w:val="04A0" w:firstRow="1" w:lastRow="0" w:firstColumn="1" w:lastColumn="0" w:noHBand="0" w:noVBand="1"/>
+      </w:tblPr>
+      <w:tblGrid>
+        <w:gridCol w:w="2887"/>
+        <w:gridCol w:w="1591"/>
+        <w:gridCol w:w="1326"/>
+        <w:gridCol w:w="2315"/>
+        <w:gridCol w:w="937"/>
+      </w:tblGrid>
+      <w:tr>
+        <w:trPr>
+          <w:tblHeader/>
+          <w:tblCellSpacing w:w="15" w:type="dxa"/>
+        </w:trPr>
+        <w:tc>
+          <w:tcPr>
+            <w:tcW w:w="0" w:type="auto"/>
+            <w:tcBorders>
+              <w:top w:val="single" w:sz="6" w:space="0" w:color="auto"/>
+              <w:left w:val="single" w:sz="6" w:space="0" w:color="auto"/>
+              <w:bottom w:val="single" w:sz="6" w:space="0" w:color="auto"/>
+              <w:right w:val="single" w:sz="6" w:space="0" w:color="auto"/>
+            </w:tcBorders>
+            <w:vAlign w:val="center"/>
+            <w:hideMark/>
+          </w:tcPr>
+          <w:p>
+            <w:pPr>
+              <w:rPr>
+                <w:rFonts w:ascii="Arial" w:hAnsi="Arial" w:cs="Arial"/>
+              </w:rPr>
+            </w:pPr>
+            <w:r>
+              <w:rPr>
+                <w:rStyle w:val="Kiemels2"/>
+                <w:rFonts w:ascii="Arial" w:hAnsi="Arial" w:cs="Arial"/>
+              </w:rPr>
+              <w:t>GPO Neve</w:t>
+            </w:r>
+          </w:p>
+        </w:tc>
+        <w:tc>
+          <w:tcPr>
+            <w:tcW w:w="0" w:type="auto"/>
+            <w:tcBorders>
+              <w:top w:val="single" w:sz="6" w:space="0" w:color="auto"/>
+              <w:left w:val="single" w:sz="6" w:space="0" w:color="auto"/>
+              <w:bottom w:val="single" w:sz="6" w:space="0" w:color="auto"/>
+              <w:right w:val="single" w:sz="6" w:space="0" w:color="auto"/>
+            </w:tcBorders>
+            <w:vAlign w:val="center"/>
+            <w:hideMark/>
+          </w:tcPr>
+          <w:p>
+            <w:pPr>
+              <w:rPr>
+                <w:rFonts w:ascii="Arial" w:hAnsi="Arial" w:cs="Arial"/>
+              </w:rPr>
+            </w:pPr>
+            <w:r>
+              <w:rPr>
+                <w:rStyle w:val="Kiemels2"/>
+                <w:rFonts w:ascii="Arial" w:hAnsi="Arial" w:cs="Arial"/>
+              </w:rPr>
+              <w:t>Célcsoport (OU)</w:t>
+            </w:r>
+          </w:p>
+        </w:tc>
+        <w:tc>
+          <w:tcPr>
+            <w:tcW w:w="0" w:type="auto"/>
+            <w:tcBorders>
+              <w:top w:val="single" w:sz="6" w:space="0" w:color="auto"/>
+              <w:left w:val="single" w:sz="6" w:space="0" w:color="auto"/>
+              <w:bottom w:val="single" w:sz="6" w:space="0" w:color="auto"/>
+              <w:right w:val="single" w:sz="6" w:space="0" w:color="auto"/>
+            </w:tcBorders>
+            <w:vAlign w:val="center"/>
+            <w:hideMark/>
+          </w:tcPr>
+          <w:p>
+            <w:pPr>
+              <w:rPr>
+                <w:rFonts w:ascii="Arial" w:hAnsi="Arial" w:cs="Arial"/>
+              </w:rPr>
+            </w:pPr>
+            <w:r>
+              <w:rPr>
+                <w:rStyle w:val="Kiemels2"/>
+                <w:rFonts w:ascii="Arial" w:hAnsi="Arial" w:cs="Arial"/>
+              </w:rPr>
+              <w:t>Beállítás típusa</w:t>
+            </w:r>
+          </w:p>
+        </w:tc>
+        <w:tc>
+          <w:tcPr>
+            <w:tcW w:w="0" w:type="auto"/>
+            <w:tcBorders>
+              <w:top w:val="single" w:sz="6" w:space="0" w:color="auto"/>
+              <w:left w:val="single" w:sz="6" w:space="0" w:color="auto"/>
+              <w:bottom w:val="single" w:sz="6" w:space="0" w:color="auto"/>
+              <w:right w:val="single" w:sz="6" w:space="0" w:color="auto"/>
+            </w:tcBorders>
+            <w:vAlign w:val="center"/>
+            <w:hideMark/>
+          </w:tcPr>
+          <w:p>
+            <w:pPr>
+              <w:rPr>
+                <w:rFonts w:ascii="Arial" w:hAnsi="Arial" w:cs="Arial"/>
+              </w:rPr>
+            </w:pPr>
+            <w:r>
+              <w:rPr>
+                <w:rStyle w:val="Kiemels2"/>
+                <w:rFonts w:ascii="Arial" w:hAnsi="Arial" w:cs="Arial"/>
+              </w:rPr>
+              <w:t>Leírás / Konfiguráció</w:t>
+            </w:r>
+          </w:p>
+        </w:tc>
+        <w:tc>
+          <w:tcPr>
+            <w:tcW w:w="0" w:type="auto"/>
+            <w:tcBorders>
+              <w:top w:val="single" w:sz="6" w:space="0" w:color="auto"/>
+              <w:left w:val="single" w:sz="6" w:space="0" w:color="auto"/>
+              <w:bottom w:val="single" w:sz="6" w:space="0" w:color="auto"/>
+              <w:right w:val="single" w:sz="6" w:space="0" w:color="auto"/>
+            </w:tcBorders>
+            <w:vAlign w:val="center"/>
+            <w:hideMark/>
+          </w:tcPr>
+          <w:p>
+            <w:pPr>
+              <w:rPr>
+                <w:rFonts w:ascii="Arial" w:hAnsi="Arial" w:cs="Arial"/>
+              </w:rPr>
+            </w:pPr>
+            <w:r>
+              <w:rPr>
+                <w:rStyle w:val="Kiemels2"/>
+                <w:rFonts w:ascii="Arial" w:hAnsi="Arial" w:cs="Arial"/>
+              </w:rPr>
+              <w:t>prioritás</w:t>
+            </w:r>
+          </w:p>
+        </w:tc>
+      </w:tr>
+      <w:tr>
+        <w:trPr>
+          <w:tblCellSpacing w:w="15" w:type="dxa"/>
+        </w:trPr>
+        <w:tc>
+          <w:tcPr>
+            <w:tcW w:w="0" w:type="auto"/>
+            <w:tcBorders>
+              <w:top w:val="single" w:sz="6" w:space="0" w:color="auto"/>
+              <w:left w:val="single" w:sz="6" w:space="0" w:color="auto"/>
+              <w:bottom w:val="single" w:sz="6" w:space="0" w:color="auto"/>
+              <w:right w:val="single" w:sz="6" w:space="0" w:color="auto"/>
+            </w:tcBorders>
+            <w:vAlign w:val="center"/>
+            <w:hideMark/>
+          </w:tcPr>
+          <w:p>
+            <w:pPr>
+              <w:rPr>
+                <w:rFonts w:ascii="Arial" w:hAnsi="Arial" w:cs="Arial"/>
+              </w:rPr>
+            </w:pPr>
+            <w:proofErr w:type="spellStart"/>
+            <w:r>
+              <w:rPr>
+                <w:rFonts w:ascii="Arial" w:hAnsi="Arial" w:cs="Arial"/>
+                <w:b/>
+                <w:bCs/>
+              </w:rPr>
+              <w:t>GPO_Mapped_Drives</w:t>
+            </w:r>
+            <w:proofErr w:type="spellEnd"/>
+          </w:p>
+        </w:tc>
+        <w:tc>
+          <w:tcPr>
+            <w:tcW w:w="0" w:type="auto"/>
+            <w:tcBorders>
+              <w:top w:val="single" w:sz="6" w:space="0" w:color="auto"/>
+              <w:left w:val="single" w:sz="6" w:space="0" w:color="auto"/>
+              <w:bottom w:val="single" w:sz="6" w:space="0" w:color="auto"/>
+              <w:right w:val="single" w:sz="6" w:space="0" w:color="auto"/>
+            </w:tcBorders>
+            <w:vAlign w:val="center"/>
+            <w:hideMark/>
+          </w:tcPr>
+          <w:p>
+            <w:pPr>
+              <w:rPr>
+                <w:rFonts w:ascii="Arial" w:hAnsi="Arial" w:cs="Arial"/>
+              </w:rPr>
+            </w:pPr>
+            <w:proofErr w:type="spellStart"/>
+            <w:r>
+              <w:rPr>
+                <w:rStyle w:val="HTML-kd"/>
+                <w:rFonts w:ascii="Arial" w:eastAsiaTheme="minorHAnsi" w:hAnsi="Arial" w:cs="Arial"/>
+              </w:rPr>
+              <w:t>QUBE_Enterprise</w:t>
+            </w:r>
+            <w:proofErr w:type="spellEnd"/>
+          </w:p>
+        </w:tc>
+        <w:tc>
+          <w:tcPr>
+            <w:tcW w:w="0" w:type="auto"/>
+            <w:tcBorders>
+              <w:top w:val="single" w:sz="6" w:space="0" w:color="auto"/>
+              <w:left w:val="single" w:sz="6" w:space="0" w:color="auto"/>
+              <w:bottom w:val="single" w:sz="6" w:space="0" w:color="auto"/>
+              <w:right w:val="single" w:sz="6" w:space="0" w:color="auto"/>
+            </w:tcBorders>
+            <w:vAlign w:val="center"/>
+            <w:hideMark/>
+          </w:tcPr>
+          <w:p>
+            <w:pPr>
+              <w:rPr>
+                <w:rFonts w:ascii="Arial" w:hAnsi="Arial" w:cs="Arial"/>
+              </w:rPr>
+            </w:pPr>
+            <w:proofErr w:type="spellStart"/>
+            <w:r>
+              <w:rPr>
+                <w:rFonts w:ascii="Arial" w:hAnsi="Arial" w:cs="Arial"/>
+              </w:rPr>
+              <w:t>User</w:t>
+            </w:r>
+            <w:proofErr w:type="spellEnd"/>
+            <w:r>
+              <w:rPr>
+                <w:rFonts w:ascii="Arial" w:hAnsi="Arial" w:cs="Arial"/>
+              </w:rPr>
+              <w:t xml:space="preserve"> </w:t>
+            </w:r>
+            <w:proofErr w:type="spellStart"/>
+            <w:r>
+              <w:rPr>
+                <w:rFonts w:ascii="Arial" w:hAnsi="Arial" w:cs="Arial"/>
+              </w:rPr>
+              <w:t>Configuration</w:t>
+            </w:r>
+            <w:proofErr w:type="spellEnd"/>
+          </w:p>
+        </w:tc>
+        <w:tc>
+          <w:tcPr>
+            <w:tcW w:w="0" w:type="auto"/>
+            <w:tcBorders>
+              <w:top w:val="single" w:sz="6" w:space="0" w:color="auto"/>
+              <w:left w:val="single" w:sz="6" w:space="0" w:color="auto"/>
+              <w:bottom w:val="single" w:sz="6" w:space="0" w:color="auto"/>
+              <w:right w:val="single" w:sz="6" w:space="0" w:color="auto"/>
+            </w:tcBorders>
+            <w:vAlign w:val="center"/>
+            <w:hideMark/>
+          </w:tcPr>
+          <w:p>
+            <w:pPr>
+              <w:pStyle w:val="NormlWeb"/>
+              <w:spacing w:before="0" w:beforeAutospacing="0" w:after="0" w:afterAutospacing="0"/>
+              <w:rPr>
+                <w:rFonts w:ascii="Arial" w:hAnsi="Arial" w:cs="Arial"/>
+              </w:rPr>
+            </w:pPr>
+            <w:r>
+              <w:rPr>
+                <w:rFonts w:ascii="Arial" w:hAnsi="Arial" w:cs="Arial"/>
+                <w:b/>
+                <w:bCs/>
+              </w:rPr>
+              <w:t>U:</w:t>
+            </w:r>
+            <w:r>
+              <w:rPr>
+                <w:rFonts w:ascii="Arial" w:hAnsi="Arial" w:cs="Arial"/>
+              </w:rPr>
+              <w:t xml:space="preserve"> </w:t>
+            </w:r>
+            <w:r>
+              <w:rPr>
+                <w:rStyle w:val="HTML-kd"/>
+                <w:rFonts w:ascii="Arial" w:hAnsi="Arial" w:cs="Arial"/>
+              </w:rPr>
+              <w:t>\\WIN-SRV\home\%LogonUser%</w:t>
+            </w:r>
+          </w:p>
+          <w:p>
+            <w:pPr>
+              <w:rPr>
+                <w:rFonts w:ascii="Arial" w:hAnsi="Arial" w:cs="Arial"/>
+              </w:rPr>
+            </w:pPr>
+            <w:r>
+              <w:rPr>
+                <w:rFonts w:ascii="Arial" w:hAnsi="Arial" w:cs="Arial"/>
+              </w:rPr>
+              <w:lastRenderedPageBreak/>
+              <w:br/>
+            </w:r>
+          </w:p>
+          <w:p>
+            <w:pPr>
+              <w:pStyle w:val="NormlWeb"/>
+              <w:spacing w:before="0" w:beforeAutospacing="0" w:after="0" w:afterAutospacing="0"/>
+              <w:rPr>
+                <w:rFonts w:ascii="Arial" w:hAnsi="Arial" w:cs="Arial"/>
+              </w:rPr>
+            </w:pPr>
+            <w:r>
+              <w:rPr>
+                <w:rFonts w:ascii="Arial" w:hAnsi="Arial" w:cs="Arial"/>
+                <w:b/>
+                <w:bCs/>
+              </w:rPr>
+              <w:t>S:</w:t>
+            </w:r>
+            <w:r>
+              <w:rPr>
+                <w:rFonts w:ascii="Arial" w:hAnsi="Arial" w:cs="Arial"/>
+              </w:rPr>
+              <w:t xml:space="preserve"> </w:t>
+            </w:r>
+            <w:r>
+              <w:rPr>
+                <w:rStyle w:val="HTML-kd"/>
+                <w:rFonts w:ascii="Arial" w:hAnsi="Arial" w:cs="Arial"/>
+              </w:rPr>
+              <w:t>\\WIN-SRV\Shares</w:t>
+            </w:r>
+          </w:p>
+        </w:tc>
+        <w:tc>
+          <w:tcPr>
+            <w:tcW w:w="0" w:type="auto"/>
+            <w:tcBorders>
+              <w:top w:val="single" w:sz="6" w:space="0" w:color="auto"/>
+              <w:left w:val="single" w:sz="6" w:space="0" w:color="auto"/>
+              <w:bottom w:val="single" w:sz="6" w:space="0" w:color="auto"/>
+              <w:right w:val="single" w:sz="6" w:space="0" w:color="auto"/>
+            </w:tcBorders>
+            <w:vAlign w:val="center"/>
+            <w:hideMark/>
+          </w:tcPr>
+          <w:p>
+            <w:pPr>
+              <w:rPr>
+                <w:rFonts w:ascii="Arial" w:hAnsi="Arial" w:cs="Arial"/>
+              </w:rPr>
+            </w:pPr>
+            <w:r>
+              <w:rPr>
+                <w:rFonts w:ascii="Arial" w:hAnsi="Arial" w:cs="Arial"/>
+              </w:rPr>
+              <w:lastRenderedPageBreak/>
+              <w:t>Magas</w:t>
+            </w:r>
+          </w:p>
+        </w:tc>
+      </w:tr>
+      <w:tr>
+        <w:trPr>
+          <w:tblCellSpacing w:w="15" w:type="dxa"/>
+        </w:trPr>
+        <w:tc>
+          <w:tcPr>
+            <w:tcW w:w="0" w:type="auto"/>
+            <w:tcBorders>
+              <w:top w:val="single" w:sz="6" w:space="0" w:color="auto"/>
+              <w:left w:val="single" w:sz="6" w:space="0" w:color="auto"/>
+              <w:bottom w:val="single" w:sz="6" w:space="0" w:color="auto"/>
+              <w:right w:val="single" w:sz="6" w:space="0" w:color="auto"/>
+            </w:tcBorders>
+            <w:vAlign w:val="center"/>
+            <w:hideMark/>
+          </w:tcPr>
+          <w:p>
+            <w:pPr>
+              <w:rPr>
+                <w:rFonts w:ascii="Arial" w:hAnsi="Arial" w:cs="Arial"/>
+              </w:rPr>
+            </w:pPr>
+            <w:proofErr w:type="spellStart"/>
+            <w:r>
+              <w:rPr>
+                <w:rFonts w:ascii="Arial" w:hAnsi="Arial" w:cs="Arial"/>
+                <w:b/>
+                <w:bCs/>
+              </w:rPr>
+              <w:t>GPO_Security_Restrictions</w:t>
+            </w:r>
+            <w:proofErr w:type="spellEnd"/>
+          </w:p>
+        </w:tc>
+        <w:tc>
+          <w:tcPr>
+            <w:tcW w:w="0" w:type="auto"/>
+            <w:tcBorders>
+              <w:top w:val="single" w:sz="6" w:space="0" w:color="auto"/>
+              <w:left w:val="single" w:sz="6" w:space="0" w:color="auto"/>
+              <w:bottom w:val="single" w:sz="6" w:space="0" w:color="auto"/>
+              <w:right w:val="single" w:sz="6" w:space="0" w:color="auto"/>
+            </w:tcBorders>
+            <w:vAlign w:val="center"/>
+            <w:hideMark/>
+          </w:tcPr>
+          <w:p>
+            <w:pPr>
+              <w:rPr>
+                <w:rFonts w:ascii="Arial" w:hAnsi="Arial" w:cs="Arial"/>
+              </w:rPr>
+            </w:pPr>
+            <w:proofErr w:type="spellStart"/>
+            <w:r>
+              <w:rPr>
+                <w:rStyle w:val="HTML-kd"/>
+                <w:rFonts w:ascii="Arial" w:eastAsiaTheme="minorHAnsi" w:hAnsi="Arial" w:cs="Arial"/>
+              </w:rPr>
+              <w:t>QUBE_Enterprise</w:t>
+            </w:r>
+            <w:proofErr w:type="spellEnd"/>
+          </w:p>
+        </w:tc>
+        <w:tc>
+          <w:tcPr>
+            <w:tcW w:w="0" w:type="auto"/>
+            <w:tcBorders>
+              <w:top w:val="single" w:sz="6" w:space="0" w:color="auto"/>
+              <w:left w:val="single" w:sz="6" w:space="0" w:color="auto"/>
+              <w:bottom w:val="single" w:sz="6" w:space="0" w:color="auto"/>
+              <w:right w:val="single" w:sz="6" w:space="0" w:color="auto"/>
+            </w:tcBorders>
+            <w:vAlign w:val="center"/>
+            <w:hideMark/>
+          </w:tcPr>
+          <w:p>
+            <w:pPr>
+              <w:rPr>
+                <w:rFonts w:ascii="Arial" w:hAnsi="Arial" w:cs="Arial"/>
+              </w:rPr>
+            </w:pPr>
+            <w:proofErr w:type="spellStart"/>
+            <w:r>
+              <w:rPr>
+                <w:rFonts w:ascii="Arial" w:hAnsi="Arial" w:cs="Arial"/>
+              </w:rPr>
+              <w:t>User</w:t>
+            </w:r>
+            <w:proofErr w:type="spellEnd"/>
+            <w:r>
+              <w:rPr>
+                <w:rFonts w:ascii="Arial" w:hAnsi="Arial" w:cs="Arial"/>
+              </w:rPr>
+              <w:t xml:space="preserve"> </w:t>
+            </w:r>
+            <w:proofErr w:type="spellStart"/>
+            <w:r>
+              <w:rPr>
+                <w:rFonts w:ascii="Arial" w:hAnsi="Arial" w:cs="Arial"/>
+              </w:rPr>
+              <w:t>Configuration</w:t>
+            </w:r>
+            <w:proofErr w:type="spellEnd"/>
+          </w:p>
+        </w:tc>
+        <w:tc>
+          <w:tcPr>
+            <w:tcW w:w="0" w:type="auto"/>
+            <w:tcBorders>
+              <w:top w:val="single" w:sz="6" w:space="0" w:color="auto"/>
+              <w:left w:val="single" w:sz="6" w:space="0" w:color="auto"/>
+              <w:bottom w:val="single" w:sz="6" w:space="0" w:color="auto"/>
+              <w:right w:val="single" w:sz="6" w:space="0" w:color="auto"/>
+            </w:tcBorders>
+            <w:vAlign w:val="center"/>
+            <w:hideMark/>
+          </w:tcPr>
+          <w:p>
+            <w:pPr>
+              <w:rPr>
+                <w:rFonts w:ascii="Arial" w:hAnsi="Arial" w:cs="Arial"/>
+              </w:rPr>
+            </w:pPr>
+            <w:r>
+              <w:rPr>
+                <w:rFonts w:ascii="Arial" w:hAnsi="Arial" w:cs="Arial"/>
+                <w:b/>
+                <w:bCs/>
+              </w:rPr>
+              <w:t>CMD tiltása</w:t>
+            </w:r>
+            <w:r>
+              <w:rPr>
+                <w:rFonts w:ascii="Arial" w:hAnsi="Arial" w:cs="Arial"/>
+              </w:rPr>
+              <w:t xml:space="preserve">, </w:t>
+            </w:r>
+            <w:proofErr w:type="spellStart"/>
+            <w:r>
+              <w:rPr>
+                <w:rFonts w:ascii="Arial" w:hAnsi="Arial" w:cs="Arial"/>
+              </w:rPr>
+              <w:t>Registry</w:t>
+            </w:r>
+            <w:proofErr w:type="spellEnd"/>
+            <w:r>
+              <w:rPr>
+                <w:rFonts w:ascii="Arial" w:hAnsi="Arial" w:cs="Arial"/>
+              </w:rPr>
+              <w:t xml:space="preserve"> szerkesztő tiltása, </w:t>
+            </w:r>
+            <w:proofErr w:type="spellStart"/>
+            <w:r>
+              <w:rPr>
+                <w:rFonts w:ascii="Arial" w:hAnsi="Arial" w:cs="Arial"/>
+              </w:rPr>
+              <w:t>Control</w:t>
+            </w:r>
+            <w:proofErr w:type="spellEnd"/>
+            <w:r>
+              <w:rPr>
+                <w:rFonts w:ascii="Arial" w:hAnsi="Arial" w:cs="Arial"/>
+              </w:rPr>
+              <w:t xml:space="preserve"> Panel korlátozás</w:t>
+            </w:r>
+          </w:p>
+        </w:tc>
+        <w:tc>
+          <w:tcPr>
+            <w:tcW w:w="0" w:type="auto"/>
+            <w:tcBorders>
+              <w:top w:val="single" w:sz="6" w:space="0" w:color="auto"/>
+              <w:left w:val="single" w:sz="6" w:space="0" w:color="auto"/>
+              <w:bottom w:val="single" w:sz="6" w:space="0" w:color="auto"/>
+              <w:right w:val="single" w:sz="6" w:space="0" w:color="auto"/>
+            </w:tcBorders>
+            <w:vAlign w:val="center"/>
+            <w:hideMark/>
+          </w:tcPr>
+          <w:p>
+            <w:pPr>
+              <w:rPr>
+                <w:rFonts w:ascii="Arial" w:hAnsi="Arial" w:cs="Arial"/>
+              </w:rPr>
+            </w:pPr>
+            <w:r>
+              <w:rPr>
+                <w:rFonts w:ascii="Arial" w:hAnsi="Arial" w:cs="Arial"/>
+              </w:rPr>
+              <w:t>Magas</w:t>
+            </w:r>
+          </w:p>
+        </w:tc>
+      </w:tr>
+      <w:tr>
+        <w:trPr>
+          <w:tblCellSpacing w:w="15" w:type="dxa"/>
+        </w:trPr>
+        <w:tc>
+          <w:tcPr>
+            <w:tcW w:w="0" w:type="auto"/>
+            <w:tcBorders>
+              <w:top w:val="single" w:sz="6" w:space="0" w:color="auto"/>
+              <w:left w:val="single" w:sz="6" w:space="0" w:color="auto"/>
+              <w:bottom w:val="single" w:sz="6" w:space="0" w:color="auto"/>
+              <w:right w:val="single" w:sz="6" w:space="0" w:color="auto"/>
+            </w:tcBorders>
+            <w:vAlign w:val="center"/>
+            <w:hideMark/>
+          </w:tcPr>
+          <w:p>
+            <w:pPr>
+              <w:rPr>
+                <w:rFonts w:ascii="Arial" w:hAnsi="Arial" w:cs="Arial"/>
+              </w:rPr>
+            </w:pPr>
+            <w:proofErr w:type="spellStart"/>
+            <w:r>
+              <w:rPr>
+                <w:rFonts w:ascii="Arial" w:hAnsi="Arial" w:cs="Arial"/>
+                <w:b/>
+                <w:bCs/>
+              </w:rPr>
+              <w:t>GPO_Desktop_Environment</w:t>
+            </w:r>
+            <w:proofErr w:type="spellEnd"/>
+          </w:p>
+        </w:tc>
+        <w:tc>
+          <w:tcPr>
+            <w:tcW w:w="0" w:type="auto"/>
+            <w:tcBorders>
+              <w:top w:val="single" w:sz="6" w:space="0" w:color="auto"/>
+              <w:left w:val="single" w:sz="6" w:space="0" w:color="auto"/>
+              <w:bottom w:val="single" w:sz="6" w:space="0" w:color="auto"/>
+              <w:right w:val="single" w:sz="6" w:space="0" w:color="auto"/>
+            </w:tcBorders>
+            <w:vAlign w:val="center"/>
+            <w:hideMark/>
+          </w:tcPr>
+          <w:p>
+            <w:pPr>
+              <w:rPr>
+                <w:rFonts w:ascii="Arial" w:hAnsi="Arial" w:cs="Arial"/>
+              </w:rPr>
+            </w:pPr>
+            <w:proofErr w:type="spellStart"/>
+            <w:r>
+              <w:rPr>
+                <w:rStyle w:val="HTML-kd"/>
+                <w:rFonts w:ascii="Arial" w:eastAsiaTheme="minorHAnsi" w:hAnsi="Arial" w:cs="Arial"/>
+              </w:rPr>
+              <w:t>QUBE_Enterprise</w:t>
+            </w:r>
+            <w:proofErr w:type="spellEnd"/>
+          </w:p>
+        </w:tc>
+        <w:tc>
+          <w:tcPr>
+            <w:tcW w:w="0" w:type="auto"/>
+            <w:tcBorders>
+              <w:top w:val="single" w:sz="6" w:space="0" w:color="auto"/>
+              <w:left w:val="single" w:sz="6" w:space="0" w:color="auto"/>
+              <w:bottom w:val="single" w:sz="6" w:space="0" w:color="auto"/>
+              <w:right w:val="single" w:sz="6" w:space="0" w:color="auto"/>
+            </w:tcBorders>
+            <w:vAlign w:val="center"/>
+            <w:hideMark/>
+          </w:tcPr>
+          <w:p>
+            <w:pPr>
+              <w:rPr>
+                <w:rFonts w:ascii="Arial" w:hAnsi="Arial" w:cs="Arial"/>
+              </w:rPr>
+            </w:pPr>
+            <w:proofErr w:type="spellStart"/>
+            <w:r>
+              <w:rPr>
+                <w:rFonts w:ascii="Arial" w:hAnsi="Arial" w:cs="Arial"/>
+              </w:rPr>
+              <w:t>User</w:t>
+            </w:r>
+            <w:proofErr w:type="spellEnd"/>
+            <w:r>
+              <w:rPr>
+                <w:rFonts w:ascii="Arial" w:hAnsi="Arial" w:cs="Arial"/>
+              </w:rPr>
+              <w:t xml:space="preserve"> </w:t>
+            </w:r>
+            <w:proofErr w:type="spellStart"/>
+            <w:r>
+              <w:rPr>
+                <w:rFonts w:ascii="Arial" w:hAnsi="Arial" w:cs="Arial"/>
+              </w:rPr>
+              <w:t>Configuration</w:t>
+            </w:r>
+            <w:proofErr w:type="spellEnd"/>
+          </w:p>
+        </w:tc>
+        <w:tc>
+          <w:tcPr>
+            <w:tcW w:w="0" w:type="auto"/>
+            <w:tcBorders>
+              <w:top w:val="single" w:sz="6" w:space="0" w:color="auto"/>
+              <w:left w:val="single" w:sz="6" w:space="0" w:color="auto"/>
+              <w:bottom w:val="single" w:sz="6" w:space="0" w:color="auto"/>
+              <w:right w:val="single" w:sz="6" w:space="0" w:color="auto"/>
+            </w:tcBorders>
+            <w:vAlign w:val="center"/>
+            <w:hideMark/>
+          </w:tcPr>
+          <w:p>
+            <w:pPr>
+              <w:rPr>
+                <w:rFonts w:ascii="Arial" w:hAnsi="Arial" w:cs="Arial"/>
+              </w:rPr>
+            </w:pPr>
+            <w:r>
+              <w:rPr>
+                <w:rFonts w:ascii="Arial" w:hAnsi="Arial" w:cs="Arial"/>
+                <w:b/>
+                <w:bCs/>
+              </w:rPr>
+              <w:t>Fix háttérkép</w:t>
+            </w:r>
+            <w:r>
+              <w:rPr>
+                <w:rFonts w:ascii="Arial" w:hAnsi="Arial" w:cs="Arial"/>
+              </w:rPr>
+              <w:t xml:space="preserve"> beállítása (JPG), asztali ikonok szabályozása</w:t>
+            </w:r>
+          </w:p>
+        </w:tc>
+        <w:tc>
+          <w:tcPr>
+            <w:tcW w:w="0" w:type="auto"/>
+            <w:tcBorders>
+              <w:top w:val="single" w:sz="6" w:space="0" w:color="auto"/>
+              <w:left w:val="single" w:sz="6" w:space="0" w:color="auto"/>
+              <w:bottom w:val="single" w:sz="6" w:space="0" w:color="auto"/>
+              <w:right w:val="single" w:sz="6" w:space="0" w:color="auto"/>
+            </w:tcBorders>
+            <w:vAlign w:val="center"/>
+            <w:hideMark/>
+          </w:tcPr>
+          <w:p>
+            <w:pPr>
+              <w:rPr>
+                <w:rFonts w:ascii="Arial" w:hAnsi="Arial" w:cs="Arial"/>
+              </w:rPr>
+            </w:pPr>
+            <w:r>
+              <w:rPr>
+                <w:rFonts w:ascii="Arial" w:hAnsi="Arial" w:cs="Arial"/>
+              </w:rPr>
+              <w:t>Közepes</w:t>
+            </w:r>
+          </w:p>
+        </w:tc>
+      </w:tr>
+      <w:tr>
+        <w:trPr>
+          <w:tblCellSpacing w:w="15" w:type="dxa"/>
+        </w:trPr>
+        <w:tc>
+          <w:tcPr>
+            <w:tcW w:w="0" w:type="auto"/>
+            <w:tcBorders>
+              <w:top w:val="single" w:sz="6" w:space="0" w:color="auto"/>
+              <w:left w:val="single" w:sz="6" w:space="0" w:color="auto"/>
+              <w:bottom w:val="single" w:sz="6" w:space="0" w:color="auto"/>
+              <w:right w:val="single" w:sz="6" w:space="0" w:color="auto"/>
+            </w:tcBorders>
+            <w:vAlign w:val="center"/>
+            <w:hideMark/>
+          </w:tcPr>
+          <w:p>
+            <w:pPr>
+              <w:rPr>
+                <w:rFonts w:ascii="Arial" w:hAnsi="Arial" w:cs="Arial"/>
+              </w:rPr>
+            </w:pPr>
+            <w:proofErr w:type="spellStart"/>
+            <w:r>
+              <w:rPr>
+                <w:rFonts w:ascii="Arial" w:hAnsi="Arial" w:cs="Arial"/>
+                <w:b/>
+                <w:bCs/>
+              </w:rPr>
+              <w:t>GPO_Software_Deploy</w:t>
+            </w:r>
+            <w:proofErr w:type="spellEnd"/>
+          </w:p>
+        </w:tc>
+        <w:tc>
+          <w:tcPr>
+            <w:tcW w:w="0" w:type="auto"/>
+            <w:tcBorders>
+              <w:top w:val="single" w:sz="6" w:space="0" w:color="auto"/>
+              <w:left w:val="single" w:sz="6" w:space="0" w:color="auto"/>
+              <w:bottom w:val="single" w:sz="6" w:space="0" w:color="auto"/>
+              <w:right w:val="single" w:sz="6" w:space="0" w:color="auto"/>
+            </w:tcBorders>
+            <w:vAlign w:val="center"/>
+            <w:hideMark/>
+          </w:tcPr>
+          <w:p>
+            <w:pPr>
+              <w:rPr>
+                <w:rFonts w:ascii="Arial" w:hAnsi="Arial" w:cs="Arial"/>
+              </w:rPr>
+            </w:pPr>
+            <w:proofErr w:type="spellStart"/>
+            <w:r>
+              <w:rPr>
+                <w:rStyle w:val="HTML-kd"/>
+                <w:rFonts w:ascii="Arial" w:eastAsiaTheme="minorHAnsi" w:hAnsi="Arial" w:cs="Arial"/>
+              </w:rPr>
+              <w:t>QUBE_Enterprise</w:t>
+            </w:r>
+            <w:proofErr w:type="spellEnd"/>
+          </w:p>
+        </w:tc>
+        <w:tc>
+          <w:tcPr>
+            <w:tcW w:w="0" w:type="auto"/>
+            <w:tcBorders>
+              <w:top w:val="single" w:sz="6" w:space="0" w:color="auto"/>
+              <w:left w:val="single" w:sz="6" w:space="0" w:color="auto"/>
+              <w:bottom w:val="single" w:sz="6" w:space="0" w:color="auto"/>
+              <w:right w:val="single" w:sz="6" w:space="0" w:color="auto"/>
+            </w:tcBorders>
+            <w:vAlign w:val="center"/>
+            <w:hideMark/>
+          </w:tcPr>
+          <w:p>
+            <w:pPr>
+              <w:rPr>
+                <w:rFonts w:ascii="Arial" w:hAnsi="Arial" w:cs="Arial"/>
+              </w:rPr>
+            </w:pPr>
+            <w:r>
+              <w:rPr>
+                <w:rFonts w:ascii="Arial" w:hAnsi="Arial" w:cs="Arial"/>
+              </w:rPr>
+              <w:t xml:space="preserve">Computer </w:t>
+            </w:r>
+            <w:proofErr w:type="spellStart"/>
+            <w:r>
+              <w:rPr>
+                <w:rFonts w:ascii="Arial" w:hAnsi="Arial" w:cs="Arial"/>
+              </w:rPr>
+              <w:t>Config</w:t>
+            </w:r>
+            <w:proofErr w:type="spellEnd"/>
+          </w:p>
+        </w:tc>
+        <w:tc>
+          <w:tcPr>
+            <w:tcW w:w="0" w:type="auto"/>
+            <w:tcBorders>
+              <w:top w:val="single" w:sz="6" w:space="0" w:color="auto"/>
+              <w:left w:val="single" w:sz="6" w:space="0" w:color="auto"/>
+              <w:bottom w:val="single" w:sz="6" w:space="0" w:color="auto"/>
+              <w:right w:val="single" w:sz="6" w:space="0" w:color="auto"/>
+            </w:tcBorders>
+            <w:vAlign w:val="center"/>
+            <w:hideMark/>
+          </w:tcPr>
+          <w:p>
+            <w:pPr>
+              <w:rPr>
+                <w:rFonts w:ascii="Arial" w:hAnsi="Arial" w:cs="Arial"/>
+              </w:rPr>
+            </w:pPr>
+            <w:r>
+              <w:rPr>
+                <w:rFonts w:ascii="Arial" w:hAnsi="Arial" w:cs="Arial"/>
+                <w:b/>
+                <w:bCs/>
+              </w:rPr>
+              <w:t>MSI csomagok</w:t>
+            </w:r>
+            <w:r>
+              <w:rPr>
+                <w:rFonts w:ascii="Arial" w:hAnsi="Arial" w:cs="Arial"/>
+              </w:rPr>
+              <w:t xml:space="preserve"> (pl. Chrome, 7-Zip) automatikus telepítése</w:t>
+            </w:r>
+          </w:p>
+        </w:tc>
+        <w:tc>
+          <w:tcPr>
+            <w:tcW w:w="0" w:type="auto"/>
+            <w:tcBorders>
+              <w:top w:val="single" w:sz="6" w:space="0" w:color="auto"/>
+              <w:left w:val="single" w:sz="6" w:space="0" w:color="auto"/>
+              <w:bottom w:val="single" w:sz="6" w:space="0" w:color="auto"/>
+              <w:right w:val="single" w:sz="6" w:space="0" w:color="auto"/>
+            </w:tcBorders>
+            <w:vAlign w:val="center"/>
+            <w:hideMark/>
+          </w:tcPr>
+          <w:p>
+            <w:pPr>
+              <w:rPr>
+                <w:rFonts w:ascii="Arial" w:hAnsi="Arial" w:cs="Arial"/>
+              </w:rPr>
+            </w:pPr>
+            <w:r>
+              <w:rPr>
+                <w:rFonts w:ascii="Arial" w:hAnsi="Arial" w:cs="Arial"/>
+              </w:rPr>
+              <w:t>Közepes</w:t>
+            </w:r>
+          </w:p>
+        </w:tc>
+      </w:tr>
+      <w:tr>
+        <w:trPr>
+          <w:tblCellSpacing w:w="15" w:type="dxa"/>
+        </w:trPr>
+        <w:tc>
+          <w:tcPr>
+            <w:tcW w:w="0" w:type="auto"/>
+            <w:tcBorders>
+              <w:top w:val="single" w:sz="6" w:space="0" w:color="auto"/>
+              <w:left w:val="single" w:sz="6" w:space="0" w:color="auto"/>
+              <w:bottom w:val="single" w:sz="6" w:space="0" w:color="auto"/>
+              <w:right w:val="single" w:sz="6" w:space="0" w:color="auto"/>
+            </w:tcBorders>
+            <w:vAlign w:val="center"/>
+            <w:hideMark/>
+          </w:tcPr>
+          <w:p>
+            <w:pPr>
+              <w:rPr>
+                <w:rFonts w:ascii="Arial" w:hAnsi="Arial" w:cs="Arial"/>
+              </w:rPr>
+            </w:pPr>
+            <w:proofErr w:type="spellStart"/>
+            <w:r>
+              <w:rPr>
+                <w:rFonts w:ascii="Arial" w:hAnsi="Arial" w:cs="Arial"/>
+                <w:b/>
+                <w:bCs/>
+              </w:rPr>
+              <w:t>Default</w:t>
+            </w:r>
+            <w:proofErr w:type="spellEnd"/>
+            <w:r>
+              <w:rPr>
+                <w:rFonts w:ascii="Arial" w:hAnsi="Arial" w:cs="Arial"/>
+                <w:b/>
+                <w:bCs/>
+              </w:rPr>
+              <w:t xml:space="preserve"> </w:t>
+            </w:r>
+            <w:proofErr w:type="spellStart"/>
+            <w:r>
+              <w:rPr>
+                <w:rFonts w:ascii="Arial" w:hAnsi="Arial" w:cs="Arial"/>
+                <w:b/>
+                <w:bCs/>
+              </w:rPr>
+              <w:t>Domain</w:t>
+            </w:r>
+            <w:proofErr w:type="spellEnd"/>
+            <w:r>
+              <w:rPr>
+                <w:rFonts w:ascii="Arial" w:hAnsi="Arial" w:cs="Arial"/>
+                <w:b/>
+                <w:bCs/>
+              </w:rPr>
+              <w:t xml:space="preserve"> Policy</w:t>
+            </w:r>
+          </w:p>
+        </w:tc>
+        <w:tc>
+          <w:tcPr>
+            <w:tcW w:w="0" w:type="auto"/>
+            <w:tcBorders>
+              <w:top w:val="single" w:sz="6" w:space="0" w:color="auto"/>
+              <w:left w:val="single" w:sz="6" w:space="0" w:color="auto"/>
+              <w:bottom w:val="single" w:sz="6" w:space="0" w:color="auto"/>
+              <w:right w:val="single" w:sz="6" w:space="0" w:color="auto"/>
+            </w:tcBorders>
+            <w:vAlign w:val="center"/>
+            <w:hideMark/>
+          </w:tcPr>
+          <w:p>
+            <w:pPr>
+              <w:rPr>
+                <w:rFonts w:ascii="Arial" w:hAnsi="Arial" w:cs="Arial"/>
+              </w:rPr>
+            </w:pPr>
+            <w:proofErr w:type="spellStart"/>
+            <w:proofErr w:type="gramStart"/>
+            <w:r>
+              <w:rPr>
+                <w:rStyle w:val="HTML-kd"/>
+                <w:rFonts w:ascii="Arial" w:eastAsiaTheme="minorHAnsi" w:hAnsi="Arial" w:cs="Arial"/>
+              </w:rPr>
+              <w:t>qube.local</w:t>
+            </w:r>
+            <w:proofErr w:type="spellEnd"/>
+            <w:proofErr w:type="gramEnd"/>
+          </w:p>
+        </w:tc>
+        <w:tc>
+          <w:tcPr>
+            <w:tcW w:w="0" w:type="auto"/>
+            <w:tcBorders>
+              <w:top w:val="single" w:sz="6" w:space="0" w:color="auto"/>
+              <w:left w:val="single" w:sz="6" w:space="0" w:color="auto"/>
+              <w:bottom w:val="single" w:sz="6" w:space="0" w:color="auto"/>
+              <w:right w:val="single" w:sz="6" w:space="0" w:color="auto"/>
+            </w:tcBorders>
+            <w:vAlign w:val="center"/>
+            <w:hideMark/>
+          </w:tcPr>
+          <w:p>
+            <w:pPr>
+              <w:rPr>
+                <w:rFonts w:ascii="Arial" w:hAnsi="Arial" w:cs="Arial"/>
+              </w:rPr>
+            </w:pPr>
+            <w:r>
+              <w:rPr>
+                <w:rFonts w:ascii="Arial" w:hAnsi="Arial" w:cs="Arial"/>
+              </w:rPr>
+              <w:t xml:space="preserve">Computer </w:t>
+            </w:r>
+            <w:proofErr w:type="spellStart"/>
+            <w:r>
+              <w:rPr>
+                <w:rFonts w:ascii="Arial" w:hAnsi="Arial" w:cs="Arial"/>
+              </w:rPr>
+              <w:t>Config</w:t>
+            </w:r>
+            <w:proofErr w:type="spellEnd"/>
+          </w:p>
+        </w:tc>
+        <w:tc>
+          <w:tcPr>
+            <w:tcW w:w="0" w:type="auto"/>
+            <w:tcBorders>
+              <w:top w:val="single" w:sz="6" w:space="0" w:color="auto"/>
+              <w:left w:val="single" w:sz="6" w:space="0" w:color="auto"/>
+              <w:bottom w:val="single" w:sz="6" w:space="0" w:color="auto"/>
+              <w:right w:val="single" w:sz="6" w:space="0" w:color="auto"/>
+            </w:tcBorders>
+            <w:vAlign w:val="center"/>
+            <w:hideMark/>
+          </w:tcPr>
+          <w:p>
+            <w:pPr>
+              <w:rPr>
+                <w:rFonts w:ascii="Arial" w:hAnsi="Arial" w:cs="Arial"/>
+              </w:rPr>
+            </w:pPr>
+            <w:proofErr w:type="spellStart"/>
+            <w:r>
+              <w:rPr>
+                <w:rFonts w:ascii="Arial" w:hAnsi="Arial" w:cs="Arial"/>
+                <w:b/>
+                <w:bCs/>
+              </w:rPr>
+              <w:t>Password</w:t>
+            </w:r>
+            <w:proofErr w:type="spellEnd"/>
+            <w:r>
+              <w:rPr>
+                <w:rFonts w:ascii="Arial" w:hAnsi="Arial" w:cs="Arial"/>
+                <w:b/>
+                <w:bCs/>
+              </w:rPr>
+              <w:t xml:space="preserve"> Policy:</w:t>
+            </w:r>
+            <w:r>
+              <w:rPr>
+                <w:rFonts w:ascii="Arial" w:hAnsi="Arial" w:cs="Arial"/>
+              </w:rPr>
+              <w:t xml:space="preserve"> min. 8 karakter, komplexitás bekapcsolva</w:t>
+            </w:r>
+          </w:p>
+        </w:tc>
+        <w:tc>
+          <w:tcPr>
+            <w:tcW w:w="0" w:type="auto"/>
+            <w:tcBorders>
+              <w:top w:val="single" w:sz="6" w:space="0" w:color="auto"/>
+              <w:left w:val="single" w:sz="6" w:space="0" w:color="auto"/>
+              <w:bottom w:val="single" w:sz="6" w:space="0" w:color="auto"/>
+              <w:right w:val="single" w:sz="6" w:space="0" w:color="auto"/>
+            </w:tcBorders>
+            <w:vAlign w:val="center"/>
+            <w:hideMark/>
+          </w:tcPr>
+          <w:p>
+            <w:pPr>
+              <w:rPr>
+                <w:rFonts w:ascii="Arial" w:hAnsi="Arial" w:cs="Arial"/>
+              </w:rPr>
+            </w:pPr>
+            <w:r>
+              <w:rPr>
+                <w:rFonts w:ascii="Arial" w:hAnsi="Arial" w:cs="Arial"/>
+              </w:rPr>
+              <w:t>Kritikus</w:t>
+            </w:r>
+          </w:p>
+        </w:tc>
+      </w:tr>
+    </w:tbl>
+    <w:p>
+      <w:pPr>
+        <w:rPr>
+          <w:rFonts w:ascii="Arial" w:hAnsi="Arial" w:cs="Arial"/>
+        </w:rPr>
+      </w:pPr>
+      <w:r>
+        <w:pict w14:anchorId="2B31BD17">
+          <v:rect id="_x0000_i1025" style="width:0;height:1.5pt" o:hralign="center" o:hrstd="t" o:hr="t" fillcolor="#a0a0a0" stroked="f"/>
+        </w:pict>
+      </w:r>
+    </w:p>
+    <w:p>
+      <w:pPr>
+        <w:pStyle w:val="Cmsor2"/>
+        <w:spacing w:before="0" w:beforeAutospacing="0"/>
+        <w:rPr>
+          <w:rFonts w:ascii="Arial" w:hAnsi="Arial" w:cs="Arial"/>
+        </w:rPr>
+      </w:pPr>
+      <w:r>
+        <w:rPr>
+          <w:rFonts w:ascii="Arial" w:hAnsi="Arial" w:cs="Arial"/>
+        </w:rPr>
+        <w:t>Részletes technikai paraméterek a dokumentációhoz</w:t>
+      </w:r>
+    </w:p>
+    <w:p>
+      <w:pPr>
+        <w:pStyle w:val="Cmsor4"/>
+        <w:spacing w:before="0"/>
+        <w:rPr>
+          <w:rFonts w:ascii="Arial" w:hAnsi="Arial" w:cs="Arial"/>
+        </w:rPr>
+      </w:pPr>
+      <w:r>
+        <w:rPr>
+          <w:rFonts w:ascii="Arial" w:hAnsi="Arial" w:cs="Arial"/>
+        </w:rPr>
+        <w:t xml:space="preserve">2.1. Drive </w:t>
+      </w:r>
+      <w:proofErr w:type="spellStart"/>
+      <w:r>
+        <w:rPr>
+          <w:rFonts w:ascii="Arial" w:hAnsi="Arial" w:cs="Arial"/>
+        </w:rPr>
+        <w:t>Mapping</w:t>
+      </w:r>
+      <w:proofErr w:type="spellEnd"/>
+      <w:r>
+        <w:rPr>
+          <w:rFonts w:ascii="Arial" w:hAnsi="Arial" w:cs="Arial"/>
+        </w:rPr>
+        <w:t xml:space="preserve"> (U: és S: meghajtók)</w:t>
+      </w:r>
+    </w:p>
+    <w:p>
+      <w:pPr>
+        <w:pStyle w:val="NormlWeb"/>
+        <w:numPr>
+          <w:ilvl w:val="0"/>
+          <w:numId w:val="12"/>
+        </w:numPr>
+        <w:spacing w:before="0" w:beforeAutospacing="0"/>
+        <w:rPr>
+          <w:rFonts w:ascii="Arial" w:hAnsi="Arial" w:cs="Arial"/>
+        </w:rPr>
+      </w:pPr>
+      <w:r>
+        <w:rPr>
+          <w:rFonts w:ascii="Arial" w:hAnsi="Arial" w:cs="Arial"/>
           <w:b/>
           <w:bCs/>
-          <w:kern w:val="0"/>
-          <w:sz w:val="24"/>
-          <w:szCs w:val="24"/>
-          <w:lang w:eastAsia="hu-HU"/>
-          <w14:ligatures w14:val="none"/>
-        </w:rPr>
-        <w:t>DNS Szerver:</w:t>
-      </w:r>
-      <w:r>
-        <w:rPr>
-          <w:rFonts w:ascii="Arial" w:eastAsia="Times New Roman" w:hAnsi="Arial" w:cs="Arial"/>
-          <w:kern w:val="0"/>
-          <w:sz w:val="24"/>
-          <w:szCs w:val="24"/>
-          <w:lang w:eastAsia="hu-HU"/>
-          <w14:ligatures w14:val="none"/>
-        </w:rPr>
-        <w:t xml:space="preserve"> A belső névfeloldás működik (pl. </w:t>
-      </w:r>
-      <w:proofErr w:type="spellStart"/>
-      <w:r>
-        <w:rPr>
-          <w:rFonts w:ascii="Arial" w:eastAsia="Times New Roman" w:hAnsi="Arial" w:cs="Arial"/>
-          <w:kern w:val="0"/>
-          <w:sz w:val="20"/>
-          <w:szCs w:val="20"/>
-          <w:lang w:eastAsia="hu-HU"/>
-          <w14:ligatures w14:val="none"/>
-        </w:rPr>
-        <w:t>Qube</w:t>
-      </w:r>
-      <w:proofErr w:type="spellEnd"/>
-      <w:r>
-        <w:rPr>
-          <w:rFonts w:ascii="Arial" w:eastAsia="Times New Roman" w:hAnsi="Arial" w:cs="Arial"/>
-          <w:kern w:val="0"/>
-          <w:sz w:val="20"/>
-          <w:szCs w:val="20"/>
-          <w:lang w:eastAsia="hu-HU"/>
-          <w14:ligatures w14:val="none"/>
-        </w:rPr>
-        <w:t>-Linux-SRV</w:t>
-      </w:r>
-      <w:r>
-        <w:rPr>
-          <w:rFonts w:ascii="Arial" w:eastAsia="Times New Roman" w:hAnsi="Arial" w:cs="Arial"/>
-          <w:kern w:val="0"/>
-          <w:sz w:val="24"/>
-          <w:szCs w:val="24"/>
-          <w:lang w:eastAsia="hu-HU"/>
-          <w14:ligatures w14:val="none"/>
-        </w:rPr>
-        <w:t xml:space="preserve"> feloldása IP-re).</w:t>
+        </w:rPr>
+        <w:t>Action:</w:t>
+      </w:r>
+      <w:r>
+        <w:rPr>
+          <w:rFonts w:ascii="Arial" w:hAnsi="Arial" w:cs="Arial"/>
+        </w:rPr>
+        <w:t xml:space="preserve"> </w:t>
+      </w:r>
+      <w:r>
+        <w:rPr>
+          <w:rStyle w:val="HTML-kd"/>
+          <w:rFonts w:ascii="Arial" w:hAnsi="Arial" w:cs="Arial"/>
+        </w:rPr>
+        <w:t>Update</w:t>
+      </w:r>
+      <w:r>
+        <w:rPr>
+          <w:rFonts w:ascii="Arial" w:hAnsi="Arial" w:cs="Arial"/>
+        </w:rPr>
+        <w:t xml:space="preserve"> (</w:t>
+      </w:r>
+      <w:proofErr w:type="gramStart"/>
+      <w:r>
+        <w:rPr>
+          <w:rFonts w:ascii="Arial" w:hAnsi="Arial" w:cs="Arial"/>
+        </w:rPr>
+        <w:t>Így</w:t>
+      </w:r>
+      <w:proofErr w:type="gramEnd"/>
+      <w:r>
+        <w:rPr>
+          <w:rFonts w:ascii="Arial" w:hAnsi="Arial" w:cs="Arial"/>
+        </w:rPr>
+        <w:t xml:space="preserve"> ha változik a szerver, a kliens is frissül).</w:t>
       </w:r>
     </w:p>
     <w:p>
       <w:pPr>
+        <w:pStyle w:val="NormlWeb"/>
         <w:numPr>
           <w:ilvl w:val="0"/>
-          <w:numId w:val="1"/>
+          <w:numId w:val="12"/>
         </w:numPr>
-        <w:spacing w:after="100" w:afterAutospacing="1" w:line="240" w:lineRule="auto"/>
-        <w:rPr>
-          <w:rFonts w:ascii="Arial" w:eastAsia="Times New Roman" w:hAnsi="Arial" w:cs="Arial"/>
-          <w:kern w:val="0"/>
-          <w:sz w:val="24"/>
-          <w:szCs w:val="24"/>
-          <w:lang w:eastAsia="hu-HU"/>
-          <w14:ligatures w14:val="none"/>
-        </w:rPr>
-      </w:pPr>
-      <w:r>
-        <w:rPr>
-          <w:rFonts w:ascii="Arial" w:eastAsia="Times New Roman" w:hAnsi="Arial" w:cs="Arial"/>
+        <w:spacing w:before="0" w:beforeAutospacing="0"/>
+        <w:rPr>
+          <w:rFonts w:ascii="Arial" w:hAnsi="Arial" w:cs="Arial"/>
+        </w:rPr>
+      </w:pPr>
+      <w:proofErr w:type="spellStart"/>
+      <w:r>
+        <w:rPr>
+          <w:rFonts w:ascii="Arial" w:hAnsi="Arial" w:cs="Arial"/>
           <w:b/>
           <w:bCs/>
-          <w:kern w:val="0"/>
-          <w:sz w:val="24"/>
-          <w:szCs w:val="24"/>
-          <w:lang w:eastAsia="hu-HU"/>
-          <w14:ligatures w14:val="none"/>
-        </w:rPr>
-        <w:t>DHCP Szerver:</w:t>
-      </w:r>
-      <w:r>
-        <w:rPr>
-          <w:rFonts w:ascii="Arial" w:eastAsia="Times New Roman" w:hAnsi="Arial" w:cs="Arial"/>
-          <w:kern w:val="0"/>
-          <w:sz w:val="24"/>
-          <w:szCs w:val="24"/>
-          <w:lang w:eastAsia="hu-HU"/>
-          <w14:ligatures w14:val="none"/>
-        </w:rPr>
-        <w:t xml:space="preserve"> * </w:t>
-      </w:r>
-      <w:proofErr w:type="spellStart"/>
-      <w:r>
-        <w:rPr>
-          <w:rFonts w:ascii="Arial" w:eastAsia="Times New Roman" w:hAnsi="Arial" w:cs="Arial"/>
+        </w:rPr>
+        <w:t>Reconnect</w:t>
+      </w:r>
+      <w:proofErr w:type="spellEnd"/>
+      <w:r>
+        <w:rPr>
+          <w:rFonts w:ascii="Arial" w:hAnsi="Arial" w:cs="Arial"/>
           <w:b/>
           <w:bCs/>
-          <w:kern w:val="0"/>
-          <w:sz w:val="24"/>
-          <w:szCs w:val="24"/>
-          <w:lang w:eastAsia="hu-HU"/>
-          <w14:ligatures w14:val="none"/>
-        </w:rPr>
-        <w:t>Scope</w:t>
+        </w:rPr>
+        <w:t>:</w:t>
+      </w:r>
+      <w:r>
+        <w:rPr>
+          <w:rFonts w:ascii="Arial" w:hAnsi="Arial" w:cs="Arial"/>
+        </w:rPr>
+        <w:t xml:space="preserve"> </w:t>
+      </w:r>
+      <w:proofErr w:type="spellStart"/>
+      <w:r>
+        <w:rPr>
+          <w:rStyle w:val="HTML-kd"/>
+          <w:rFonts w:ascii="Arial" w:hAnsi="Arial" w:cs="Arial"/>
+        </w:rPr>
+        <w:t>Enabled</w:t>
       </w:r>
       <w:proofErr w:type="spellEnd"/>
       <w:r>
         <w:rPr>
-          <w:rFonts w:ascii="Arial" w:eastAsia="Times New Roman" w:hAnsi="Arial" w:cs="Arial"/>
+          <w:rFonts w:ascii="Arial" w:hAnsi="Arial" w:cs="Arial"/>
+        </w:rPr>
+        <w:t>.</w:t>
+      </w:r>
+    </w:p>
+    <w:p>
+      <w:pPr>
+        <w:pStyle w:val="NormlWeb"/>
+        <w:numPr>
+          <w:ilvl w:val="0"/>
+          <w:numId w:val="12"/>
+        </w:numPr>
+        <w:spacing w:before="0" w:beforeAutospacing="0"/>
+        <w:rPr>
+          <w:rFonts w:ascii="Arial" w:hAnsi="Arial" w:cs="Arial"/>
+        </w:rPr>
+      </w:pPr>
+      <w:proofErr w:type="spellStart"/>
+      <w:r>
+        <w:rPr>
+          <w:rFonts w:ascii="Arial" w:hAnsi="Arial" w:cs="Arial"/>
           <w:b/>
           <w:bCs/>
-          <w:kern w:val="0"/>
-          <w:sz w:val="24"/>
-          <w:szCs w:val="24"/>
-          <w:lang w:eastAsia="hu-HU"/>
-          <w14:ligatures w14:val="none"/>
-        </w:rPr>
-        <w:t xml:space="preserve"> (Hatókör):</w:t>
-      </w:r>
-      <w:r>
-        <w:rPr>
-          <w:rFonts w:ascii="Arial" w:eastAsia="Times New Roman" w:hAnsi="Arial" w:cs="Arial"/>
-          <w:kern w:val="0"/>
-          <w:sz w:val="24"/>
-          <w:szCs w:val="24"/>
-          <w:lang w:eastAsia="hu-HU"/>
-          <w14:ligatures w14:val="none"/>
-        </w:rPr>
-        <w:t xml:space="preserve"> 10.1.10.100 - 10.1.10.200 tartomány az IT VLAN számára.</w:t>
+        </w:rPr>
+        <w:t>Label</w:t>
+      </w:r>
+      <w:proofErr w:type="spellEnd"/>
+      <w:r>
+        <w:rPr>
+          <w:rFonts w:ascii="Arial" w:hAnsi="Arial" w:cs="Arial"/>
+          <w:b/>
+          <w:bCs/>
+        </w:rPr>
+        <w:t>:</w:t>
+      </w:r>
+      <w:r>
+        <w:rPr>
+          <w:rFonts w:ascii="Arial" w:hAnsi="Arial" w:cs="Arial"/>
+        </w:rPr>
+        <w:t xml:space="preserve"> Saját tárhely (U:), Közös tárhely (S:).</w:t>
       </w:r>
     </w:p>
     <w:p>
       <w:pPr>
+        <w:pStyle w:val="NormlWeb"/>
         <w:numPr>
-          <w:ilvl w:val="1"/>
-          <w:numId w:val="1"/>
+          <w:ilvl w:val="0"/>
+          <w:numId w:val="12"/>
         </w:numPr>
-        <w:spacing w:after="100" w:afterAutospacing="1" w:line="240" w:lineRule="auto"/>
-        <w:rPr>
-          <w:rFonts w:ascii="Arial" w:eastAsia="Times New Roman" w:hAnsi="Arial" w:cs="Arial"/>
-          <w:kern w:val="0"/>
-          <w:sz w:val="24"/>
-          <w:szCs w:val="24"/>
-          <w:lang w:eastAsia="hu-HU"/>
-          <w14:ligatures w14:val="none"/>
-        </w:rPr>
-      </w:pPr>
-      <w:r>
-        <w:rPr>
-          <w:rFonts w:ascii="Arial" w:eastAsia="Times New Roman" w:hAnsi="Arial" w:cs="Arial"/>
+        <w:spacing w:before="0" w:beforeAutospacing="0"/>
+        <w:rPr>
+          <w:rFonts w:ascii="Arial" w:hAnsi="Arial" w:cs="Arial"/>
+        </w:rPr>
+      </w:pPr>
+      <w:r>
+        <w:rPr>
+          <w:rFonts w:ascii="Arial" w:hAnsi="Arial" w:cs="Arial"/>
           <w:b/>
           <w:bCs/>
-          <w:kern w:val="0"/>
-          <w:sz w:val="24"/>
-          <w:szCs w:val="24"/>
-          <w:lang w:eastAsia="hu-HU"/>
-          <w14:ligatures w14:val="none"/>
-        </w:rPr>
-        <w:t>Opciók:</w:t>
-      </w:r>
-      <w:r>
-        <w:rPr>
-          <w:rFonts w:ascii="Arial" w:eastAsia="Times New Roman" w:hAnsi="Arial" w:cs="Arial"/>
-          <w:kern w:val="0"/>
-          <w:sz w:val="24"/>
-          <w:szCs w:val="24"/>
-          <w:lang w:eastAsia="hu-HU"/>
-          <w14:ligatures w14:val="none"/>
-        </w:rPr>
-        <w:t xml:space="preserve"> 003 Router (10.1.10.3) és 006 DNS (10.1.10.5) kiosztása kész.</w:t>
+        </w:rPr>
+        <w:t>ABE hatás:</w:t>
+      </w:r>
+      <w:r>
+        <w:rPr>
+          <w:rFonts w:ascii="Arial" w:hAnsi="Arial" w:cs="Arial"/>
+        </w:rPr>
+        <w:t xml:space="preserve"> A felhasználó az S: meghajtón csak a saját telephelye/</w:t>
+      </w:r>
+      <w:proofErr w:type="spellStart"/>
+      <w:r>
+        <w:rPr>
+          <w:rFonts w:ascii="Arial" w:hAnsi="Arial" w:cs="Arial"/>
+        </w:rPr>
+        <w:t>vsz</w:t>
+      </w:r>
+      <w:proofErr w:type="spellEnd"/>
+      <w:r>
+        <w:rPr>
+          <w:rFonts w:ascii="Arial" w:hAnsi="Arial" w:cs="Arial"/>
+        </w:rPr>
+        <w:t>-a mappáját látja.</w:t>
       </w:r>
     </w:p>
     <w:p>
       <w:pPr>
+        <w:pStyle w:val="Cmsor4"/>
+        <w:spacing w:before="0"/>
+        <w:rPr>
+          <w:rFonts w:ascii="Arial" w:hAnsi="Arial" w:cs="Arial"/>
+        </w:rPr>
+      </w:pPr>
+      <w:r>
+        <w:rPr>
+          <w:rFonts w:ascii="Arial" w:hAnsi="Arial" w:cs="Arial"/>
+        </w:rPr>
+        <w:t>2.2. Biztonsági tiltások (</w:t>
+      </w:r>
+      <w:proofErr w:type="spellStart"/>
+      <w:r>
+        <w:rPr>
+          <w:rFonts w:ascii="Arial" w:hAnsi="Arial" w:cs="Arial"/>
+        </w:rPr>
+        <w:t>Security</w:t>
+      </w:r>
+      <w:proofErr w:type="spellEnd"/>
+      <w:r>
+        <w:rPr>
+          <w:rFonts w:ascii="Arial" w:hAnsi="Arial" w:cs="Arial"/>
+        </w:rPr>
+        <w:t>)</w:t>
+      </w:r>
+    </w:p>
+    <w:p>
+      <w:pPr>
+        <w:pStyle w:val="NormlWeb"/>
         <w:numPr>
           <w:ilvl w:val="0"/>
-          <w:numId w:val="1"/>
+          <w:numId w:val="13"/>
         </w:numPr>
-        <w:spacing w:after="100" w:afterAutospacing="1" w:line="240" w:lineRule="auto"/>
-        <w:rPr>
-          <w:rFonts w:ascii="Arial" w:eastAsia="Times New Roman" w:hAnsi="Arial" w:cs="Arial"/>
-          <w:kern w:val="0"/>
-          <w:sz w:val="24"/>
-          <w:szCs w:val="24"/>
-          <w:lang w:eastAsia="hu-HU"/>
-          <w14:ligatures w14:val="none"/>
-        </w:rPr>
-      </w:pPr>
-      <w:r>
-        <w:rPr>
-          <w:rFonts w:ascii="Arial" w:eastAsia="Times New Roman" w:hAnsi="Arial" w:cs="Arial"/>
+        <w:spacing w:before="0" w:beforeAutospacing="0"/>
+        <w:rPr>
+          <w:rFonts w:ascii="Arial" w:hAnsi="Arial" w:cs="Arial"/>
+        </w:rPr>
+      </w:pPr>
+      <w:r>
+        <w:rPr>
+          <w:rFonts w:ascii="Arial" w:hAnsi="Arial" w:cs="Arial"/>
           <w:b/>
           <w:bCs/>
-          <w:kern w:val="0"/>
-          <w:sz w:val="24"/>
-          <w:szCs w:val="24"/>
-          <w:lang w:eastAsia="hu-HU"/>
-          <w14:ligatures w14:val="none"/>
-        </w:rPr>
-        <w:t>Fájlkezelés:</w:t>
-      </w:r>
-      <w:r>
-        <w:rPr>
-          <w:rFonts w:ascii="Arial" w:eastAsia="Times New Roman" w:hAnsi="Arial" w:cs="Arial"/>
-          <w:kern w:val="0"/>
-          <w:sz w:val="24"/>
-          <w:szCs w:val="24"/>
-          <w:lang w:eastAsia="hu-HU"/>
-          <w14:ligatures w14:val="none"/>
-        </w:rPr>
-        <w:t xml:space="preserve"> Megosztott mappák és jogosultságok konfigurálva az osztályok számára.</w:t>
+        </w:rPr>
+        <w:t>CMD:</w:t>
+      </w:r>
+      <w:r>
+        <w:rPr>
+          <w:rFonts w:ascii="Arial" w:hAnsi="Arial" w:cs="Arial"/>
+        </w:rPr>
+        <w:t xml:space="preserve"> </w:t>
+      </w:r>
+      <w:proofErr w:type="spellStart"/>
+      <w:r>
+        <w:rPr>
+          <w:rStyle w:val="HTML-kd"/>
+          <w:rFonts w:ascii="Arial" w:hAnsi="Arial" w:cs="Arial"/>
+        </w:rPr>
+        <w:t>Prevent</w:t>
+      </w:r>
+      <w:proofErr w:type="spellEnd"/>
+      <w:r>
+        <w:rPr>
+          <w:rStyle w:val="HTML-kd"/>
+          <w:rFonts w:ascii="Arial" w:hAnsi="Arial" w:cs="Arial"/>
+        </w:rPr>
+        <w:t xml:space="preserve"> </w:t>
+      </w:r>
+      <w:proofErr w:type="spellStart"/>
+      <w:r>
+        <w:rPr>
+          <w:rStyle w:val="HTML-kd"/>
+          <w:rFonts w:ascii="Arial" w:hAnsi="Arial" w:cs="Arial"/>
+        </w:rPr>
+        <w:t>access</w:t>
+      </w:r>
+      <w:proofErr w:type="spellEnd"/>
+      <w:r>
+        <w:rPr>
+          <w:rStyle w:val="HTML-kd"/>
+          <w:rFonts w:ascii="Arial" w:hAnsi="Arial" w:cs="Arial"/>
+        </w:rPr>
+        <w:t xml:space="preserve"> </w:t>
+      </w:r>
+      <w:proofErr w:type="spellStart"/>
+      <w:r>
+        <w:rPr>
+          <w:rStyle w:val="HTML-kd"/>
+          <w:rFonts w:ascii="Arial" w:hAnsi="Arial" w:cs="Arial"/>
+        </w:rPr>
+        <w:t>to</w:t>
+      </w:r>
+      <w:proofErr w:type="spellEnd"/>
+      <w:r>
+        <w:rPr>
+          <w:rStyle w:val="HTML-kd"/>
+          <w:rFonts w:ascii="Arial" w:hAnsi="Arial" w:cs="Arial"/>
+        </w:rPr>
+        <w:t xml:space="preserve"> </w:t>
+      </w:r>
+      <w:proofErr w:type="spellStart"/>
+      <w:r>
+        <w:rPr>
+          <w:rStyle w:val="HTML-kd"/>
+          <w:rFonts w:ascii="Arial" w:hAnsi="Arial" w:cs="Arial"/>
+        </w:rPr>
+        <w:t>the</w:t>
+      </w:r>
+      <w:proofErr w:type="spellEnd"/>
+      <w:r>
+        <w:rPr>
+          <w:rStyle w:val="HTML-kd"/>
+          <w:rFonts w:ascii="Arial" w:hAnsi="Arial" w:cs="Arial"/>
+        </w:rPr>
+        <w:t xml:space="preserve"> </w:t>
+      </w:r>
+      <w:proofErr w:type="spellStart"/>
+      <w:r>
+        <w:rPr>
+          <w:rStyle w:val="HTML-kd"/>
+          <w:rFonts w:ascii="Arial" w:hAnsi="Arial" w:cs="Arial"/>
+        </w:rPr>
+        <w:t>command</w:t>
+      </w:r>
+      <w:proofErr w:type="spellEnd"/>
+      <w:r>
+        <w:rPr>
+          <w:rStyle w:val="HTML-kd"/>
+          <w:rFonts w:ascii="Arial" w:hAnsi="Arial" w:cs="Arial"/>
+        </w:rPr>
+        <w:t xml:space="preserve"> prompt</w:t>
+      </w:r>
+      <w:r>
+        <w:rPr>
+          <w:rFonts w:ascii="Arial" w:hAnsi="Arial" w:cs="Arial"/>
+        </w:rPr>
+        <w:t xml:space="preserve"> -&gt; </w:t>
+      </w:r>
+      <w:proofErr w:type="spellStart"/>
+      <w:r>
+        <w:rPr>
+          <w:rFonts w:ascii="Arial" w:hAnsi="Arial" w:cs="Arial"/>
+          <w:b/>
+          <w:bCs/>
+        </w:rPr>
+        <w:t>Yes</w:t>
+      </w:r>
+      <w:proofErr w:type="spellEnd"/>
+      <w:r>
+        <w:rPr>
+          <w:rFonts w:ascii="Arial" w:hAnsi="Arial" w:cs="Arial"/>
+        </w:rPr>
+        <w:t xml:space="preserve">. (A </w:t>
+      </w:r>
+      <w:proofErr w:type="spellStart"/>
+      <w:r>
+        <w:rPr>
+          <w:rFonts w:ascii="Arial" w:hAnsi="Arial" w:cs="Arial"/>
+        </w:rPr>
+        <w:t>szkriptek</w:t>
+      </w:r>
+      <w:proofErr w:type="spellEnd"/>
+      <w:r>
+        <w:rPr>
+          <w:rFonts w:ascii="Arial" w:hAnsi="Arial" w:cs="Arial"/>
+        </w:rPr>
+        <w:t xml:space="preserve"> futtatását ne tiltsd le, csak az interaktív használatot!).</w:t>
       </w:r>
     </w:p>
     <w:p>
       <w:pPr>
-        <w:spacing w:after="100" w:afterAutospacing="1" w:line="240" w:lineRule="auto"/>
-        <w:outlineLvl w:val="1"/>
-        <w:rPr>
-          <w:rFonts w:ascii="Arial" w:eastAsia="Times New Roman" w:hAnsi="Arial" w:cs="Arial"/>
+        <w:pStyle w:val="NormlWeb"/>
+        <w:numPr>
+          <w:ilvl w:val="0"/>
+          <w:numId w:val="13"/>
+        </w:numPr>
+        <w:spacing w:before="0" w:beforeAutospacing="0"/>
+        <w:rPr>
+          <w:rFonts w:ascii="Arial" w:hAnsi="Arial" w:cs="Arial"/>
+        </w:rPr>
+      </w:pPr>
+      <w:proofErr w:type="spellStart"/>
+      <w:r>
+        <w:rPr>
+          <w:rFonts w:ascii="Arial" w:hAnsi="Arial" w:cs="Arial"/>
           <w:b/>
           <w:bCs/>
-          <w:kern w:val="0"/>
-          <w:sz w:val="36"/>
-          <w:szCs w:val="36"/>
-          <w:lang w:eastAsia="hu-HU"/>
-          <w14:ligatures w14:val="none"/>
-        </w:rPr>
-      </w:pPr>
-      <w:r>
-        <w:rPr>
-          <w:rFonts w:ascii="Arial" w:eastAsia="Times New Roman" w:hAnsi="Arial" w:cs="Arial"/>
+        </w:rPr>
+        <w:t>Control</w:t>
+      </w:r>
+      <w:proofErr w:type="spellEnd"/>
+      <w:r>
+        <w:rPr>
+          <w:rFonts w:ascii="Arial" w:hAnsi="Arial" w:cs="Arial"/>
           <w:b/>
           <w:bCs/>
-          <w:kern w:val="0"/>
-          <w:sz w:val="36"/>
-          <w:szCs w:val="36"/>
-          <w:lang w:eastAsia="hu-HU"/>
-          <w14:ligatures w14:val="none"/>
-        </w:rPr>
-        <w:t>1.4</w:t>
-      </w:r>
-      <w:r>
-        <w:rPr>
-          <w:rFonts w:ascii="Arial" w:eastAsia="Times New Roman" w:hAnsi="Arial" w:cs="Arial"/>
+        </w:rPr>
+        <w:t xml:space="preserve"> Panel:</w:t>
+      </w:r>
+      <w:r>
+        <w:rPr>
+          <w:rFonts w:ascii="Arial" w:hAnsi="Arial" w:cs="Arial"/>
+        </w:rPr>
+        <w:t xml:space="preserve"> </w:t>
+      </w:r>
+      <w:proofErr w:type="spellStart"/>
+      <w:r>
+        <w:rPr>
+          <w:rStyle w:val="HTML-kd"/>
+          <w:rFonts w:ascii="Arial" w:hAnsi="Arial" w:cs="Arial"/>
+        </w:rPr>
+        <w:t>Prohibit</w:t>
+      </w:r>
+      <w:proofErr w:type="spellEnd"/>
+      <w:r>
+        <w:rPr>
+          <w:rStyle w:val="HTML-kd"/>
+          <w:rFonts w:ascii="Arial" w:hAnsi="Arial" w:cs="Arial"/>
+        </w:rPr>
+        <w:t xml:space="preserve"> </w:t>
+      </w:r>
+      <w:proofErr w:type="spellStart"/>
+      <w:r>
+        <w:rPr>
+          <w:rStyle w:val="HTML-kd"/>
+          <w:rFonts w:ascii="Arial" w:hAnsi="Arial" w:cs="Arial"/>
+        </w:rPr>
+        <w:t>access</w:t>
+      </w:r>
+      <w:proofErr w:type="spellEnd"/>
+      <w:r>
+        <w:rPr>
+          <w:rStyle w:val="HTML-kd"/>
+          <w:rFonts w:ascii="Arial" w:hAnsi="Arial" w:cs="Arial"/>
+        </w:rPr>
+        <w:t xml:space="preserve"> </w:t>
+      </w:r>
+      <w:proofErr w:type="spellStart"/>
+      <w:r>
+        <w:rPr>
+          <w:rStyle w:val="HTML-kd"/>
+          <w:rFonts w:ascii="Arial" w:hAnsi="Arial" w:cs="Arial"/>
+        </w:rPr>
+        <w:t>to</w:t>
+      </w:r>
+      <w:proofErr w:type="spellEnd"/>
+      <w:r>
+        <w:rPr>
+          <w:rStyle w:val="HTML-kd"/>
+          <w:rFonts w:ascii="Arial" w:hAnsi="Arial" w:cs="Arial"/>
+        </w:rPr>
+        <w:t xml:space="preserve"> </w:t>
+      </w:r>
+      <w:proofErr w:type="spellStart"/>
+      <w:r>
+        <w:rPr>
+          <w:rStyle w:val="HTML-kd"/>
+          <w:rFonts w:ascii="Arial" w:hAnsi="Arial" w:cs="Arial"/>
+        </w:rPr>
+        <w:t>Control</w:t>
+      </w:r>
+      <w:proofErr w:type="spellEnd"/>
+      <w:r>
+        <w:rPr>
+          <w:rStyle w:val="HTML-kd"/>
+          <w:rFonts w:ascii="Arial" w:hAnsi="Arial" w:cs="Arial"/>
+        </w:rPr>
+        <w:t xml:space="preserve"> Panel and PC </w:t>
+      </w:r>
+      <w:proofErr w:type="spellStart"/>
+      <w:r>
+        <w:rPr>
+          <w:rStyle w:val="HTML-kd"/>
+          <w:rFonts w:ascii="Arial" w:hAnsi="Arial" w:cs="Arial"/>
+        </w:rPr>
+        <w:t>settings</w:t>
+      </w:r>
+      <w:proofErr w:type="spellEnd"/>
+      <w:r>
+        <w:rPr>
+          <w:rFonts w:ascii="Arial" w:hAnsi="Arial" w:cs="Arial"/>
+        </w:rPr>
+        <w:t>. (Vagy csak bizonyos elemek engedélyezése).</w:t>
+      </w:r>
+    </w:p>
+    <w:p>
+      <w:pPr>
+        <w:pStyle w:val="Cmsor4"/>
+        <w:spacing w:before="0"/>
+        <w:rPr>
+          <w:rFonts w:ascii="Arial" w:hAnsi="Arial" w:cs="Arial"/>
+        </w:rPr>
+      </w:pPr>
+      <w:r>
+        <w:rPr>
+          <w:rFonts w:ascii="Arial" w:hAnsi="Arial" w:cs="Arial"/>
+        </w:rPr>
+        <w:t xml:space="preserve">2.3. </w:t>
+      </w:r>
+      <w:proofErr w:type="spellStart"/>
+      <w:r>
+        <w:rPr>
+          <w:rFonts w:ascii="Arial" w:hAnsi="Arial" w:cs="Arial"/>
+        </w:rPr>
+        <w:t>Desktop</w:t>
+      </w:r>
+      <w:proofErr w:type="spellEnd"/>
+      <w:r>
+        <w:rPr>
+          <w:rFonts w:ascii="Arial" w:hAnsi="Arial" w:cs="Arial"/>
+        </w:rPr>
+        <w:t xml:space="preserve"> (Arculat)</w:t>
+      </w:r>
+    </w:p>
+    <w:p>
+      <w:pPr>
+        <w:pStyle w:val="NormlWeb"/>
+        <w:numPr>
+          <w:ilvl w:val="0"/>
+          <w:numId w:val="14"/>
+        </w:numPr>
+        <w:spacing w:before="0" w:beforeAutospacing="0"/>
+        <w:rPr>
+          <w:rFonts w:ascii="Arial" w:hAnsi="Arial" w:cs="Arial"/>
+        </w:rPr>
+      </w:pPr>
+      <w:proofErr w:type="spellStart"/>
+      <w:r>
+        <w:rPr>
+          <w:rFonts w:ascii="Arial" w:hAnsi="Arial" w:cs="Arial"/>
           <w:b/>
           <w:bCs/>
-          <w:kern w:val="0"/>
-          <w:sz w:val="36"/>
-          <w:szCs w:val="36"/>
-          <w:lang w:eastAsia="hu-HU"/>
-          <w14:ligatures w14:val="none"/>
-        </w:rPr>
-        <w:t>.</w:t>
-      </w:r>
-      <w:r>
-        <w:rPr>
-          <w:rFonts w:ascii="Arial" w:eastAsia="Times New Roman" w:hAnsi="Arial" w:cs="Arial"/>
+        </w:rPr>
+        <w:t>Path</w:t>
+      </w:r>
+      <w:proofErr w:type="spellEnd"/>
+      <w:r>
+        <w:rPr>
+          <w:rFonts w:ascii="Arial" w:hAnsi="Arial" w:cs="Arial"/>
           <w:b/>
           <w:bCs/>
-          <w:kern w:val="0"/>
-          <w:sz w:val="36"/>
-          <w:szCs w:val="36"/>
-          <w:lang w:eastAsia="hu-HU"/>
-          <w14:ligatures w14:val="none"/>
-        </w:rPr>
-        <w:t xml:space="preserve"> Aktuális státusz és teendők</w:t>
+        </w:rPr>
+        <w:t>:</w:t>
+      </w:r>
+      <w:r>
+        <w:rPr>
+          <w:rFonts w:ascii="Arial" w:hAnsi="Arial" w:cs="Arial"/>
+        </w:rPr>
+        <w:t xml:space="preserve"> </w:t>
+      </w:r>
+      <w:r>
+        <w:rPr>
+          <w:rStyle w:val="HTML-kd"/>
+          <w:rFonts w:ascii="Arial" w:hAnsi="Arial" w:cs="Arial"/>
+        </w:rPr>
+        <w:t>\\WIN-SRV\Shares\Public\wallpaper.jpg</w:t>
+      </w:r>
+      <w:r>
+        <w:rPr>
+          <w:rFonts w:ascii="Arial" w:hAnsi="Arial" w:cs="Arial"/>
+        </w:rPr>
+        <w:t xml:space="preserve"> (Fontos, hogy hálózati útvonalat adj meg, amit mindenki elolvashat!).</w:t>
       </w:r>
     </w:p>
     <w:p>
       <w:pPr>
+        <w:pStyle w:val="NormlWeb"/>
         <w:numPr>
           <w:ilvl w:val="0"/>
-          <w:numId w:val="2"/>
+          <w:numId w:val="14"/>
         </w:numPr>
-        <w:spacing w:after="100" w:afterAutospacing="1" w:line="240" w:lineRule="auto"/>
-        <w:rPr>
-          <w:rFonts w:ascii="Arial" w:eastAsia="Times New Roman" w:hAnsi="Arial" w:cs="Arial"/>
-          <w:kern w:val="0"/>
-          <w:sz w:val="24"/>
-          <w:szCs w:val="24"/>
-          <w:lang w:eastAsia="hu-HU"/>
-          <w14:ligatures w14:val="none"/>
-        </w:rPr>
-      </w:pPr>
-      <w:r>
-        <w:rPr>
-          <w:rFonts w:ascii="Arial" w:eastAsia="Times New Roman" w:hAnsi="Arial" w:cs="Arial"/>
+        <w:spacing w:before="0" w:beforeAutospacing="0"/>
+        <w:rPr>
+          <w:rFonts w:ascii="Arial" w:hAnsi="Arial" w:cs="Arial"/>
+        </w:rPr>
+      </w:pPr>
+      <w:proofErr w:type="spellStart"/>
+      <w:r>
+        <w:rPr>
+          <w:rFonts w:ascii="Arial" w:hAnsi="Arial" w:cs="Arial"/>
           <w:b/>
           <w:bCs/>
-          <w:kern w:val="0"/>
-          <w:sz w:val="24"/>
-          <w:szCs w:val="24"/>
-          <w:lang w:eastAsia="hu-HU"/>
-          <w14:ligatures w14:val="none"/>
-        </w:rPr>
-        <w:t>Kapcsolat a Linuxszal:</w:t>
-      </w:r>
-      <w:r>
-        <w:rPr>
-          <w:rFonts w:ascii="Arial" w:eastAsia="Times New Roman" w:hAnsi="Arial" w:cs="Arial"/>
-          <w:kern w:val="0"/>
-          <w:sz w:val="24"/>
-          <w:szCs w:val="24"/>
-          <w:lang w:eastAsia="hu-HU"/>
-          <w14:ligatures w14:val="none"/>
-        </w:rPr>
-        <w:t xml:space="preserve"> A Windows szerver DNS-ben rögzítve van a Linux szerver (10.1.10.6), így név alapján is elérhető az SSH.</w:t>
-      </w:r>
-    </w:p>
-    <w:p>
-      <w:pPr>
-        <w:numPr>
-          <w:ilvl w:val="0"/>
-          <w:numId w:val="2"/>
-        </w:numPr>
-        <w:spacing w:after="100" w:afterAutospacing="1" w:line="240" w:lineRule="auto"/>
-        <w:rPr>
-          <w:rFonts w:ascii="Arial" w:eastAsia="Times New Roman" w:hAnsi="Arial" w:cs="Arial"/>
-          <w:kern w:val="0"/>
-          <w:sz w:val="24"/>
-          <w:szCs w:val="24"/>
-          <w:lang w:eastAsia="hu-HU"/>
-          <w14:ligatures w14:val="none"/>
-        </w:rPr>
-      </w:pPr>
-      <w:r>
-        <w:rPr>
-          <w:rFonts w:ascii="Arial" w:eastAsia="Times New Roman" w:hAnsi="Arial" w:cs="Arial"/>
+        </w:rPr>
+        <w:t>Style</w:t>
+      </w:r>
+      <w:proofErr w:type="spellEnd"/>
+      <w:r>
+        <w:rPr>
+          <w:rFonts w:ascii="Arial" w:hAnsi="Arial" w:cs="Arial"/>
           <w:b/>
           <w:bCs/>
-          <w:kern w:val="0"/>
-          <w:sz w:val="24"/>
-          <w:szCs w:val="24"/>
-          <w:lang w:eastAsia="hu-HU"/>
-          <w14:ligatures w14:val="none"/>
-        </w:rPr>
-        <w:t>Biztonság:</w:t>
-      </w:r>
-      <w:r>
-        <w:rPr>
-          <w:rFonts w:ascii="Arial" w:eastAsia="Times New Roman" w:hAnsi="Arial" w:cs="Arial"/>
-          <w:kern w:val="0"/>
-          <w:sz w:val="24"/>
-          <w:szCs w:val="24"/>
-          <w:lang w:eastAsia="hu-HU"/>
-          <w14:ligatures w14:val="none"/>
-        </w:rPr>
-        <w:t xml:space="preserve"> A tűzfal szabályok (</w:t>
+        </w:rPr>
+        <w:t>:</w:t>
+      </w:r>
+      <w:r>
+        <w:rPr>
+          <w:rFonts w:ascii="Arial" w:hAnsi="Arial" w:cs="Arial"/>
+        </w:rPr>
+        <w:t xml:space="preserve"> </w:t>
       </w:r>
       <w:proofErr w:type="spellStart"/>
       <w:r>
         <w:rPr>
-          <w:rFonts w:ascii="Arial" w:eastAsia="Times New Roman" w:hAnsi="Arial" w:cs="Arial"/>
-          <w:kern w:val="0"/>
-          <w:sz w:val="24"/>
-          <w:szCs w:val="24"/>
-          <w:lang w:eastAsia="hu-HU"/>
-          <w14:ligatures w14:val="none"/>
-        </w:rPr>
-        <w:t>Inbound</w:t>
+          <w:rStyle w:val="HTML-kd"/>
+          <w:rFonts w:ascii="Arial" w:hAnsi="Arial" w:cs="Arial"/>
+        </w:rPr>
+        <w:t>Fill</w:t>
       </w:r>
       <w:proofErr w:type="spellEnd"/>
       <w:r>
         <w:rPr>
-          <w:rFonts w:ascii="Arial" w:eastAsia="Times New Roman" w:hAnsi="Arial" w:cs="Arial"/>
-          <w:kern w:val="0"/>
-          <w:sz w:val="24"/>
-          <w:szCs w:val="24"/>
-          <w:lang w:eastAsia="hu-HU"/>
-          <w14:ligatures w14:val="none"/>
-        </w:rPr>
-        <w:t xml:space="preserve"> </w:t>
-      </w:r>
-      <w:proofErr w:type="spellStart"/>
-      <w:r>
-        <w:rPr>
-          <w:rFonts w:ascii="Arial" w:eastAsia="Times New Roman" w:hAnsi="Arial" w:cs="Arial"/>
-          <w:kern w:val="0"/>
-          <w:sz w:val="24"/>
-          <w:szCs w:val="24"/>
-          <w:lang w:eastAsia="hu-HU"/>
-          <w14:ligatures w14:val="none"/>
-        </w:rPr>
-        <w:t>Rules</w:t>
-      </w:r>
-      <w:proofErr w:type="spellEnd"/>
-      <w:r>
-        <w:rPr>
-          <w:rFonts w:ascii="Arial" w:eastAsia="Times New Roman" w:hAnsi="Arial" w:cs="Arial"/>
-          <w:kern w:val="0"/>
-          <w:sz w:val="24"/>
-          <w:szCs w:val="24"/>
-          <w:lang w:eastAsia="hu-HU"/>
-          <w14:ligatures w14:val="none"/>
-        </w:rPr>
-        <w:t>) átengedik a szükséges forgalmat.</w:t>
-      </w:r>
-    </w:p>
-    <w:p>
-      <w:pPr>
-        <w:numPr>
-          <w:ilvl w:val="0"/>
-          <w:numId w:val="2"/>
-        </w:numPr>
-        <w:spacing w:after="100" w:afterAutospacing="1" w:line="240" w:lineRule="auto"/>
-        <w:rPr>
-          <w:rFonts w:ascii="Arial" w:eastAsia="Times New Roman" w:hAnsi="Arial" w:cs="Arial"/>
-          <w:kern w:val="0"/>
-          <w:sz w:val="24"/>
-          <w:szCs w:val="24"/>
-          <w:lang w:eastAsia="hu-HU"/>
-          <w14:ligatures w14:val="none"/>
-        </w:rPr>
-      </w:pPr>
-      <w:r>
-        <w:rPr>
-          <w:rFonts w:ascii="Arial" w:eastAsia="Times New Roman" w:hAnsi="Arial" w:cs="Arial"/>
-          <w:b/>
-          <w:bCs/>
-          <w:kern w:val="0"/>
-          <w:sz w:val="24"/>
-          <w:szCs w:val="24"/>
-          <w:lang w:eastAsia="hu-HU"/>
-          <w14:ligatures w14:val="none"/>
-        </w:rPr>
-        <w:t>Javítandó:</w:t>
-      </w:r>
-      <w:r>
-        <w:rPr>
-          <w:rFonts w:ascii="Arial" w:eastAsia="Times New Roman" w:hAnsi="Arial" w:cs="Arial"/>
-          <w:kern w:val="0"/>
-          <w:sz w:val="24"/>
-          <w:szCs w:val="24"/>
-          <w:lang w:eastAsia="hu-HU"/>
-          <w14:ligatures w14:val="none"/>
-        </w:rPr>
-        <w:t xml:space="preserve"> A DHCP tartomány kiterjesztése a többi VLAN-</w:t>
-      </w:r>
-      <w:proofErr w:type="spellStart"/>
-      <w:r>
-        <w:rPr>
-          <w:rFonts w:ascii="Arial" w:eastAsia="Times New Roman" w:hAnsi="Arial" w:cs="Arial"/>
-          <w:kern w:val="0"/>
-          <w:sz w:val="24"/>
-          <w:szCs w:val="24"/>
-          <w:lang w:eastAsia="hu-HU"/>
-          <w14:ligatures w14:val="none"/>
-        </w:rPr>
-        <w:t>ra</w:t>
-      </w:r>
-      <w:proofErr w:type="spellEnd"/>
-      <w:r>
-        <w:rPr>
-          <w:rFonts w:ascii="Arial" w:eastAsia="Times New Roman" w:hAnsi="Arial" w:cs="Arial"/>
-          <w:kern w:val="0"/>
-          <w:sz w:val="24"/>
-          <w:szCs w:val="24"/>
-          <w:lang w:eastAsia="hu-HU"/>
-          <w14:ligatures w14:val="none"/>
-        </w:rPr>
-        <w:t xml:space="preserve"> (IP </w:t>
-      </w:r>
-      <w:proofErr w:type="spellStart"/>
-      <w:r>
-        <w:rPr>
-          <w:rFonts w:ascii="Arial" w:eastAsia="Times New Roman" w:hAnsi="Arial" w:cs="Arial"/>
-          <w:kern w:val="0"/>
-          <w:sz w:val="24"/>
-          <w:szCs w:val="24"/>
-          <w:lang w:eastAsia="hu-HU"/>
-          <w14:ligatures w14:val="none"/>
-        </w:rPr>
-        <w:t>Helper-Address</w:t>
-      </w:r>
-      <w:proofErr w:type="spellEnd"/>
-      <w:r>
-        <w:rPr>
-          <w:rFonts w:ascii="Arial" w:eastAsia="Times New Roman" w:hAnsi="Arial" w:cs="Arial"/>
-          <w:kern w:val="0"/>
-          <w:sz w:val="24"/>
-          <w:szCs w:val="24"/>
-          <w:lang w:eastAsia="hu-HU"/>
-          <w14:ligatures w14:val="none"/>
-        </w:rPr>
-        <w:t xml:space="preserve"> beállítása a Routeren/</w:t>
-      </w:r>
-      <w:proofErr w:type="spellStart"/>
-      <w:r>
-        <w:rPr>
-          <w:rFonts w:ascii="Arial" w:eastAsia="Times New Roman" w:hAnsi="Arial" w:cs="Arial"/>
-          <w:kern w:val="0"/>
-          <w:sz w:val="24"/>
-          <w:szCs w:val="24"/>
-          <w:lang w:eastAsia="hu-HU"/>
-          <w14:ligatures w14:val="none"/>
-        </w:rPr>
-        <w:t>Switch</w:t>
-      </w:r>
-      <w:proofErr w:type="spellEnd"/>
-      <w:r>
-        <w:rPr>
-          <w:rFonts w:ascii="Arial" w:eastAsia="Times New Roman" w:hAnsi="Arial" w:cs="Arial"/>
-          <w:kern w:val="0"/>
-          <w:sz w:val="24"/>
-          <w:szCs w:val="24"/>
-          <w:lang w:eastAsia="hu-HU"/>
-          <w14:ligatures w14:val="none"/>
-        </w:rPr>
-        <w:t>-en szükséges).</w:t>
+          <w:rFonts w:ascii="Arial" w:hAnsi="Arial" w:cs="Arial"/>
+        </w:rPr>
+        <w:t xml:space="preserve"> vagy </w:t>
+      </w:r>
+      <w:r>
+        <w:rPr>
+          <w:rStyle w:val="HTML-kd"/>
+          <w:rFonts w:ascii="Arial" w:hAnsi="Arial" w:cs="Arial"/>
+        </w:rPr>
+        <w:t>Center</w:t>
+      </w:r>
+      <w:r>
+        <w:rPr>
+          <w:rFonts w:ascii="Arial" w:hAnsi="Arial" w:cs="Arial"/>
+        </w:rPr>
+        <w:t>.</w:t>
       </w:r>
     </w:p>
     <w:p/>
@@ -1660,6 +4787,155 @@
 <file path=word/numbering.xml><?xml version="1.0" encoding="utf-8"?>
 <w:numbering xmlns:wpc="http://schemas.microsoft.com/office/word/2010/wordprocessingCanvas" xmlns:cx="http://schemas.microsoft.com/office/drawing/2014/chartex" xmlns:cx1="http://schemas.microsoft.com/office/drawing/2015/9/8/chartex" xmlns:cx2="http://schemas.microsoft.com/office/drawing/2015/10/21/chartex" xmlns:cx3="http://schemas.microsoft.com/office/drawing/2016/5/9/chartex" xmlns:cx4="http://schemas.microsoft.com/office/drawing/2016/5/10/chartex" xmlns:cx5="http://schemas.microsoft.com/office/drawing/2016/5/11/chartex" xmlns:cx6="http://schemas.microsoft.com/office/drawing/2016/5/12/chartex" xmlns:cx7="http://schemas.microsoft.com/office/drawing/2016/5/13/chartex" xmlns:cx8="http://schemas.microsoft.com/office/drawing/2016/5/14/chartex" xmlns:mc="http://schemas.openxmlformats.org/markup-compatibility/2006" xmlns:aink="http://schemas.microsoft.com/office/drawing/2016/ink" xmlns:am3d="http://schemas.microsoft.com/office/drawing/2017/model3d" xmlns:o="urn:schemas-microsoft-com:office:office" xmlns:oel="http://schemas.microsoft.com/office/2019/extlst" xmlns:r="http://schemas.openxmlformats.org/officeDocument/2006/relationships" xmlns:m="http://schemas.openxmlformats.org/officeDocument/2006/math" xmlns:v="urn:schemas-microsoft-com:vml" xmlns:wp14="http://schemas.microsoft.com/office/word/2010/wordprocessingDrawing" xmlns:wp="http://schemas.openxmlformats.org/drawingml/2006/wordprocessingDrawing" xmlns:w10="urn:schemas-microsoft-com:office:word" xmlns:w="http://schemas.openxmlformats.org/wordprocessingml/2006/main" xmlns:w14="http://schemas.microsoft.com/office/word/2010/wordml" xmlns:w15="http://schemas.microsoft.com/office/word/2012/wordml" xmlns:w16cex="http://schemas.microsoft.com/office/word/2018/wordml/cex" xmlns:w16cid="http://schemas.microsoft.com/office/word/2016/wordml/cid" xmlns:w16="http://schemas.microsoft.com/office/word/2018/wordml" xmlns:w16sdtdh="http://schemas.microsoft.com/office/word/2020/wordml/sdtdatahash" xmlns:w16se="http://schemas.microsoft.com/office/word/2015/wordml/symex" xmlns:wpg="http://schemas.microsoft.com/office/word/2010/wordprocessingGroup" xmlns:wpi="http://schemas.microsoft.com/office/word/2010/wordprocessingInk" xmlns:wne="http://schemas.microsoft.com/office/word/2006/wordml" xmlns:wps="http://schemas.microsoft.com/office/word/2010/wordprocessingShape" mc:Ignorable="w14 w15 w16se w16cid w16 w16cex w16sdtdh wp14">
   <w:abstractNum w:abstractNumId="0" w15:restartNumberingAfterBreak="0">
+    <w:nsid w:val="12FB589D"/>
+    <w:multiLevelType w:val="multilevel"/>
+    <w:tmpl w:val="714044BA"/>
+    <w:lvl w:ilvl="0">
+      <w:start w:val="1"/>
+      <w:numFmt w:val="bullet"/>
+      <w:lvlText w:val=""/>
+      <w:lvlJc w:val="left"/>
+      <w:pPr>
+        <w:tabs>
+          <w:tab w:val="num" w:pos="720"/>
+        </w:tabs>
+        <w:ind w:left="720" w:hanging="360"/>
+      </w:pPr>
+      <w:rPr>
+        <w:rFonts w:ascii="Symbol" w:hAnsi="Symbol" w:hint="default"/>
+        <w:sz w:val="20"/>
+      </w:rPr>
+    </w:lvl>
+    <w:lvl w:ilvl="1" w:tentative="1">
+      <w:start w:val="1"/>
+      <w:numFmt w:val="bullet"/>
+      <w:lvlText w:val="o"/>
+      <w:lvlJc w:val="left"/>
+      <w:pPr>
+        <w:tabs>
+          <w:tab w:val="num" w:pos="1440"/>
+        </w:tabs>
+        <w:ind w:left="1440" w:hanging="360"/>
+      </w:pPr>
+      <w:rPr>
+        <w:rFonts w:ascii="Courier New" w:hAnsi="Courier New" w:hint="default"/>
+        <w:sz w:val="20"/>
+      </w:rPr>
+    </w:lvl>
+    <w:lvl w:ilvl="2" w:tentative="1">
+      <w:start w:val="1"/>
+      <w:numFmt w:val="bullet"/>
+      <w:lvlText w:val=""/>
+      <w:lvlJc w:val="left"/>
+      <w:pPr>
+        <w:tabs>
+          <w:tab w:val="num" w:pos="2160"/>
+        </w:tabs>
+        <w:ind w:left="2160" w:hanging="360"/>
+      </w:pPr>
+      <w:rPr>
+        <w:rFonts w:ascii="Wingdings" w:hAnsi="Wingdings" w:hint="default"/>
+        <w:sz w:val="20"/>
+      </w:rPr>
+    </w:lvl>
+    <w:lvl w:ilvl="3" w:tentative="1">
+      <w:start w:val="1"/>
+      <w:numFmt w:val="bullet"/>
+      <w:lvlText w:val=""/>
+      <w:lvlJc w:val="left"/>
+      <w:pPr>
+        <w:tabs>
+          <w:tab w:val="num" w:pos="2880"/>
+        </w:tabs>
+        <w:ind w:left="2880" w:hanging="360"/>
+      </w:pPr>
+      <w:rPr>
+        <w:rFonts w:ascii="Wingdings" w:hAnsi="Wingdings" w:hint="default"/>
+        <w:sz w:val="20"/>
+      </w:rPr>
+    </w:lvl>
+    <w:lvl w:ilvl="4" w:tentative="1">
+      <w:start w:val="1"/>
+      <w:numFmt w:val="bullet"/>
+      <w:lvlText w:val=""/>
+      <w:lvlJc w:val="left"/>
+      <w:pPr>
+        <w:tabs>
+          <w:tab w:val="num" w:pos="3600"/>
+        </w:tabs>
+        <w:ind w:left="3600" w:hanging="360"/>
+      </w:pPr>
+      <w:rPr>
+        <w:rFonts w:ascii="Wingdings" w:hAnsi="Wingdings" w:hint="default"/>
+        <w:sz w:val="20"/>
+      </w:rPr>
+    </w:lvl>
+    <w:lvl w:ilvl="5" w:tentative="1">
+      <w:start w:val="1"/>
+      <w:numFmt w:val="bullet"/>
+      <w:lvlText w:val=""/>
+      <w:lvlJc w:val="left"/>
+      <w:pPr>
+        <w:tabs>
+          <w:tab w:val="num" w:pos="4320"/>
+        </w:tabs>
+        <w:ind w:left="4320" w:hanging="360"/>
+      </w:pPr>
+      <w:rPr>
+        <w:rFonts w:ascii="Wingdings" w:hAnsi="Wingdings" w:hint="default"/>
+        <w:sz w:val="20"/>
+      </w:rPr>
+    </w:lvl>
+    <w:lvl w:ilvl="6" w:tentative="1">
+      <w:start w:val="1"/>
+      <w:numFmt w:val="bullet"/>
+      <w:lvlText w:val=""/>
+      <w:lvlJc w:val="left"/>
+      <w:pPr>
+        <w:tabs>
+          <w:tab w:val="num" w:pos="5040"/>
+        </w:tabs>
+        <w:ind w:left="5040" w:hanging="360"/>
+      </w:pPr>
+      <w:rPr>
+        <w:rFonts w:ascii="Wingdings" w:hAnsi="Wingdings" w:hint="default"/>
+        <w:sz w:val="20"/>
+      </w:rPr>
+    </w:lvl>
+    <w:lvl w:ilvl="7" w:tentative="1">
+      <w:start w:val="1"/>
+      <w:numFmt w:val="bullet"/>
+      <w:lvlText w:val=""/>
+      <w:lvlJc w:val="left"/>
+      <w:pPr>
+        <w:tabs>
+          <w:tab w:val="num" w:pos="5760"/>
+        </w:tabs>
+        <w:ind w:left="5760" w:hanging="360"/>
+      </w:pPr>
+      <w:rPr>
+        <w:rFonts w:ascii="Wingdings" w:hAnsi="Wingdings" w:hint="default"/>
+        <w:sz w:val="20"/>
+      </w:rPr>
+    </w:lvl>
+    <w:lvl w:ilvl="8" w:tentative="1">
+      <w:start w:val="1"/>
+      <w:numFmt w:val="bullet"/>
+      <w:lvlText w:val=""/>
+      <w:lvlJc w:val="left"/>
+      <w:pPr>
+        <w:tabs>
+          <w:tab w:val="num" w:pos="6480"/>
+        </w:tabs>
+        <w:ind w:left="6480" w:hanging="360"/>
+      </w:pPr>
+      <w:rPr>
+        <w:rFonts w:ascii="Wingdings" w:hAnsi="Wingdings" w:hint="default"/>
+        <w:sz w:val="20"/>
+      </w:rPr>
+    </w:lvl>
+  </w:abstractNum>
+  <w:abstractNum w:abstractNumId="1" w15:restartNumberingAfterBreak="0">
     <w:nsid w:val="1CDF412B"/>
     <w:multiLevelType w:val="multilevel"/>
     <w:tmpl w:val="B19C5280"/>
@@ -1808,7 +5084,829 @@
       </w:rPr>
     </w:lvl>
   </w:abstractNum>
-  <w:abstractNum w:abstractNumId="1" w15:restartNumberingAfterBreak="0">
+  <w:abstractNum w:abstractNumId="2" w15:restartNumberingAfterBreak="0">
+    <w:nsid w:val="2B8C637B"/>
+    <w:multiLevelType w:val="multilevel"/>
+    <w:tmpl w:val="5EF07EF0"/>
+    <w:lvl w:ilvl="0">
+      <w:start w:val="1"/>
+      <w:numFmt w:val="bullet"/>
+      <w:lvlText w:val=""/>
+      <w:lvlJc w:val="left"/>
+      <w:pPr>
+        <w:tabs>
+          <w:tab w:val="num" w:pos="720"/>
+        </w:tabs>
+        <w:ind w:left="720" w:hanging="360"/>
+      </w:pPr>
+      <w:rPr>
+        <w:rFonts w:ascii="Symbol" w:hAnsi="Symbol" w:hint="default"/>
+        <w:sz w:val="20"/>
+      </w:rPr>
+    </w:lvl>
+    <w:lvl w:ilvl="1" w:tentative="1">
+      <w:start w:val="1"/>
+      <w:numFmt w:val="bullet"/>
+      <w:lvlText w:val="o"/>
+      <w:lvlJc w:val="left"/>
+      <w:pPr>
+        <w:tabs>
+          <w:tab w:val="num" w:pos="1440"/>
+        </w:tabs>
+        <w:ind w:left="1440" w:hanging="360"/>
+      </w:pPr>
+      <w:rPr>
+        <w:rFonts w:ascii="Courier New" w:hAnsi="Courier New" w:hint="default"/>
+        <w:sz w:val="20"/>
+      </w:rPr>
+    </w:lvl>
+    <w:lvl w:ilvl="2" w:tentative="1">
+      <w:start w:val="1"/>
+      <w:numFmt w:val="bullet"/>
+      <w:lvlText w:val=""/>
+      <w:lvlJc w:val="left"/>
+      <w:pPr>
+        <w:tabs>
+          <w:tab w:val="num" w:pos="2160"/>
+        </w:tabs>
+        <w:ind w:left="2160" w:hanging="360"/>
+      </w:pPr>
+      <w:rPr>
+        <w:rFonts w:ascii="Wingdings" w:hAnsi="Wingdings" w:hint="default"/>
+        <w:sz w:val="20"/>
+      </w:rPr>
+    </w:lvl>
+    <w:lvl w:ilvl="3" w:tentative="1">
+      <w:start w:val="1"/>
+      <w:numFmt w:val="bullet"/>
+      <w:lvlText w:val=""/>
+      <w:lvlJc w:val="left"/>
+      <w:pPr>
+        <w:tabs>
+          <w:tab w:val="num" w:pos="2880"/>
+        </w:tabs>
+        <w:ind w:left="2880" w:hanging="360"/>
+      </w:pPr>
+      <w:rPr>
+        <w:rFonts w:ascii="Wingdings" w:hAnsi="Wingdings" w:hint="default"/>
+        <w:sz w:val="20"/>
+      </w:rPr>
+    </w:lvl>
+    <w:lvl w:ilvl="4" w:tentative="1">
+      <w:start w:val="1"/>
+      <w:numFmt w:val="bullet"/>
+      <w:lvlText w:val=""/>
+      <w:lvlJc w:val="left"/>
+      <w:pPr>
+        <w:tabs>
+          <w:tab w:val="num" w:pos="3600"/>
+        </w:tabs>
+        <w:ind w:left="3600" w:hanging="360"/>
+      </w:pPr>
+      <w:rPr>
+        <w:rFonts w:ascii="Wingdings" w:hAnsi="Wingdings" w:hint="default"/>
+        <w:sz w:val="20"/>
+      </w:rPr>
+    </w:lvl>
+    <w:lvl w:ilvl="5" w:tentative="1">
+      <w:start w:val="1"/>
+      <w:numFmt w:val="bullet"/>
+      <w:lvlText w:val=""/>
+      <w:lvlJc w:val="left"/>
+      <w:pPr>
+        <w:tabs>
+          <w:tab w:val="num" w:pos="4320"/>
+        </w:tabs>
+        <w:ind w:left="4320" w:hanging="360"/>
+      </w:pPr>
+      <w:rPr>
+        <w:rFonts w:ascii="Wingdings" w:hAnsi="Wingdings" w:hint="default"/>
+        <w:sz w:val="20"/>
+      </w:rPr>
+    </w:lvl>
+    <w:lvl w:ilvl="6" w:tentative="1">
+      <w:start w:val="1"/>
+      <w:numFmt w:val="bullet"/>
+      <w:lvlText w:val=""/>
+      <w:lvlJc w:val="left"/>
+      <w:pPr>
+        <w:tabs>
+          <w:tab w:val="num" w:pos="5040"/>
+        </w:tabs>
+        <w:ind w:left="5040" w:hanging="360"/>
+      </w:pPr>
+      <w:rPr>
+        <w:rFonts w:ascii="Wingdings" w:hAnsi="Wingdings" w:hint="default"/>
+        <w:sz w:val="20"/>
+      </w:rPr>
+    </w:lvl>
+    <w:lvl w:ilvl="7" w:tentative="1">
+      <w:start w:val="1"/>
+      <w:numFmt w:val="bullet"/>
+      <w:lvlText w:val=""/>
+      <w:lvlJc w:val="left"/>
+      <w:pPr>
+        <w:tabs>
+          <w:tab w:val="num" w:pos="5760"/>
+        </w:tabs>
+        <w:ind w:left="5760" w:hanging="360"/>
+      </w:pPr>
+      <w:rPr>
+        <w:rFonts w:ascii="Wingdings" w:hAnsi="Wingdings" w:hint="default"/>
+        <w:sz w:val="20"/>
+      </w:rPr>
+    </w:lvl>
+    <w:lvl w:ilvl="8" w:tentative="1">
+      <w:start w:val="1"/>
+      <w:numFmt w:val="bullet"/>
+      <w:lvlText w:val=""/>
+      <w:lvlJc w:val="left"/>
+      <w:pPr>
+        <w:tabs>
+          <w:tab w:val="num" w:pos="6480"/>
+        </w:tabs>
+        <w:ind w:left="6480" w:hanging="360"/>
+      </w:pPr>
+      <w:rPr>
+        <w:rFonts w:ascii="Wingdings" w:hAnsi="Wingdings" w:hint="default"/>
+        <w:sz w:val="20"/>
+      </w:rPr>
+    </w:lvl>
+  </w:abstractNum>
+  <w:abstractNum w:abstractNumId="3" w15:restartNumberingAfterBreak="0">
+    <w:nsid w:val="38EE35CB"/>
+    <w:multiLevelType w:val="multilevel"/>
+    <w:tmpl w:val="D5BC3FEA"/>
+    <w:lvl w:ilvl="0">
+      <w:start w:val="1"/>
+      <w:numFmt w:val="bullet"/>
+      <w:lvlText w:val=""/>
+      <w:lvlJc w:val="left"/>
+      <w:pPr>
+        <w:tabs>
+          <w:tab w:val="num" w:pos="720"/>
+        </w:tabs>
+        <w:ind w:left="720" w:hanging="360"/>
+      </w:pPr>
+      <w:rPr>
+        <w:rFonts w:ascii="Symbol" w:hAnsi="Symbol" w:hint="default"/>
+        <w:sz w:val="20"/>
+      </w:rPr>
+    </w:lvl>
+    <w:lvl w:ilvl="1" w:tentative="1">
+      <w:start w:val="1"/>
+      <w:numFmt w:val="bullet"/>
+      <w:lvlText w:val="o"/>
+      <w:lvlJc w:val="left"/>
+      <w:pPr>
+        <w:tabs>
+          <w:tab w:val="num" w:pos="1440"/>
+        </w:tabs>
+        <w:ind w:left="1440" w:hanging="360"/>
+      </w:pPr>
+      <w:rPr>
+        <w:rFonts w:ascii="Courier New" w:hAnsi="Courier New" w:hint="default"/>
+        <w:sz w:val="20"/>
+      </w:rPr>
+    </w:lvl>
+    <w:lvl w:ilvl="2" w:tentative="1">
+      <w:start w:val="1"/>
+      <w:numFmt w:val="bullet"/>
+      <w:lvlText w:val=""/>
+      <w:lvlJc w:val="left"/>
+      <w:pPr>
+        <w:tabs>
+          <w:tab w:val="num" w:pos="2160"/>
+        </w:tabs>
+        <w:ind w:left="2160" w:hanging="360"/>
+      </w:pPr>
+      <w:rPr>
+        <w:rFonts w:ascii="Wingdings" w:hAnsi="Wingdings" w:hint="default"/>
+        <w:sz w:val="20"/>
+      </w:rPr>
+    </w:lvl>
+    <w:lvl w:ilvl="3" w:tentative="1">
+      <w:start w:val="1"/>
+      <w:numFmt w:val="bullet"/>
+      <w:lvlText w:val=""/>
+      <w:lvlJc w:val="left"/>
+      <w:pPr>
+        <w:tabs>
+          <w:tab w:val="num" w:pos="2880"/>
+        </w:tabs>
+        <w:ind w:left="2880" w:hanging="360"/>
+      </w:pPr>
+      <w:rPr>
+        <w:rFonts w:ascii="Wingdings" w:hAnsi="Wingdings" w:hint="default"/>
+        <w:sz w:val="20"/>
+      </w:rPr>
+    </w:lvl>
+    <w:lvl w:ilvl="4" w:tentative="1">
+      <w:start w:val="1"/>
+      <w:numFmt w:val="bullet"/>
+      <w:lvlText w:val=""/>
+      <w:lvlJc w:val="left"/>
+      <w:pPr>
+        <w:tabs>
+          <w:tab w:val="num" w:pos="3600"/>
+        </w:tabs>
+        <w:ind w:left="3600" w:hanging="360"/>
+      </w:pPr>
+      <w:rPr>
+        <w:rFonts w:ascii="Wingdings" w:hAnsi="Wingdings" w:hint="default"/>
+        <w:sz w:val="20"/>
+      </w:rPr>
+    </w:lvl>
+    <w:lvl w:ilvl="5" w:tentative="1">
+      <w:start w:val="1"/>
+      <w:numFmt w:val="bullet"/>
+      <w:lvlText w:val=""/>
+      <w:lvlJc w:val="left"/>
+      <w:pPr>
+        <w:tabs>
+          <w:tab w:val="num" w:pos="4320"/>
+        </w:tabs>
+        <w:ind w:left="4320" w:hanging="360"/>
+      </w:pPr>
+      <w:rPr>
+        <w:rFonts w:ascii="Wingdings" w:hAnsi="Wingdings" w:hint="default"/>
+        <w:sz w:val="20"/>
+      </w:rPr>
+    </w:lvl>
+    <w:lvl w:ilvl="6" w:tentative="1">
+      <w:start w:val="1"/>
+      <w:numFmt w:val="bullet"/>
+      <w:lvlText w:val=""/>
+      <w:lvlJc w:val="left"/>
+      <w:pPr>
+        <w:tabs>
+          <w:tab w:val="num" w:pos="5040"/>
+        </w:tabs>
+        <w:ind w:left="5040" w:hanging="360"/>
+      </w:pPr>
+      <w:rPr>
+        <w:rFonts w:ascii="Wingdings" w:hAnsi="Wingdings" w:hint="default"/>
+        <w:sz w:val="20"/>
+      </w:rPr>
+    </w:lvl>
+    <w:lvl w:ilvl="7" w:tentative="1">
+      <w:start w:val="1"/>
+      <w:numFmt w:val="bullet"/>
+      <w:lvlText w:val=""/>
+      <w:lvlJc w:val="left"/>
+      <w:pPr>
+        <w:tabs>
+          <w:tab w:val="num" w:pos="5760"/>
+        </w:tabs>
+        <w:ind w:left="5760" w:hanging="360"/>
+      </w:pPr>
+      <w:rPr>
+        <w:rFonts w:ascii="Wingdings" w:hAnsi="Wingdings" w:hint="default"/>
+        <w:sz w:val="20"/>
+      </w:rPr>
+    </w:lvl>
+    <w:lvl w:ilvl="8" w:tentative="1">
+      <w:start w:val="1"/>
+      <w:numFmt w:val="bullet"/>
+      <w:lvlText w:val=""/>
+      <w:lvlJc w:val="left"/>
+      <w:pPr>
+        <w:tabs>
+          <w:tab w:val="num" w:pos="6480"/>
+        </w:tabs>
+        <w:ind w:left="6480" w:hanging="360"/>
+      </w:pPr>
+      <w:rPr>
+        <w:rFonts w:ascii="Wingdings" w:hAnsi="Wingdings" w:hint="default"/>
+        <w:sz w:val="20"/>
+      </w:rPr>
+    </w:lvl>
+  </w:abstractNum>
+  <w:abstractNum w:abstractNumId="4" w15:restartNumberingAfterBreak="0">
+    <w:nsid w:val="3C6D6CAF"/>
+    <w:multiLevelType w:val="multilevel"/>
+    <w:tmpl w:val="90407E7E"/>
+    <w:lvl w:ilvl="0">
+      <w:start w:val="1"/>
+      <w:numFmt w:val="bullet"/>
+      <w:lvlText w:val=""/>
+      <w:lvlJc w:val="left"/>
+      <w:pPr>
+        <w:tabs>
+          <w:tab w:val="num" w:pos="720"/>
+        </w:tabs>
+        <w:ind w:left="720" w:hanging="360"/>
+      </w:pPr>
+      <w:rPr>
+        <w:rFonts w:ascii="Symbol" w:hAnsi="Symbol" w:hint="default"/>
+        <w:sz w:val="20"/>
+      </w:rPr>
+    </w:lvl>
+    <w:lvl w:ilvl="1" w:tentative="1">
+      <w:start w:val="1"/>
+      <w:numFmt w:val="bullet"/>
+      <w:lvlText w:val="o"/>
+      <w:lvlJc w:val="left"/>
+      <w:pPr>
+        <w:tabs>
+          <w:tab w:val="num" w:pos="1440"/>
+        </w:tabs>
+        <w:ind w:left="1440" w:hanging="360"/>
+      </w:pPr>
+      <w:rPr>
+        <w:rFonts w:ascii="Courier New" w:hAnsi="Courier New" w:hint="default"/>
+        <w:sz w:val="20"/>
+      </w:rPr>
+    </w:lvl>
+    <w:lvl w:ilvl="2" w:tentative="1">
+      <w:start w:val="1"/>
+      <w:numFmt w:val="bullet"/>
+      <w:lvlText w:val=""/>
+      <w:lvlJc w:val="left"/>
+      <w:pPr>
+        <w:tabs>
+          <w:tab w:val="num" w:pos="2160"/>
+        </w:tabs>
+        <w:ind w:left="2160" w:hanging="360"/>
+      </w:pPr>
+      <w:rPr>
+        <w:rFonts w:ascii="Wingdings" w:hAnsi="Wingdings" w:hint="default"/>
+        <w:sz w:val="20"/>
+      </w:rPr>
+    </w:lvl>
+    <w:lvl w:ilvl="3" w:tentative="1">
+      <w:start w:val="1"/>
+      <w:numFmt w:val="bullet"/>
+      <w:lvlText w:val=""/>
+      <w:lvlJc w:val="left"/>
+      <w:pPr>
+        <w:tabs>
+          <w:tab w:val="num" w:pos="2880"/>
+        </w:tabs>
+        <w:ind w:left="2880" w:hanging="360"/>
+      </w:pPr>
+      <w:rPr>
+        <w:rFonts w:ascii="Wingdings" w:hAnsi="Wingdings" w:hint="default"/>
+        <w:sz w:val="20"/>
+      </w:rPr>
+    </w:lvl>
+    <w:lvl w:ilvl="4" w:tentative="1">
+      <w:start w:val="1"/>
+      <w:numFmt w:val="bullet"/>
+      <w:lvlText w:val=""/>
+      <w:lvlJc w:val="left"/>
+      <w:pPr>
+        <w:tabs>
+          <w:tab w:val="num" w:pos="3600"/>
+        </w:tabs>
+        <w:ind w:left="3600" w:hanging="360"/>
+      </w:pPr>
+      <w:rPr>
+        <w:rFonts w:ascii="Wingdings" w:hAnsi="Wingdings" w:hint="default"/>
+        <w:sz w:val="20"/>
+      </w:rPr>
+    </w:lvl>
+    <w:lvl w:ilvl="5" w:tentative="1">
+      <w:start w:val="1"/>
+      <w:numFmt w:val="bullet"/>
+      <w:lvlText w:val=""/>
+      <w:lvlJc w:val="left"/>
+      <w:pPr>
+        <w:tabs>
+          <w:tab w:val="num" w:pos="4320"/>
+        </w:tabs>
+        <w:ind w:left="4320" w:hanging="360"/>
+      </w:pPr>
+      <w:rPr>
+        <w:rFonts w:ascii="Wingdings" w:hAnsi="Wingdings" w:hint="default"/>
+        <w:sz w:val="20"/>
+      </w:rPr>
+    </w:lvl>
+    <w:lvl w:ilvl="6" w:tentative="1">
+      <w:start w:val="1"/>
+      <w:numFmt w:val="bullet"/>
+      <w:lvlText w:val=""/>
+      <w:lvlJc w:val="left"/>
+      <w:pPr>
+        <w:tabs>
+          <w:tab w:val="num" w:pos="5040"/>
+        </w:tabs>
+        <w:ind w:left="5040" w:hanging="360"/>
+      </w:pPr>
+      <w:rPr>
+        <w:rFonts w:ascii="Wingdings" w:hAnsi="Wingdings" w:hint="default"/>
+        <w:sz w:val="20"/>
+      </w:rPr>
+    </w:lvl>
+    <w:lvl w:ilvl="7" w:tentative="1">
+      <w:start w:val="1"/>
+      <w:numFmt w:val="bullet"/>
+      <w:lvlText w:val=""/>
+      <w:lvlJc w:val="left"/>
+      <w:pPr>
+        <w:tabs>
+          <w:tab w:val="num" w:pos="5760"/>
+        </w:tabs>
+        <w:ind w:left="5760" w:hanging="360"/>
+      </w:pPr>
+      <w:rPr>
+        <w:rFonts w:ascii="Wingdings" w:hAnsi="Wingdings" w:hint="default"/>
+        <w:sz w:val="20"/>
+      </w:rPr>
+    </w:lvl>
+    <w:lvl w:ilvl="8" w:tentative="1">
+      <w:start w:val="1"/>
+      <w:numFmt w:val="bullet"/>
+      <w:lvlText w:val=""/>
+      <w:lvlJc w:val="left"/>
+      <w:pPr>
+        <w:tabs>
+          <w:tab w:val="num" w:pos="6480"/>
+        </w:tabs>
+        <w:ind w:left="6480" w:hanging="360"/>
+      </w:pPr>
+      <w:rPr>
+        <w:rFonts w:ascii="Wingdings" w:hAnsi="Wingdings" w:hint="default"/>
+        <w:sz w:val="20"/>
+      </w:rPr>
+    </w:lvl>
+  </w:abstractNum>
+  <w:abstractNum w:abstractNumId="5" w15:restartNumberingAfterBreak="0">
+    <w:nsid w:val="3E1A2F69"/>
+    <w:multiLevelType w:val="multilevel"/>
+    <w:tmpl w:val="073E3D06"/>
+    <w:lvl w:ilvl="0">
+      <w:start w:val="1"/>
+      <w:numFmt w:val="decimal"/>
+      <w:lvlText w:val="%1."/>
+      <w:lvlJc w:val="left"/>
+      <w:pPr>
+        <w:tabs>
+          <w:tab w:val="num" w:pos="720"/>
+        </w:tabs>
+        <w:ind w:left="720" w:hanging="360"/>
+      </w:pPr>
+    </w:lvl>
+    <w:lvl w:ilvl="1" w:tentative="1">
+      <w:start w:val="1"/>
+      <w:numFmt w:val="decimal"/>
+      <w:lvlText w:val="%2."/>
+      <w:lvlJc w:val="left"/>
+      <w:pPr>
+        <w:tabs>
+          <w:tab w:val="num" w:pos="1440"/>
+        </w:tabs>
+        <w:ind w:left="1440" w:hanging="360"/>
+      </w:pPr>
+    </w:lvl>
+    <w:lvl w:ilvl="2" w:tentative="1">
+      <w:start w:val="1"/>
+      <w:numFmt w:val="decimal"/>
+      <w:lvlText w:val="%3."/>
+      <w:lvlJc w:val="left"/>
+      <w:pPr>
+        <w:tabs>
+          <w:tab w:val="num" w:pos="2160"/>
+        </w:tabs>
+        <w:ind w:left="2160" w:hanging="360"/>
+      </w:pPr>
+    </w:lvl>
+    <w:lvl w:ilvl="3" w:tentative="1">
+      <w:start w:val="1"/>
+      <w:numFmt w:val="decimal"/>
+      <w:lvlText w:val="%4."/>
+      <w:lvlJc w:val="left"/>
+      <w:pPr>
+        <w:tabs>
+          <w:tab w:val="num" w:pos="2880"/>
+        </w:tabs>
+        <w:ind w:left="2880" w:hanging="360"/>
+      </w:pPr>
+    </w:lvl>
+    <w:lvl w:ilvl="4" w:tentative="1">
+      <w:start w:val="1"/>
+      <w:numFmt w:val="decimal"/>
+      <w:lvlText w:val="%5."/>
+      <w:lvlJc w:val="left"/>
+      <w:pPr>
+        <w:tabs>
+          <w:tab w:val="num" w:pos="3600"/>
+        </w:tabs>
+        <w:ind w:left="3600" w:hanging="360"/>
+      </w:pPr>
+    </w:lvl>
+    <w:lvl w:ilvl="5" w:tentative="1">
+      <w:start w:val="1"/>
+      <w:numFmt w:val="decimal"/>
+      <w:lvlText w:val="%6."/>
+      <w:lvlJc w:val="left"/>
+      <w:pPr>
+        <w:tabs>
+          <w:tab w:val="num" w:pos="4320"/>
+        </w:tabs>
+        <w:ind w:left="4320" w:hanging="360"/>
+      </w:pPr>
+    </w:lvl>
+    <w:lvl w:ilvl="6" w:tentative="1">
+      <w:start w:val="1"/>
+      <w:numFmt w:val="decimal"/>
+      <w:lvlText w:val="%7."/>
+      <w:lvlJc w:val="left"/>
+      <w:pPr>
+        <w:tabs>
+          <w:tab w:val="num" w:pos="5040"/>
+        </w:tabs>
+        <w:ind w:left="5040" w:hanging="360"/>
+      </w:pPr>
+    </w:lvl>
+    <w:lvl w:ilvl="7" w:tentative="1">
+      <w:start w:val="1"/>
+      <w:numFmt w:val="decimal"/>
+      <w:lvlText w:val="%8."/>
+      <w:lvlJc w:val="left"/>
+      <w:pPr>
+        <w:tabs>
+          <w:tab w:val="num" w:pos="5760"/>
+        </w:tabs>
+        <w:ind w:left="5760" w:hanging="360"/>
+      </w:pPr>
+    </w:lvl>
+    <w:lvl w:ilvl="8" w:tentative="1">
+      <w:start w:val="1"/>
+      <w:numFmt w:val="decimal"/>
+      <w:lvlText w:val="%9."/>
+      <w:lvlJc w:val="left"/>
+      <w:pPr>
+        <w:tabs>
+          <w:tab w:val="num" w:pos="6480"/>
+        </w:tabs>
+        <w:ind w:left="6480" w:hanging="360"/>
+      </w:pPr>
+    </w:lvl>
+  </w:abstractNum>
+  <w:abstractNum w:abstractNumId="6" w15:restartNumberingAfterBreak="0">
+    <w:nsid w:val="3F2354C5"/>
+    <w:multiLevelType w:val="hybridMultilevel"/>
+    <w:tmpl w:val="A510F116"/>
+    <w:lvl w:ilvl="0" w:tplc="040E0001">
+      <w:start w:val="1"/>
+      <w:numFmt w:val="bullet"/>
+      <w:lvlText w:val=""/>
+      <w:lvlJc w:val="left"/>
+      <w:pPr>
+        <w:ind w:left="360" w:hanging="360"/>
+      </w:pPr>
+      <w:rPr>
+        <w:rFonts w:ascii="Symbol" w:hAnsi="Symbol" w:hint="default"/>
+      </w:rPr>
+    </w:lvl>
+    <w:lvl w:ilvl="1" w:tplc="040E0003" w:tentative="1">
+      <w:start w:val="1"/>
+      <w:numFmt w:val="bullet"/>
+      <w:lvlText w:val="o"/>
+      <w:lvlJc w:val="left"/>
+      <w:pPr>
+        <w:ind w:left="1080" w:hanging="360"/>
+      </w:pPr>
+      <w:rPr>
+        <w:rFonts w:ascii="Courier New" w:hAnsi="Courier New" w:cs="Courier New" w:hint="default"/>
+      </w:rPr>
+    </w:lvl>
+    <w:lvl w:ilvl="2" w:tplc="040E0005" w:tentative="1">
+      <w:start w:val="1"/>
+      <w:numFmt w:val="bullet"/>
+      <w:lvlText w:val=""/>
+      <w:lvlJc w:val="left"/>
+      <w:pPr>
+        <w:ind w:left="1800" w:hanging="360"/>
+      </w:pPr>
+      <w:rPr>
+        <w:rFonts w:ascii="Wingdings" w:hAnsi="Wingdings" w:hint="default"/>
+      </w:rPr>
+    </w:lvl>
+    <w:lvl w:ilvl="3" w:tplc="040E0001" w:tentative="1">
+      <w:start w:val="1"/>
+      <w:numFmt w:val="bullet"/>
+      <w:lvlText w:val=""/>
+      <w:lvlJc w:val="left"/>
+      <w:pPr>
+        <w:ind w:left="2520" w:hanging="360"/>
+      </w:pPr>
+      <w:rPr>
+        <w:rFonts w:ascii="Symbol" w:hAnsi="Symbol" w:hint="default"/>
+      </w:rPr>
+    </w:lvl>
+    <w:lvl w:ilvl="4" w:tplc="040E0003" w:tentative="1">
+      <w:start w:val="1"/>
+      <w:numFmt w:val="bullet"/>
+      <w:lvlText w:val="o"/>
+      <w:lvlJc w:val="left"/>
+      <w:pPr>
+        <w:ind w:left="3240" w:hanging="360"/>
+      </w:pPr>
+      <w:rPr>
+        <w:rFonts w:ascii="Courier New" w:hAnsi="Courier New" w:cs="Courier New" w:hint="default"/>
+      </w:rPr>
+    </w:lvl>
+    <w:lvl w:ilvl="5" w:tplc="040E0005" w:tentative="1">
+      <w:start w:val="1"/>
+      <w:numFmt w:val="bullet"/>
+      <w:lvlText w:val=""/>
+      <w:lvlJc w:val="left"/>
+      <w:pPr>
+        <w:ind w:left="3960" w:hanging="360"/>
+      </w:pPr>
+      <w:rPr>
+        <w:rFonts w:ascii="Wingdings" w:hAnsi="Wingdings" w:hint="default"/>
+      </w:rPr>
+    </w:lvl>
+    <w:lvl w:ilvl="6" w:tplc="040E0001" w:tentative="1">
+      <w:start w:val="1"/>
+      <w:numFmt w:val="bullet"/>
+      <w:lvlText w:val=""/>
+      <w:lvlJc w:val="left"/>
+      <w:pPr>
+        <w:ind w:left="4680" w:hanging="360"/>
+      </w:pPr>
+      <w:rPr>
+        <w:rFonts w:ascii="Symbol" w:hAnsi="Symbol" w:hint="default"/>
+      </w:rPr>
+    </w:lvl>
+    <w:lvl w:ilvl="7" w:tplc="040E0003" w:tentative="1">
+      <w:start w:val="1"/>
+      <w:numFmt w:val="bullet"/>
+      <w:lvlText w:val="o"/>
+      <w:lvlJc w:val="left"/>
+      <w:pPr>
+        <w:ind w:left="5400" w:hanging="360"/>
+      </w:pPr>
+      <w:rPr>
+        <w:rFonts w:ascii="Courier New" w:hAnsi="Courier New" w:cs="Courier New" w:hint="default"/>
+      </w:rPr>
+    </w:lvl>
+    <w:lvl w:ilvl="8" w:tplc="040E0005" w:tentative="1">
+      <w:start w:val="1"/>
+      <w:numFmt w:val="bullet"/>
+      <w:lvlText w:val=""/>
+      <w:lvlJc w:val="left"/>
+      <w:pPr>
+        <w:ind w:left="6120" w:hanging="360"/>
+      </w:pPr>
+      <w:rPr>
+        <w:rFonts w:ascii="Wingdings" w:hAnsi="Wingdings" w:hint="default"/>
+      </w:rPr>
+    </w:lvl>
+  </w:abstractNum>
+  <w:abstractNum w:abstractNumId="7" w15:restartNumberingAfterBreak="0">
+    <w:nsid w:val="4A310EA0"/>
+    <w:multiLevelType w:val="multilevel"/>
+    <w:tmpl w:val="7ECCFFEA"/>
+    <w:lvl w:ilvl="0">
+      <w:start w:val="1"/>
+      <w:numFmt w:val="bullet"/>
+      <w:lvlText w:val=""/>
+      <w:lvlJc w:val="left"/>
+      <w:pPr>
+        <w:tabs>
+          <w:tab w:val="num" w:pos="720"/>
+        </w:tabs>
+        <w:ind w:left="720" w:hanging="360"/>
+      </w:pPr>
+      <w:rPr>
+        <w:rFonts w:ascii="Symbol" w:hAnsi="Symbol" w:hint="default"/>
+        <w:sz w:val="20"/>
+      </w:rPr>
+    </w:lvl>
+    <w:lvl w:ilvl="1" w:tentative="1">
+      <w:start w:val="1"/>
+      <w:numFmt w:val="bullet"/>
+      <w:lvlText w:val="o"/>
+      <w:lvlJc w:val="left"/>
+      <w:pPr>
+        <w:tabs>
+          <w:tab w:val="num" w:pos="1440"/>
+        </w:tabs>
+        <w:ind w:left="1440" w:hanging="360"/>
+      </w:pPr>
+      <w:rPr>
+        <w:rFonts w:ascii="Courier New" w:hAnsi="Courier New" w:hint="default"/>
+        <w:sz w:val="20"/>
+      </w:rPr>
+    </w:lvl>
+    <w:lvl w:ilvl="2" w:tentative="1">
+      <w:start w:val="1"/>
+      <w:numFmt w:val="bullet"/>
+      <w:lvlText w:val=""/>
+      <w:lvlJc w:val="left"/>
+      <w:pPr>
+        <w:tabs>
+          <w:tab w:val="num" w:pos="2160"/>
+        </w:tabs>
+        <w:ind w:left="2160" w:hanging="360"/>
+      </w:pPr>
+      <w:rPr>
+        <w:rFonts w:ascii="Wingdings" w:hAnsi="Wingdings" w:hint="default"/>
+        <w:sz w:val="20"/>
+      </w:rPr>
+    </w:lvl>
+    <w:lvl w:ilvl="3" w:tentative="1">
+      <w:start w:val="1"/>
+      <w:numFmt w:val="bullet"/>
+      <w:lvlText w:val=""/>
+      <w:lvlJc w:val="left"/>
+      <w:pPr>
+        <w:tabs>
+          <w:tab w:val="num" w:pos="2880"/>
+        </w:tabs>
+        <w:ind w:left="2880" w:hanging="360"/>
+      </w:pPr>
+      <w:rPr>
+        <w:rFonts w:ascii="Wingdings" w:hAnsi="Wingdings" w:hint="default"/>
+        <w:sz w:val="20"/>
+      </w:rPr>
+    </w:lvl>
+    <w:lvl w:ilvl="4" w:tentative="1">
+      <w:start w:val="1"/>
+      <w:numFmt w:val="bullet"/>
+      <w:lvlText w:val=""/>
+      <w:lvlJc w:val="left"/>
+      <w:pPr>
+        <w:tabs>
+          <w:tab w:val="num" w:pos="3600"/>
+        </w:tabs>
+        <w:ind w:left="3600" w:hanging="360"/>
+      </w:pPr>
+      <w:rPr>
+        <w:rFonts w:ascii="Wingdings" w:hAnsi="Wingdings" w:hint="default"/>
+        <w:sz w:val="20"/>
+      </w:rPr>
+    </w:lvl>
+    <w:lvl w:ilvl="5" w:tentative="1">
+      <w:start w:val="1"/>
+      <w:numFmt w:val="bullet"/>
+      <w:lvlText w:val=""/>
+      <w:lvlJc w:val="left"/>
+      <w:pPr>
+        <w:tabs>
+          <w:tab w:val="num" w:pos="4320"/>
+        </w:tabs>
+        <w:ind w:left="4320" w:hanging="360"/>
+      </w:pPr>
+      <w:rPr>
+        <w:rFonts w:ascii="Wingdings" w:hAnsi="Wingdings" w:hint="default"/>
+        <w:sz w:val="20"/>
+      </w:rPr>
+    </w:lvl>
+    <w:lvl w:ilvl="6" w:tentative="1">
+      <w:start w:val="1"/>
+      <w:numFmt w:val="bullet"/>
+      <w:lvlText w:val=""/>
+      <w:lvlJc w:val="left"/>
+      <w:pPr>
+        <w:tabs>
+          <w:tab w:val="num" w:pos="5040"/>
+        </w:tabs>
+        <w:ind w:left="5040" w:hanging="360"/>
+      </w:pPr>
+      <w:rPr>
+        <w:rFonts w:ascii="Wingdings" w:hAnsi="Wingdings" w:hint="default"/>
+        <w:sz w:val="20"/>
+      </w:rPr>
+    </w:lvl>
+    <w:lvl w:ilvl="7" w:tentative="1">
+      <w:start w:val="1"/>
+      <w:numFmt w:val="bullet"/>
+      <w:lvlText w:val=""/>
+      <w:lvlJc w:val="left"/>
+      <w:pPr>
+        <w:tabs>
+          <w:tab w:val="num" w:pos="5760"/>
+        </w:tabs>
+        <w:ind w:left="5760" w:hanging="360"/>
+      </w:pPr>
+      <w:rPr>
+        <w:rFonts w:ascii="Wingdings" w:hAnsi="Wingdings" w:hint="default"/>
+        <w:sz w:val="20"/>
+      </w:rPr>
+    </w:lvl>
+    <w:lvl w:ilvl="8" w:tentative="1">
+      <w:start w:val="1"/>
+      <w:numFmt w:val="bullet"/>
+      <w:lvlText w:val=""/>
+      <w:lvlJc w:val="left"/>
+      <w:pPr>
+        <w:tabs>
+          <w:tab w:val="num" w:pos="6480"/>
+        </w:tabs>
+        <w:ind w:left="6480" w:hanging="360"/>
+      </w:pPr>
+      <w:rPr>
+        <w:rFonts w:ascii="Wingdings" w:hAnsi="Wingdings" w:hint="default"/>
+        <w:sz w:val="20"/>
+      </w:rPr>
+    </w:lvl>
+  </w:abstractNum>
+  <w:abstractNum w:abstractNumId="8" w15:restartNumberingAfterBreak="0">
     <w:nsid w:val="4B860AC8"/>
     <w:multiLevelType w:val="multilevel"/>
     <w:tmpl w:val="B92A0C02"/>
@@ -1957,11 +6055,724 @@
       </w:rPr>
     </w:lvl>
   </w:abstractNum>
+  <w:abstractNum w:abstractNumId="9" w15:restartNumberingAfterBreak="0">
+    <w:nsid w:val="52182ABC"/>
+    <w:multiLevelType w:val="multilevel"/>
+    <w:tmpl w:val="4E3A60F6"/>
+    <w:lvl w:ilvl="0">
+      <w:start w:val="1"/>
+      <w:numFmt w:val="bullet"/>
+      <w:lvlText w:val=""/>
+      <w:lvlJc w:val="left"/>
+      <w:pPr>
+        <w:tabs>
+          <w:tab w:val="num" w:pos="720"/>
+        </w:tabs>
+        <w:ind w:left="720" w:hanging="360"/>
+      </w:pPr>
+      <w:rPr>
+        <w:rFonts w:ascii="Symbol" w:hAnsi="Symbol" w:hint="default"/>
+        <w:sz w:val="20"/>
+      </w:rPr>
+    </w:lvl>
+    <w:lvl w:ilvl="1" w:tentative="1">
+      <w:start w:val="1"/>
+      <w:numFmt w:val="bullet"/>
+      <w:lvlText w:val="o"/>
+      <w:lvlJc w:val="left"/>
+      <w:pPr>
+        <w:tabs>
+          <w:tab w:val="num" w:pos="1440"/>
+        </w:tabs>
+        <w:ind w:left="1440" w:hanging="360"/>
+      </w:pPr>
+      <w:rPr>
+        <w:rFonts w:ascii="Courier New" w:hAnsi="Courier New" w:hint="default"/>
+        <w:sz w:val="20"/>
+      </w:rPr>
+    </w:lvl>
+    <w:lvl w:ilvl="2" w:tentative="1">
+      <w:start w:val="1"/>
+      <w:numFmt w:val="bullet"/>
+      <w:lvlText w:val=""/>
+      <w:lvlJc w:val="left"/>
+      <w:pPr>
+        <w:tabs>
+          <w:tab w:val="num" w:pos="2160"/>
+        </w:tabs>
+        <w:ind w:left="2160" w:hanging="360"/>
+      </w:pPr>
+      <w:rPr>
+        <w:rFonts w:ascii="Wingdings" w:hAnsi="Wingdings" w:hint="default"/>
+        <w:sz w:val="20"/>
+      </w:rPr>
+    </w:lvl>
+    <w:lvl w:ilvl="3" w:tentative="1">
+      <w:start w:val="1"/>
+      <w:numFmt w:val="bullet"/>
+      <w:lvlText w:val=""/>
+      <w:lvlJc w:val="left"/>
+      <w:pPr>
+        <w:tabs>
+          <w:tab w:val="num" w:pos="2880"/>
+        </w:tabs>
+        <w:ind w:left="2880" w:hanging="360"/>
+      </w:pPr>
+      <w:rPr>
+        <w:rFonts w:ascii="Wingdings" w:hAnsi="Wingdings" w:hint="default"/>
+        <w:sz w:val="20"/>
+      </w:rPr>
+    </w:lvl>
+    <w:lvl w:ilvl="4" w:tentative="1">
+      <w:start w:val="1"/>
+      <w:numFmt w:val="bullet"/>
+      <w:lvlText w:val=""/>
+      <w:lvlJc w:val="left"/>
+      <w:pPr>
+        <w:tabs>
+          <w:tab w:val="num" w:pos="3600"/>
+        </w:tabs>
+        <w:ind w:left="3600" w:hanging="360"/>
+      </w:pPr>
+      <w:rPr>
+        <w:rFonts w:ascii="Wingdings" w:hAnsi="Wingdings" w:hint="default"/>
+        <w:sz w:val="20"/>
+      </w:rPr>
+    </w:lvl>
+    <w:lvl w:ilvl="5" w:tentative="1">
+      <w:start w:val="1"/>
+      <w:numFmt w:val="bullet"/>
+      <w:lvlText w:val=""/>
+      <w:lvlJc w:val="left"/>
+      <w:pPr>
+        <w:tabs>
+          <w:tab w:val="num" w:pos="4320"/>
+        </w:tabs>
+        <w:ind w:left="4320" w:hanging="360"/>
+      </w:pPr>
+      <w:rPr>
+        <w:rFonts w:ascii="Wingdings" w:hAnsi="Wingdings" w:hint="default"/>
+        <w:sz w:val="20"/>
+      </w:rPr>
+    </w:lvl>
+    <w:lvl w:ilvl="6" w:tentative="1">
+      <w:start w:val="1"/>
+      <w:numFmt w:val="bullet"/>
+      <w:lvlText w:val=""/>
+      <w:lvlJc w:val="left"/>
+      <w:pPr>
+        <w:tabs>
+          <w:tab w:val="num" w:pos="5040"/>
+        </w:tabs>
+        <w:ind w:left="5040" w:hanging="360"/>
+      </w:pPr>
+      <w:rPr>
+        <w:rFonts w:ascii="Wingdings" w:hAnsi="Wingdings" w:hint="default"/>
+        <w:sz w:val="20"/>
+      </w:rPr>
+    </w:lvl>
+    <w:lvl w:ilvl="7" w:tentative="1">
+      <w:start w:val="1"/>
+      <w:numFmt w:val="bullet"/>
+      <w:lvlText w:val=""/>
+      <w:lvlJc w:val="left"/>
+      <w:pPr>
+        <w:tabs>
+          <w:tab w:val="num" w:pos="5760"/>
+        </w:tabs>
+        <w:ind w:left="5760" w:hanging="360"/>
+      </w:pPr>
+      <w:rPr>
+        <w:rFonts w:ascii="Wingdings" w:hAnsi="Wingdings" w:hint="default"/>
+        <w:sz w:val="20"/>
+      </w:rPr>
+    </w:lvl>
+    <w:lvl w:ilvl="8" w:tentative="1">
+      <w:start w:val="1"/>
+      <w:numFmt w:val="bullet"/>
+      <w:lvlText w:val=""/>
+      <w:lvlJc w:val="left"/>
+      <w:pPr>
+        <w:tabs>
+          <w:tab w:val="num" w:pos="6480"/>
+        </w:tabs>
+        <w:ind w:left="6480" w:hanging="360"/>
+      </w:pPr>
+      <w:rPr>
+        <w:rFonts w:ascii="Wingdings" w:hAnsi="Wingdings" w:hint="default"/>
+        <w:sz w:val="20"/>
+      </w:rPr>
+    </w:lvl>
+  </w:abstractNum>
+  <w:abstractNum w:abstractNumId="10" w15:restartNumberingAfterBreak="0">
+    <w:nsid w:val="618732F4"/>
+    <w:multiLevelType w:val="multilevel"/>
+    <w:tmpl w:val="D66EC0BC"/>
+    <w:lvl w:ilvl="0">
+      <w:start w:val="1"/>
+      <w:numFmt w:val="bullet"/>
+      <w:lvlText w:val=""/>
+      <w:lvlJc w:val="left"/>
+      <w:pPr>
+        <w:tabs>
+          <w:tab w:val="num" w:pos="720"/>
+        </w:tabs>
+        <w:ind w:left="720" w:hanging="360"/>
+      </w:pPr>
+      <w:rPr>
+        <w:rFonts w:ascii="Symbol" w:hAnsi="Symbol" w:hint="default"/>
+        <w:sz w:val="20"/>
+      </w:rPr>
+    </w:lvl>
+    <w:lvl w:ilvl="1" w:tentative="1">
+      <w:start w:val="1"/>
+      <w:numFmt w:val="bullet"/>
+      <w:lvlText w:val="o"/>
+      <w:lvlJc w:val="left"/>
+      <w:pPr>
+        <w:tabs>
+          <w:tab w:val="num" w:pos="1440"/>
+        </w:tabs>
+        <w:ind w:left="1440" w:hanging="360"/>
+      </w:pPr>
+      <w:rPr>
+        <w:rFonts w:ascii="Courier New" w:hAnsi="Courier New" w:hint="default"/>
+        <w:sz w:val="20"/>
+      </w:rPr>
+    </w:lvl>
+    <w:lvl w:ilvl="2" w:tentative="1">
+      <w:start w:val="1"/>
+      <w:numFmt w:val="bullet"/>
+      <w:lvlText w:val=""/>
+      <w:lvlJc w:val="left"/>
+      <w:pPr>
+        <w:tabs>
+          <w:tab w:val="num" w:pos="2160"/>
+        </w:tabs>
+        <w:ind w:left="2160" w:hanging="360"/>
+      </w:pPr>
+      <w:rPr>
+        <w:rFonts w:ascii="Wingdings" w:hAnsi="Wingdings" w:hint="default"/>
+        <w:sz w:val="20"/>
+      </w:rPr>
+    </w:lvl>
+    <w:lvl w:ilvl="3" w:tentative="1">
+      <w:start w:val="1"/>
+      <w:numFmt w:val="bullet"/>
+      <w:lvlText w:val=""/>
+      <w:lvlJc w:val="left"/>
+      <w:pPr>
+        <w:tabs>
+          <w:tab w:val="num" w:pos="2880"/>
+        </w:tabs>
+        <w:ind w:left="2880" w:hanging="360"/>
+      </w:pPr>
+      <w:rPr>
+        <w:rFonts w:ascii="Wingdings" w:hAnsi="Wingdings" w:hint="default"/>
+        <w:sz w:val="20"/>
+      </w:rPr>
+    </w:lvl>
+    <w:lvl w:ilvl="4" w:tentative="1">
+      <w:start w:val="1"/>
+      <w:numFmt w:val="bullet"/>
+      <w:lvlText w:val=""/>
+      <w:lvlJc w:val="left"/>
+      <w:pPr>
+        <w:tabs>
+          <w:tab w:val="num" w:pos="3600"/>
+        </w:tabs>
+        <w:ind w:left="3600" w:hanging="360"/>
+      </w:pPr>
+      <w:rPr>
+        <w:rFonts w:ascii="Wingdings" w:hAnsi="Wingdings" w:hint="default"/>
+        <w:sz w:val="20"/>
+      </w:rPr>
+    </w:lvl>
+    <w:lvl w:ilvl="5" w:tentative="1">
+      <w:start w:val="1"/>
+      <w:numFmt w:val="bullet"/>
+      <w:lvlText w:val=""/>
+      <w:lvlJc w:val="left"/>
+      <w:pPr>
+        <w:tabs>
+          <w:tab w:val="num" w:pos="4320"/>
+        </w:tabs>
+        <w:ind w:left="4320" w:hanging="360"/>
+      </w:pPr>
+      <w:rPr>
+        <w:rFonts w:ascii="Wingdings" w:hAnsi="Wingdings" w:hint="default"/>
+        <w:sz w:val="20"/>
+      </w:rPr>
+    </w:lvl>
+    <w:lvl w:ilvl="6" w:tentative="1">
+      <w:start w:val="1"/>
+      <w:numFmt w:val="bullet"/>
+      <w:lvlText w:val=""/>
+      <w:lvlJc w:val="left"/>
+      <w:pPr>
+        <w:tabs>
+          <w:tab w:val="num" w:pos="5040"/>
+        </w:tabs>
+        <w:ind w:left="5040" w:hanging="360"/>
+      </w:pPr>
+      <w:rPr>
+        <w:rFonts w:ascii="Wingdings" w:hAnsi="Wingdings" w:hint="default"/>
+        <w:sz w:val="20"/>
+      </w:rPr>
+    </w:lvl>
+    <w:lvl w:ilvl="7" w:tentative="1">
+      <w:start w:val="1"/>
+      <w:numFmt w:val="bullet"/>
+      <w:lvlText w:val=""/>
+      <w:lvlJc w:val="left"/>
+      <w:pPr>
+        <w:tabs>
+          <w:tab w:val="num" w:pos="5760"/>
+        </w:tabs>
+        <w:ind w:left="5760" w:hanging="360"/>
+      </w:pPr>
+      <w:rPr>
+        <w:rFonts w:ascii="Wingdings" w:hAnsi="Wingdings" w:hint="default"/>
+        <w:sz w:val="20"/>
+      </w:rPr>
+    </w:lvl>
+    <w:lvl w:ilvl="8" w:tentative="1">
+      <w:start w:val="1"/>
+      <w:numFmt w:val="bullet"/>
+      <w:lvlText w:val=""/>
+      <w:lvlJc w:val="left"/>
+      <w:pPr>
+        <w:tabs>
+          <w:tab w:val="num" w:pos="6480"/>
+        </w:tabs>
+        <w:ind w:left="6480" w:hanging="360"/>
+      </w:pPr>
+      <w:rPr>
+        <w:rFonts w:ascii="Wingdings" w:hAnsi="Wingdings" w:hint="default"/>
+        <w:sz w:val="20"/>
+      </w:rPr>
+    </w:lvl>
+  </w:abstractNum>
+  <w:abstractNum w:abstractNumId="11" w15:restartNumberingAfterBreak="0">
+    <w:nsid w:val="667614A9"/>
+    <w:multiLevelType w:val="multilevel"/>
+    <w:tmpl w:val="A1AE146C"/>
+    <w:lvl w:ilvl="0">
+      <w:start w:val="1"/>
+      <w:numFmt w:val="bullet"/>
+      <w:lvlText w:val=""/>
+      <w:lvlJc w:val="left"/>
+      <w:pPr>
+        <w:tabs>
+          <w:tab w:val="num" w:pos="720"/>
+        </w:tabs>
+        <w:ind w:left="720" w:hanging="360"/>
+      </w:pPr>
+      <w:rPr>
+        <w:rFonts w:ascii="Symbol" w:hAnsi="Symbol" w:hint="default"/>
+        <w:sz w:val="20"/>
+      </w:rPr>
+    </w:lvl>
+    <w:lvl w:ilvl="1" w:tentative="1">
+      <w:start w:val="1"/>
+      <w:numFmt w:val="bullet"/>
+      <w:lvlText w:val="o"/>
+      <w:lvlJc w:val="left"/>
+      <w:pPr>
+        <w:tabs>
+          <w:tab w:val="num" w:pos="1440"/>
+        </w:tabs>
+        <w:ind w:left="1440" w:hanging="360"/>
+      </w:pPr>
+      <w:rPr>
+        <w:rFonts w:ascii="Courier New" w:hAnsi="Courier New" w:hint="default"/>
+        <w:sz w:val="20"/>
+      </w:rPr>
+    </w:lvl>
+    <w:lvl w:ilvl="2" w:tentative="1">
+      <w:start w:val="1"/>
+      <w:numFmt w:val="bullet"/>
+      <w:lvlText w:val=""/>
+      <w:lvlJc w:val="left"/>
+      <w:pPr>
+        <w:tabs>
+          <w:tab w:val="num" w:pos="2160"/>
+        </w:tabs>
+        <w:ind w:left="2160" w:hanging="360"/>
+      </w:pPr>
+      <w:rPr>
+        <w:rFonts w:ascii="Wingdings" w:hAnsi="Wingdings" w:hint="default"/>
+        <w:sz w:val="20"/>
+      </w:rPr>
+    </w:lvl>
+    <w:lvl w:ilvl="3" w:tentative="1">
+      <w:start w:val="1"/>
+      <w:numFmt w:val="bullet"/>
+      <w:lvlText w:val=""/>
+      <w:lvlJc w:val="left"/>
+      <w:pPr>
+        <w:tabs>
+          <w:tab w:val="num" w:pos="2880"/>
+        </w:tabs>
+        <w:ind w:left="2880" w:hanging="360"/>
+      </w:pPr>
+      <w:rPr>
+        <w:rFonts w:ascii="Wingdings" w:hAnsi="Wingdings" w:hint="default"/>
+        <w:sz w:val="20"/>
+      </w:rPr>
+    </w:lvl>
+    <w:lvl w:ilvl="4" w:tentative="1">
+      <w:start w:val="1"/>
+      <w:numFmt w:val="bullet"/>
+      <w:lvlText w:val=""/>
+      <w:lvlJc w:val="left"/>
+      <w:pPr>
+        <w:tabs>
+          <w:tab w:val="num" w:pos="3600"/>
+        </w:tabs>
+        <w:ind w:left="3600" w:hanging="360"/>
+      </w:pPr>
+      <w:rPr>
+        <w:rFonts w:ascii="Wingdings" w:hAnsi="Wingdings" w:hint="default"/>
+        <w:sz w:val="20"/>
+      </w:rPr>
+    </w:lvl>
+    <w:lvl w:ilvl="5" w:tentative="1">
+      <w:start w:val="1"/>
+      <w:numFmt w:val="bullet"/>
+      <w:lvlText w:val=""/>
+      <w:lvlJc w:val="left"/>
+      <w:pPr>
+        <w:tabs>
+          <w:tab w:val="num" w:pos="4320"/>
+        </w:tabs>
+        <w:ind w:left="4320" w:hanging="360"/>
+      </w:pPr>
+      <w:rPr>
+        <w:rFonts w:ascii="Wingdings" w:hAnsi="Wingdings" w:hint="default"/>
+        <w:sz w:val="20"/>
+      </w:rPr>
+    </w:lvl>
+    <w:lvl w:ilvl="6" w:tentative="1">
+      <w:start w:val="1"/>
+      <w:numFmt w:val="bullet"/>
+      <w:lvlText w:val=""/>
+      <w:lvlJc w:val="left"/>
+      <w:pPr>
+        <w:tabs>
+          <w:tab w:val="num" w:pos="5040"/>
+        </w:tabs>
+        <w:ind w:left="5040" w:hanging="360"/>
+      </w:pPr>
+      <w:rPr>
+        <w:rFonts w:ascii="Wingdings" w:hAnsi="Wingdings" w:hint="default"/>
+        <w:sz w:val="20"/>
+      </w:rPr>
+    </w:lvl>
+    <w:lvl w:ilvl="7" w:tentative="1">
+      <w:start w:val="1"/>
+      <w:numFmt w:val="bullet"/>
+      <w:lvlText w:val=""/>
+      <w:lvlJc w:val="left"/>
+      <w:pPr>
+        <w:tabs>
+          <w:tab w:val="num" w:pos="5760"/>
+        </w:tabs>
+        <w:ind w:left="5760" w:hanging="360"/>
+      </w:pPr>
+      <w:rPr>
+        <w:rFonts w:ascii="Wingdings" w:hAnsi="Wingdings" w:hint="default"/>
+        <w:sz w:val="20"/>
+      </w:rPr>
+    </w:lvl>
+    <w:lvl w:ilvl="8" w:tentative="1">
+      <w:start w:val="1"/>
+      <w:numFmt w:val="bullet"/>
+      <w:lvlText w:val=""/>
+      <w:lvlJc w:val="left"/>
+      <w:pPr>
+        <w:tabs>
+          <w:tab w:val="num" w:pos="6480"/>
+        </w:tabs>
+        <w:ind w:left="6480" w:hanging="360"/>
+      </w:pPr>
+      <w:rPr>
+        <w:rFonts w:ascii="Wingdings" w:hAnsi="Wingdings" w:hint="default"/>
+        <w:sz w:val="20"/>
+      </w:rPr>
+    </w:lvl>
+  </w:abstractNum>
+  <w:abstractNum w:abstractNumId="12" w15:restartNumberingAfterBreak="0">
+    <w:nsid w:val="66EA71AB"/>
+    <w:multiLevelType w:val="multilevel"/>
+    <w:tmpl w:val="E72E53AE"/>
+    <w:lvl w:ilvl="0">
+      <w:start w:val="1"/>
+      <w:numFmt w:val="decimal"/>
+      <w:lvlText w:val="%1."/>
+      <w:lvlJc w:val="left"/>
+      <w:pPr>
+        <w:tabs>
+          <w:tab w:val="num" w:pos="720"/>
+        </w:tabs>
+        <w:ind w:left="720" w:hanging="360"/>
+      </w:pPr>
+    </w:lvl>
+    <w:lvl w:ilvl="1">
+      <w:start w:val="1"/>
+      <w:numFmt w:val="bullet"/>
+      <w:lvlText w:val="o"/>
+      <w:lvlJc w:val="left"/>
+      <w:pPr>
+        <w:tabs>
+          <w:tab w:val="num" w:pos="1440"/>
+        </w:tabs>
+        <w:ind w:left="1440" w:hanging="360"/>
+      </w:pPr>
+      <w:rPr>
+        <w:rFonts w:ascii="Courier New" w:hAnsi="Courier New" w:hint="default"/>
+        <w:sz w:val="20"/>
+      </w:rPr>
+    </w:lvl>
+    <w:lvl w:ilvl="2" w:tentative="1">
+      <w:start w:val="1"/>
+      <w:numFmt w:val="decimal"/>
+      <w:lvlText w:val="%3."/>
+      <w:lvlJc w:val="left"/>
+      <w:pPr>
+        <w:tabs>
+          <w:tab w:val="num" w:pos="2160"/>
+        </w:tabs>
+        <w:ind w:left="2160" w:hanging="360"/>
+      </w:pPr>
+    </w:lvl>
+    <w:lvl w:ilvl="3" w:tentative="1">
+      <w:start w:val="1"/>
+      <w:numFmt w:val="decimal"/>
+      <w:lvlText w:val="%4."/>
+      <w:lvlJc w:val="left"/>
+      <w:pPr>
+        <w:tabs>
+          <w:tab w:val="num" w:pos="2880"/>
+        </w:tabs>
+        <w:ind w:left="2880" w:hanging="360"/>
+      </w:pPr>
+    </w:lvl>
+    <w:lvl w:ilvl="4" w:tentative="1">
+      <w:start w:val="1"/>
+      <w:numFmt w:val="decimal"/>
+      <w:lvlText w:val="%5."/>
+      <w:lvlJc w:val="left"/>
+      <w:pPr>
+        <w:tabs>
+          <w:tab w:val="num" w:pos="3600"/>
+        </w:tabs>
+        <w:ind w:left="3600" w:hanging="360"/>
+      </w:pPr>
+    </w:lvl>
+    <w:lvl w:ilvl="5" w:tentative="1">
+      <w:start w:val="1"/>
+      <w:numFmt w:val="decimal"/>
+      <w:lvlText w:val="%6."/>
+      <w:lvlJc w:val="left"/>
+      <w:pPr>
+        <w:tabs>
+          <w:tab w:val="num" w:pos="4320"/>
+        </w:tabs>
+        <w:ind w:left="4320" w:hanging="360"/>
+      </w:pPr>
+    </w:lvl>
+    <w:lvl w:ilvl="6" w:tentative="1">
+      <w:start w:val="1"/>
+      <w:numFmt w:val="decimal"/>
+      <w:lvlText w:val="%7."/>
+      <w:lvlJc w:val="left"/>
+      <w:pPr>
+        <w:tabs>
+          <w:tab w:val="num" w:pos="5040"/>
+        </w:tabs>
+        <w:ind w:left="5040" w:hanging="360"/>
+      </w:pPr>
+    </w:lvl>
+    <w:lvl w:ilvl="7" w:tentative="1">
+      <w:start w:val="1"/>
+      <w:numFmt w:val="decimal"/>
+      <w:lvlText w:val="%8."/>
+      <w:lvlJc w:val="left"/>
+      <w:pPr>
+        <w:tabs>
+          <w:tab w:val="num" w:pos="5760"/>
+        </w:tabs>
+        <w:ind w:left="5760" w:hanging="360"/>
+      </w:pPr>
+    </w:lvl>
+    <w:lvl w:ilvl="8" w:tentative="1">
+      <w:start w:val="1"/>
+      <w:numFmt w:val="decimal"/>
+      <w:lvlText w:val="%9."/>
+      <w:lvlJc w:val="left"/>
+      <w:pPr>
+        <w:tabs>
+          <w:tab w:val="num" w:pos="6480"/>
+        </w:tabs>
+        <w:ind w:left="6480" w:hanging="360"/>
+      </w:pPr>
+    </w:lvl>
+  </w:abstractNum>
+  <w:abstractNum w:abstractNumId="13" w15:restartNumberingAfterBreak="0">
+    <w:nsid w:val="7D601E1C"/>
+    <w:multiLevelType w:val="hybridMultilevel"/>
+    <w:tmpl w:val="B4E421F4"/>
+    <w:lvl w:ilvl="0" w:tplc="040E0001">
+      <w:start w:val="1"/>
+      <w:numFmt w:val="bullet"/>
+      <w:lvlText w:val=""/>
+      <w:lvlJc w:val="left"/>
+      <w:pPr>
+        <w:ind w:left="720" w:hanging="360"/>
+      </w:pPr>
+      <w:rPr>
+        <w:rFonts w:ascii="Symbol" w:hAnsi="Symbol" w:hint="default"/>
+      </w:rPr>
+    </w:lvl>
+    <w:lvl w:ilvl="1" w:tplc="040E0003" w:tentative="1">
+      <w:start w:val="1"/>
+      <w:numFmt w:val="bullet"/>
+      <w:lvlText w:val="o"/>
+      <w:lvlJc w:val="left"/>
+      <w:pPr>
+        <w:ind w:left="1440" w:hanging="360"/>
+      </w:pPr>
+      <w:rPr>
+        <w:rFonts w:ascii="Courier New" w:hAnsi="Courier New" w:cs="Courier New" w:hint="default"/>
+      </w:rPr>
+    </w:lvl>
+    <w:lvl w:ilvl="2" w:tplc="040E0005" w:tentative="1">
+      <w:start w:val="1"/>
+      <w:numFmt w:val="bullet"/>
+      <w:lvlText w:val=""/>
+      <w:lvlJc w:val="left"/>
+      <w:pPr>
+        <w:ind w:left="2160" w:hanging="360"/>
+      </w:pPr>
+      <w:rPr>
+        <w:rFonts w:ascii="Wingdings" w:hAnsi="Wingdings" w:hint="default"/>
+      </w:rPr>
+    </w:lvl>
+    <w:lvl w:ilvl="3" w:tplc="040E0001" w:tentative="1">
+      <w:start w:val="1"/>
+      <w:numFmt w:val="bullet"/>
+      <w:lvlText w:val=""/>
+      <w:lvlJc w:val="left"/>
+      <w:pPr>
+        <w:ind w:left="2880" w:hanging="360"/>
+      </w:pPr>
+      <w:rPr>
+        <w:rFonts w:ascii="Symbol" w:hAnsi="Symbol" w:hint="default"/>
+      </w:rPr>
+    </w:lvl>
+    <w:lvl w:ilvl="4" w:tplc="040E0003" w:tentative="1">
+      <w:start w:val="1"/>
+      <w:numFmt w:val="bullet"/>
+      <w:lvlText w:val="o"/>
+      <w:lvlJc w:val="left"/>
+      <w:pPr>
+        <w:ind w:left="3600" w:hanging="360"/>
+      </w:pPr>
+      <w:rPr>
+        <w:rFonts w:ascii="Courier New" w:hAnsi="Courier New" w:cs="Courier New" w:hint="default"/>
+      </w:rPr>
+    </w:lvl>
+    <w:lvl w:ilvl="5" w:tplc="040E0005" w:tentative="1">
+      <w:start w:val="1"/>
+      <w:numFmt w:val="bullet"/>
+      <w:lvlText w:val=""/>
+      <w:lvlJc w:val="left"/>
+      <w:pPr>
+        <w:ind w:left="4320" w:hanging="360"/>
+      </w:pPr>
+      <w:rPr>
+        <w:rFonts w:ascii="Wingdings" w:hAnsi="Wingdings" w:hint="default"/>
+      </w:rPr>
+    </w:lvl>
+    <w:lvl w:ilvl="6" w:tplc="040E0001" w:tentative="1">
+      <w:start w:val="1"/>
+      <w:numFmt w:val="bullet"/>
+      <w:lvlText w:val=""/>
+      <w:lvlJc w:val="left"/>
+      <w:pPr>
+        <w:ind w:left="5040" w:hanging="360"/>
+      </w:pPr>
+      <w:rPr>
+        <w:rFonts w:ascii="Symbol" w:hAnsi="Symbol" w:hint="default"/>
+      </w:rPr>
+    </w:lvl>
+    <w:lvl w:ilvl="7" w:tplc="040E0003" w:tentative="1">
+      <w:start w:val="1"/>
+      <w:numFmt w:val="bullet"/>
+      <w:lvlText w:val="o"/>
+      <w:lvlJc w:val="left"/>
+      <w:pPr>
+        <w:ind w:left="5760" w:hanging="360"/>
+      </w:pPr>
+      <w:rPr>
+        <w:rFonts w:ascii="Courier New" w:hAnsi="Courier New" w:cs="Courier New" w:hint="default"/>
+      </w:rPr>
+    </w:lvl>
+    <w:lvl w:ilvl="8" w:tplc="040E0005" w:tentative="1">
+      <w:start w:val="1"/>
+      <w:numFmt w:val="bullet"/>
+      <w:lvlText w:val=""/>
+      <w:lvlJc w:val="left"/>
+      <w:pPr>
+        <w:ind w:left="6480" w:hanging="360"/>
+      </w:pPr>
+      <w:rPr>
+        <w:rFonts w:ascii="Wingdings" w:hAnsi="Wingdings" w:hint="default"/>
+      </w:rPr>
+    </w:lvl>
+  </w:abstractNum>
   <w:num w:numId="1" w16cid:durableId="881597456">
+    <w:abstractNumId w:val="1"/>
+  </w:num>
+  <w:num w:numId="2" w16cid:durableId="2082019627">
+    <w:abstractNumId w:val="8"/>
+  </w:num>
+  <w:num w:numId="3" w16cid:durableId="521287641">
+    <w:abstractNumId w:val="9"/>
+  </w:num>
+  <w:num w:numId="4" w16cid:durableId="562981302">
+    <w:abstractNumId w:val="3"/>
+  </w:num>
+  <w:num w:numId="5" w16cid:durableId="744693660">
+    <w:abstractNumId w:val="2"/>
+  </w:num>
+  <w:num w:numId="6" w16cid:durableId="1134060336">
+    <w:abstractNumId w:val="10"/>
+  </w:num>
+  <w:num w:numId="7" w16cid:durableId="1143036288">
+    <w:abstractNumId w:val="5"/>
+  </w:num>
+  <w:num w:numId="8" w16cid:durableId="750931652">
+    <w:abstractNumId w:val="7"/>
+  </w:num>
+  <w:num w:numId="9" w16cid:durableId="1697340926">
+    <w:abstractNumId w:val="12"/>
+  </w:num>
+  <w:num w:numId="10" w16cid:durableId="1377046261">
+    <w:abstractNumId w:val="13"/>
+  </w:num>
+  <w:num w:numId="11" w16cid:durableId="743457404">
+    <w:abstractNumId w:val="6"/>
+  </w:num>
+  <w:num w:numId="12" w16cid:durableId="115999341">
     <w:abstractNumId w:val="0"/>
   </w:num>
-  <w:num w:numId="2" w16cid:durableId="2082019627">
-    <w:abstractNumId w:val="1"/>
+  <w:num w:numId="13" w16cid:durableId="267931442">
+    <w:abstractNumId w:val="4"/>
+  </w:num>
+  <w:num w:numId="14" w16cid:durableId="1749419534">
+    <w:abstractNumId w:val="11"/>
   </w:num>
 </w:numbering>
 </file>
@@ -2411,6 +7222,29 @@
       <w14:ligatures w14:val="none"/>
     </w:rPr>
   </w:style>
+  <w:style w:type="paragraph" w:styleId="Cmsor4">
+    <w:name w:val="heading 4"/>
+    <w:basedOn w:val="Norml"/>
+    <w:next w:val="Norml"/>
+    <w:link w:val="Cmsor4Char"/>
+    <w:uiPriority w:val="9"/>
+    <w:semiHidden/>
+    <w:unhideWhenUsed/>
+    <w:qFormat/>
+    <w:rsid w:val="00B238B8"/>
+    <w:pPr>
+      <w:keepNext/>
+      <w:keepLines/>
+      <w:spacing w:before="40" w:after="0"/>
+      <w:outlineLvl w:val="3"/>
+    </w:pPr>
+    <w:rPr>
+      <w:rFonts w:asciiTheme="majorHAnsi" w:eastAsiaTheme="majorEastAsia" w:hAnsiTheme="majorHAnsi" w:cstheme="majorBidi"/>
+      <w:i/>
+      <w:iCs/>
+      <w:color w:val="2F5496" w:themeColor="accent1" w:themeShade="BF"/>
+    </w:rPr>
+  </w:style>
   <w:style w:type="character" w:default="1" w:styleId="Bekezdsalapbettpusa">
     <w:name w:val="Default Paragraph Font"/>
     <w:uiPriority w:val="1"/>
@@ -2513,6 +7347,20 @@
       <w:rFonts w:ascii="Courier New" w:eastAsia="Times New Roman" w:hAnsi="Courier New" w:cs="Courier New"/>
       <w:sz w:val="20"/>
       <w:szCs w:val="20"/>
+    </w:rPr>
+  </w:style>
+  <w:style w:type="character" w:customStyle="1" w:styleId="Cmsor4Char">
+    <w:name w:val="Címsor 4 Char"/>
+    <w:basedOn w:val="Bekezdsalapbettpusa"/>
+    <w:link w:val="Cmsor4"/>
+    <w:uiPriority w:val="9"/>
+    <w:semiHidden/>
+    <w:rsid w:val="00B238B8"/>
+    <w:rPr>
+      <w:rFonts w:asciiTheme="majorHAnsi" w:eastAsiaTheme="majorEastAsia" w:hAnsiTheme="majorHAnsi" w:cstheme="majorBidi"/>
+      <w:i/>
+      <w:iCs/>
+      <w:color w:val="2F5496" w:themeColor="accent1" w:themeShade="BF"/>
     </w:rPr>
   </w:style>
 </w:styles>
